--- a/QjiDSP操作マニュアル_v1_4_0.docx
+++ b/QjiDSP操作マニュアル_v1_4_0.docx
@@ -19,7 +19,43 @@
           <w:sz w:val="32"/>
           <w:szCs w:val="32"/>
         </w:rPr>
-        <w:t>QjiDSP操作マニュアル_v1.1.0</w:t>
+        <w:t>QjiDSP</w:t>
+      </w:r>
+      <w:r>
+        <w:rPr>
+          <w:b/>
+          <w:bCs/>
+          <w:sz w:val="32"/>
+          <w:szCs w:val="32"/>
+        </w:rPr>
+        <w:t>操作マニュアル</w:t>
+      </w:r>
+      <w:r>
+        <w:rPr>
+          <w:b/>
+          <w:bCs/>
+          <w:sz w:val="32"/>
+          <w:szCs w:val="32"/>
+        </w:rPr>
+        <w:t>_v1.</w:t>
+      </w:r>
+      <w:r>
+        <w:rPr>
+          <w:b/>
+          <w:bCs/>
+          <w:sz w:val="32"/>
+          <w:szCs w:val="32"/>
+        </w:rPr>
+        <w:t>4</w:t>
+      </w:r>
+      <w:r>
+        <w:rPr>
+          <w:b/>
+          <w:bCs/>
+          <w:sz w:val="32"/>
+          <w:szCs w:val="32"/>
+        </w:rPr>
+        <w:t>.0</w:t>
       </w:r>
     </w:p>
     <w:p>
@@ -67,344 +103,532 @@
       </w:pPr>
       <w:r>
         <w:rPr/>
-        <w:t xml:space="preserve">● QjiDSP とは</w:t>
-      </w:r>
-    </w:p>
-    <w:p>
-      <w:pPr>
-        <w:pStyle w:val="normal1"/>
-        <w:rPr/>
-      </w:pPr>
-      <w:r>
-        <w:rPr/>
-        <w:t xml:space="preserve">● Qji から QjiDSP へ</w:t>
-      </w:r>
-    </w:p>
-    <w:p>
-      <w:pPr>
-        <w:pStyle w:val="normal1"/>
-        <w:rPr/>
-      </w:pPr>
-      <w:r>
-        <w:rPr/>
-        <w:t xml:space="preserve">● QjiDSP が目指すもの</w:t>
-      </w:r>
-    </w:p>
-    <w:p>
-      <w:pPr>
-        <w:pStyle w:val="normal1"/>
-        <w:rPr/>
-      </w:pPr>
-      <w:r>
-        <w:rPr/>
-        <w:t xml:space="preserve">● 「音を良くする」のではなく「音楽のある空間すなわち音場を育てる」</w:t>
-      </w:r>
-    </w:p>
-    <w:p>
-      <w:pPr>
-        <w:pStyle w:val="normal1"/>
-        <w:rPr/>
-      </w:pPr>
-      <w:r>
-        <w:rPr/>
-        <w:t xml:space="preserve">● QjiDSP と CamillaDSP</w:t>
-      </w:r>
-    </w:p>
-    <w:p>
-      <w:pPr>
-        <w:pStyle w:val="normal1"/>
-        <w:rPr/>
-      </w:pPr>
-      <w:r>
-        <w:rPr/>
-        <w:t xml:space="preserve">● このマニュアルの読み方</w:t>
-      </w:r>
-    </w:p>
-    <w:p>
-      <w:pPr>
-        <w:pStyle w:val="normal1"/>
-        <w:rPr/>
-      </w:pPr>
-      <w:r>
-        <w:rPr/>
-      </w:r>
-    </w:p>
-    <w:p>
-      <w:pPr>
-        <w:pStyle w:val="normal1"/>
-        <w:rPr/>
-      </w:pPr>
-      <w:r>
-        <w:rPr/>
-        <w:t xml:space="preserve">PART I　QjiDSP を始める</w:t>
-      </w:r>
-    </w:p>
-    <w:p>
-      <w:pPr>
-        <w:pStyle w:val="normal1"/>
-        <w:rPr/>
-      </w:pPr>
-      <w:r>
-        <w:rPr/>
-        <w:t xml:space="preserve">1．QjiDSP とは何か</w:t>
-      </w:r>
-    </w:p>
-    <w:p>
-      <w:pPr>
-        <w:pStyle w:val="normal1"/>
-        <w:rPr/>
-      </w:pPr>
-      <w:r>
-        <w:rPr/>
-        <w:t>2．使用環境</w:t>
-      </w:r>
-    </w:p>
-    <w:p>
-      <w:pPr>
-        <w:pStyle w:val="normal1"/>
-        <w:rPr/>
-      </w:pPr>
-      <w:r>
-        <w:rPr/>
-        <w:t>3．インストール</w:t>
-      </w:r>
-    </w:p>
-    <w:p>
-      <w:pPr>
-        <w:pStyle w:val="normal1"/>
-        <w:rPr/>
-      </w:pPr>
-      <w:r>
-        <w:rPr/>
-        <w:t xml:space="preserve">3.1 Qji 本体</w:t>
-      </w:r>
-    </w:p>
-    <w:p>
-      <w:pPr>
-        <w:pStyle w:val="normal1"/>
-        <w:rPr/>
-      </w:pPr>
-      <w:r>
-        <w:rPr/>
-        <w:t xml:space="preserve">3.2 QjiDSP の取得</w:t>
-      </w:r>
-    </w:p>
-    <w:p>
-      <w:pPr>
-        <w:pStyle w:val="normal1"/>
-        <w:rPr/>
-      </w:pPr>
-      <w:r>
-        <w:rPr/>
-        <w:t xml:space="preserve">3.3 インストーラーの実行</w:t>
-      </w:r>
-    </w:p>
-    <w:p>
-      <w:pPr>
-        <w:pStyle w:val="normal1"/>
-        <w:rPr/>
-      </w:pPr>
-      <w:r>
-        <w:rPr/>
-      </w:r>
-    </w:p>
-    <w:p>
-      <w:pPr>
-        <w:pStyle w:val="normal1"/>
-        <w:rPr/>
-      </w:pPr>
-      <w:r>
-        <w:rPr/>
-        <w:t xml:space="preserve">PART II　QjiDSP を起動する</w:t>
-      </w:r>
-    </w:p>
-    <w:p>
-      <w:pPr>
-        <w:pStyle w:val="normal1"/>
-        <w:rPr/>
-      </w:pPr>
-      <w:r>
-        <w:rPr/>
-        <w:t>4．起動</w:t>
-      </w:r>
-    </w:p>
-    <w:p>
-      <w:pPr>
-        <w:pStyle w:val="normal1"/>
-        <w:rPr/>
-      </w:pPr>
-      <w:r>
-        <w:rPr/>
-        <w:t xml:space="preserve">4.1 デスクトップから起動（一般的）</w:t>
-      </w:r>
-    </w:p>
-    <w:p>
-      <w:pPr>
-        <w:pStyle w:val="normal1"/>
-        <w:rPr/>
-      </w:pPr>
-      <w:r>
-        <w:rPr/>
-        <w:t xml:space="preserve">4.2 ターミナルから起動（Linux 専門的）</w:t>
-      </w:r>
-    </w:p>
-    <w:p>
-      <w:pPr>
-        <w:pStyle w:val="normal1"/>
-        <w:rPr/>
-      </w:pPr>
-      <w:r>
-        <w:rPr/>
-        <w:t xml:space="preserve">4.3 起動時の出力デバイス選択</w:t>
-      </w:r>
-    </w:p>
-    <w:p>
-      <w:pPr>
-        <w:pStyle w:val="normal1"/>
-        <w:rPr/>
-      </w:pPr>
-      <w:r>
-        <w:rPr/>
-        <w:t>5．最初の一曲</w:t>
-      </w:r>
-    </w:p>
-    <w:p>
-      <w:pPr>
-        <w:pStyle w:val="normal1"/>
-        <w:rPr/>
-      </w:pPr>
-      <w:r>
-        <w:rPr/>
-      </w:r>
-    </w:p>
-    <w:p>
-      <w:pPr>
-        <w:pStyle w:val="normal1"/>
-        <w:rPr/>
-      </w:pPr>
-      <w:r>
-        <w:rPr/>
-        <w:t>PART III　音楽を選ぶ</w:t>
-      </w:r>
-    </w:p>
-    <w:p>
-      <w:pPr>
-        <w:pStyle w:val="normal1"/>
-        <w:rPr/>
-      </w:pPr>
-      <w:r>
-        <w:rPr/>
-        <w:t>6．メインメニュー</w:t>
-      </w:r>
-    </w:p>
-    <w:p>
-      <w:pPr>
-        <w:pStyle w:val="normal1"/>
-        <w:rPr/>
-      </w:pPr>
-      <w:r>
-        <w:rPr/>
-        <w:t>7．音楽の選び方</w:t>
-      </w:r>
-    </w:p>
-    <w:p>
-      <w:pPr>
-        <w:pStyle w:val="normal1"/>
-        <w:rPr/>
-      </w:pPr>
-      <w:r>
-        <w:rPr/>
-        <w:t xml:space="preserve">7.1 ランダム再生</w:t>
-      </w:r>
-    </w:p>
-    <w:p>
-      <w:pPr>
-        <w:pStyle w:val="normal1"/>
-        <w:rPr/>
-      </w:pPr>
-      <w:r>
-        <w:rPr/>
-        <w:t xml:space="preserve">7.2 テンポから選ぶ</w:t>
-      </w:r>
-    </w:p>
-    <w:p>
-      <w:pPr>
-        <w:pStyle w:val="normal1"/>
-        <w:rPr/>
-      </w:pPr>
-      <w:r>
-        <w:rPr/>
-        <w:t xml:space="preserve">7.3 作曲家から選ぶ</w:t>
-      </w:r>
-    </w:p>
-    <w:p>
-      <w:pPr>
-        <w:pStyle w:val="normal1"/>
-        <w:rPr/>
-      </w:pPr>
-      <w:r>
-        <w:rPr/>
-        <w:t xml:space="preserve">7.4 演奏者から選ぶ</w:t>
-      </w:r>
-    </w:p>
-    <w:p>
-      <w:pPr>
-        <w:pStyle w:val="normal1"/>
-        <w:rPr/>
-      </w:pPr>
-      <w:r>
-        <w:rPr/>
-        <w:t xml:space="preserve">7.5 指揮者から選ぶ</w:t>
-      </w:r>
-    </w:p>
-    <w:p>
-      <w:pPr>
-        <w:pStyle w:val="normal1"/>
-        <w:rPr/>
-      </w:pPr>
-      <w:r>
-        <w:rPr/>
-        <w:t xml:space="preserve">7.6 ジャンルから選ぶ</w:t>
-      </w:r>
-    </w:p>
-    <w:p>
-      <w:pPr>
-        <w:pStyle w:val="normal1"/>
-        <w:rPr/>
-      </w:pPr>
-      <w:r>
-        <w:rPr/>
-        <w:t xml:space="preserve">7.7 Mood から選ぶ</w:t>
-      </w:r>
-    </w:p>
-    <w:p>
-      <w:pPr>
-        <w:pStyle w:val="normal1"/>
-        <w:rPr/>
-      </w:pPr>
-      <w:r>
-        <w:rPr/>
-        <w:t xml:space="preserve">7.8 キーワード検索</w:t>
-      </w:r>
-    </w:p>
-    <w:p>
-      <w:pPr>
-        <w:pStyle w:val="normal1"/>
-        <w:rPr/>
-      </w:pPr>
-      <w:r>
-        <w:rPr/>
-        <w:t xml:space="preserve">7.9 複合検索</w:t>
-      </w:r>
-    </w:p>
-    <w:p>
-      <w:pPr>
-        <w:pStyle w:val="normal1"/>
-        <w:rPr/>
-      </w:pPr>
-      <w:r>
-        <w:rPr/>
-        <w:t>8．ジャケットから選ぶ</w:t>
+        <w:t xml:space="preserve">● </w:t>
+      </w:r>
+      <w:r>
+        <w:rPr/>
+        <w:t xml:space="preserve">QjiDSP </w:t>
+      </w:r>
+      <w:r>
+        <w:rPr/>
+        <w:t>とは</w:t>
+      </w:r>
+    </w:p>
+    <w:p>
+      <w:pPr>
+        <w:pStyle w:val="normal1"/>
+        <w:rPr/>
+      </w:pPr>
+      <w:r>
+        <w:rPr/>
+        <w:t xml:space="preserve">● </w:t>
+      </w:r>
+      <w:r>
+        <w:rPr/>
+        <w:t xml:space="preserve">Qji </w:t>
+      </w:r>
+      <w:r>
+        <w:rPr/>
+        <w:t xml:space="preserve">から </w:t>
+      </w:r>
+      <w:r>
+        <w:rPr/>
+        <w:t xml:space="preserve">QjiDSP </w:t>
+      </w:r>
+      <w:r>
+        <w:rPr/>
+        <w:t>へ</w:t>
+      </w:r>
+    </w:p>
+    <w:p>
+      <w:pPr>
+        <w:pStyle w:val="normal1"/>
+        <w:rPr/>
+      </w:pPr>
+      <w:r>
+        <w:rPr/>
+        <w:t xml:space="preserve">● </w:t>
+      </w:r>
+      <w:r>
+        <w:rPr/>
+        <w:t xml:space="preserve">QjiDSP </w:t>
+      </w:r>
+      <w:r>
+        <w:rPr/>
+        <w:t>が目指すもの</w:t>
+      </w:r>
+    </w:p>
+    <w:p>
+      <w:pPr>
+        <w:pStyle w:val="normal1"/>
+        <w:rPr/>
+      </w:pPr>
+      <w:r>
+        <w:rPr/>
+        <w:t xml:space="preserve">● </w:t>
+      </w:r>
+      <w:r>
+        <w:rPr/>
+        <w:t>「音を良くする」のではなく「音楽のある空間すなわち音場を育てる」</w:t>
+      </w:r>
+    </w:p>
+    <w:p>
+      <w:pPr>
+        <w:pStyle w:val="normal1"/>
+        <w:rPr/>
+      </w:pPr>
+      <w:r>
+        <w:rPr/>
+        <w:t xml:space="preserve">● </w:t>
+      </w:r>
+      <w:r>
+        <w:rPr/>
+        <w:t xml:space="preserve">QjiDSP </w:t>
+      </w:r>
+      <w:r>
+        <w:rPr/>
+        <w:t xml:space="preserve">と </w:t>
+      </w:r>
+      <w:r>
+        <w:rPr/>
+        <w:t>CamillaDSP</w:t>
+      </w:r>
+    </w:p>
+    <w:p>
+      <w:pPr>
+        <w:pStyle w:val="normal1"/>
+        <w:rPr/>
+      </w:pPr>
+      <w:r>
+        <w:rPr/>
+        <w:t xml:space="preserve">● </w:t>
+      </w:r>
+      <w:r>
+        <w:rPr/>
+        <w:t>このマニュアルの読み方</w:t>
+      </w:r>
+    </w:p>
+    <w:p>
+      <w:pPr>
+        <w:pStyle w:val="normal1"/>
+        <w:rPr/>
+      </w:pPr>
+      <w:r>
+        <w:rPr/>
+      </w:r>
+    </w:p>
+    <w:p>
+      <w:pPr>
+        <w:pStyle w:val="normal1"/>
+        <w:rPr/>
+      </w:pPr>
+      <w:r>
+        <w:rPr/>
+        <w:t>PART I</w:t>
+      </w:r>
+      <w:r>
+        <w:rPr/>
+        <w:t>　</w:t>
+      </w:r>
+      <w:r>
+        <w:rPr/>
+        <w:t xml:space="preserve">QjiDSP </w:t>
+      </w:r>
+      <w:r>
+        <w:rPr/>
+        <w:t>を始める</w:t>
+      </w:r>
+    </w:p>
+    <w:p>
+      <w:pPr>
+        <w:pStyle w:val="normal1"/>
+        <w:rPr/>
+      </w:pPr>
+      <w:r>
+        <w:rPr/>
+        <w:t>1</w:t>
+      </w:r>
+      <w:r>
+        <w:rPr/>
+        <w:t>．</w:t>
+      </w:r>
+      <w:r>
+        <w:rPr/>
+        <w:t xml:space="preserve">QjiDSP </w:t>
+      </w:r>
+      <w:r>
+        <w:rPr/>
+        <w:t>とは何か</w:t>
+      </w:r>
+    </w:p>
+    <w:p>
+      <w:pPr>
+        <w:pStyle w:val="normal1"/>
+        <w:rPr/>
+      </w:pPr>
+      <w:r>
+        <w:rPr/>
+        <w:t>2</w:t>
+      </w:r>
+      <w:r>
+        <w:rPr/>
+        <w:t>．使用環境</w:t>
+      </w:r>
+    </w:p>
+    <w:p>
+      <w:pPr>
+        <w:pStyle w:val="normal1"/>
+        <w:rPr/>
+      </w:pPr>
+      <w:r>
+        <w:rPr/>
+        <w:t>3</w:t>
+      </w:r>
+      <w:r>
+        <w:rPr/>
+        <w:t>．インストール</w:t>
+      </w:r>
+    </w:p>
+    <w:p>
+      <w:pPr>
+        <w:pStyle w:val="normal1"/>
+        <w:rPr/>
+      </w:pPr>
+      <w:r>
+        <w:rPr/>
+        <w:t xml:space="preserve">3.1 Qji </w:t>
+      </w:r>
+      <w:r>
+        <w:rPr/>
+        <w:t>本体</w:t>
+      </w:r>
+    </w:p>
+    <w:p>
+      <w:pPr>
+        <w:pStyle w:val="normal1"/>
+        <w:rPr/>
+      </w:pPr>
+      <w:r>
+        <w:rPr/>
+        <w:t xml:space="preserve">3.2 QjiDSP </w:t>
+      </w:r>
+      <w:r>
+        <w:rPr/>
+        <w:t>の取得</w:t>
+      </w:r>
+    </w:p>
+    <w:p>
+      <w:pPr>
+        <w:pStyle w:val="normal1"/>
+        <w:rPr/>
+      </w:pPr>
+      <w:r>
+        <w:rPr/>
+        <w:t xml:space="preserve">3.3 </w:t>
+      </w:r>
+      <w:r>
+        <w:rPr/>
+        <w:t>インストーラーの実行</w:t>
+      </w:r>
+    </w:p>
+    <w:p>
+      <w:pPr>
+        <w:pStyle w:val="normal1"/>
+        <w:rPr/>
+      </w:pPr>
+      <w:r>
+        <w:rPr/>
+      </w:r>
+    </w:p>
+    <w:p>
+      <w:pPr>
+        <w:pStyle w:val="normal1"/>
+        <w:rPr/>
+      </w:pPr>
+      <w:r>
+        <w:rPr/>
+        <w:t>PART II</w:t>
+      </w:r>
+      <w:r>
+        <w:rPr/>
+        <w:t>　</w:t>
+      </w:r>
+      <w:r>
+        <w:rPr/>
+        <w:t xml:space="preserve">QjiDSP </w:t>
+      </w:r>
+      <w:r>
+        <w:rPr/>
+        <w:t>を起動する</w:t>
+      </w:r>
+    </w:p>
+    <w:p>
+      <w:pPr>
+        <w:pStyle w:val="normal1"/>
+        <w:rPr/>
+      </w:pPr>
+      <w:r>
+        <w:rPr/>
+        <w:t>4</w:t>
+      </w:r>
+      <w:r>
+        <w:rPr/>
+        <w:t>．起動</w:t>
+      </w:r>
+    </w:p>
+    <w:p>
+      <w:pPr>
+        <w:pStyle w:val="normal1"/>
+        <w:rPr/>
+      </w:pPr>
+      <w:r>
+        <w:rPr/>
+        <w:t xml:space="preserve">4.1 </w:t>
+      </w:r>
+      <w:r>
+        <w:rPr/>
+        <w:t>デスクトップから起動（一般的）</w:t>
+      </w:r>
+    </w:p>
+    <w:p>
+      <w:pPr>
+        <w:pStyle w:val="normal1"/>
+        <w:rPr/>
+      </w:pPr>
+      <w:r>
+        <w:rPr/>
+        <w:t xml:space="preserve">4.2 </w:t>
+      </w:r>
+      <w:r>
+        <w:rPr/>
+        <w:t>ターミナルから起動（</w:t>
+      </w:r>
+      <w:r>
+        <w:rPr/>
+        <w:t xml:space="preserve">Linux </w:t>
+      </w:r>
+      <w:r>
+        <w:rPr/>
+        <w:t>専門的）</w:t>
+      </w:r>
+    </w:p>
+    <w:p>
+      <w:pPr>
+        <w:pStyle w:val="normal1"/>
+        <w:rPr/>
+      </w:pPr>
+      <w:r>
+        <w:rPr/>
+        <w:t xml:space="preserve">4.3 </w:t>
+      </w:r>
+      <w:r>
+        <w:rPr/>
+        <w:t>起動時の出力デバイス選択</w:t>
+      </w:r>
+    </w:p>
+    <w:p>
+      <w:pPr>
+        <w:pStyle w:val="normal1"/>
+        <w:rPr/>
+      </w:pPr>
+      <w:r>
+        <w:rPr/>
+        <w:t>5</w:t>
+      </w:r>
+      <w:r>
+        <w:rPr/>
+        <w:t>．最初の一曲</w:t>
+      </w:r>
+    </w:p>
+    <w:p>
+      <w:pPr>
+        <w:pStyle w:val="normal1"/>
+        <w:rPr/>
+      </w:pPr>
+      <w:r>
+        <w:rPr/>
+      </w:r>
+    </w:p>
+    <w:p>
+      <w:pPr>
+        <w:pStyle w:val="normal1"/>
+        <w:rPr/>
+      </w:pPr>
+      <w:r>
+        <w:rPr/>
+        <w:t>PART III</w:t>
+      </w:r>
+      <w:r>
+        <w:rPr/>
+        <w:t>　音楽を選ぶ</w:t>
+      </w:r>
+    </w:p>
+    <w:p>
+      <w:pPr>
+        <w:pStyle w:val="normal1"/>
+        <w:rPr/>
+      </w:pPr>
+      <w:r>
+        <w:rPr/>
+        <w:t>6</w:t>
+      </w:r>
+      <w:r>
+        <w:rPr/>
+        <w:t>．メインメニュー</w:t>
+      </w:r>
+    </w:p>
+    <w:p>
+      <w:pPr>
+        <w:pStyle w:val="normal1"/>
+        <w:rPr/>
+      </w:pPr>
+      <w:r>
+        <w:rPr/>
+        <w:t>7</w:t>
+      </w:r>
+      <w:r>
+        <w:rPr/>
+        <w:t>．音楽の選び方</w:t>
+      </w:r>
+    </w:p>
+    <w:p>
+      <w:pPr>
+        <w:pStyle w:val="normal1"/>
+        <w:rPr/>
+      </w:pPr>
+      <w:r>
+        <w:rPr/>
+        <w:t xml:space="preserve">7.1 </w:t>
+      </w:r>
+      <w:r>
+        <w:rPr/>
+        <w:t>ランダム再生</w:t>
+      </w:r>
+    </w:p>
+    <w:p>
+      <w:pPr>
+        <w:pStyle w:val="normal1"/>
+        <w:rPr/>
+      </w:pPr>
+      <w:r>
+        <w:rPr/>
+        <w:t xml:space="preserve">7.2 </w:t>
+      </w:r>
+      <w:r>
+        <w:rPr/>
+        <w:t>テンポから選ぶ</w:t>
+      </w:r>
+    </w:p>
+    <w:p>
+      <w:pPr>
+        <w:pStyle w:val="normal1"/>
+        <w:rPr/>
+      </w:pPr>
+      <w:r>
+        <w:rPr/>
+        <w:t xml:space="preserve">7.3 </w:t>
+      </w:r>
+      <w:r>
+        <w:rPr/>
+        <w:t>作曲家から選ぶ</w:t>
+      </w:r>
+    </w:p>
+    <w:p>
+      <w:pPr>
+        <w:pStyle w:val="normal1"/>
+        <w:rPr/>
+      </w:pPr>
+      <w:r>
+        <w:rPr/>
+        <w:t xml:space="preserve">7.4 </w:t>
+      </w:r>
+      <w:r>
+        <w:rPr/>
+        <w:t>演奏者から選ぶ</w:t>
+      </w:r>
+    </w:p>
+    <w:p>
+      <w:pPr>
+        <w:pStyle w:val="normal1"/>
+        <w:rPr/>
+      </w:pPr>
+      <w:r>
+        <w:rPr/>
+        <w:t xml:space="preserve">7.5 </w:t>
+      </w:r>
+      <w:r>
+        <w:rPr/>
+        <w:t>指揮者から選ぶ</w:t>
+      </w:r>
+    </w:p>
+    <w:p>
+      <w:pPr>
+        <w:pStyle w:val="normal1"/>
+        <w:rPr/>
+      </w:pPr>
+      <w:r>
+        <w:rPr/>
+        <w:t xml:space="preserve">7.6 </w:t>
+      </w:r>
+      <w:r>
+        <w:rPr/>
+        <w:t>ジャンルから選ぶ</w:t>
+      </w:r>
+    </w:p>
+    <w:p>
+      <w:pPr>
+        <w:pStyle w:val="normal1"/>
+        <w:rPr/>
+      </w:pPr>
+      <w:r>
+        <w:rPr/>
+        <w:t xml:space="preserve">7.7 Mood </w:t>
+      </w:r>
+      <w:r>
+        <w:rPr/>
+        <w:t>から選ぶ</w:t>
+      </w:r>
+    </w:p>
+    <w:p>
+      <w:pPr>
+        <w:pStyle w:val="normal1"/>
+        <w:rPr/>
+      </w:pPr>
+      <w:r>
+        <w:rPr/>
+        <w:t xml:space="preserve">7.8 </w:t>
+      </w:r>
+      <w:r>
+        <w:rPr/>
+        <w:t>キーワード検索</w:t>
+      </w:r>
+    </w:p>
+    <w:p>
+      <w:pPr>
+        <w:pStyle w:val="normal1"/>
+        <w:rPr/>
+      </w:pPr>
+      <w:r>
+        <w:rPr/>
+        <w:t xml:space="preserve">7.9 </w:t>
+      </w:r>
+      <w:r>
+        <w:rPr/>
+        <w:t>複合検索</w:t>
+      </w:r>
+    </w:p>
+    <w:p>
+      <w:pPr>
+        <w:pStyle w:val="normal1"/>
+        <w:rPr/>
+      </w:pPr>
+      <w:r>
+        <w:rPr/>
+        <w:t>8</w:t>
+      </w:r>
+      <w:r>
+        <w:rPr/>
+        <w:t>．ジャケットから選ぶ</w:t>
       </w:r>
     </w:p>
     <w:p>
@@ -443,628 +667,988 @@
       </w:pPr>
       <w:r>
         <w:rPr/>
-        <w:t>PART IV　再生中の操作</w:t>
-      </w:r>
-    </w:p>
-    <w:p>
-      <w:pPr>
-        <w:pStyle w:val="normal1"/>
-        <w:rPr/>
-      </w:pPr>
-      <w:r>
-        <w:rPr/>
-        <w:t>9．再生中の基本操作</w:t>
-      </w:r>
-    </w:p>
-    <w:p>
-      <w:pPr>
-        <w:pStyle w:val="normal1"/>
-        <w:rPr/>
-      </w:pPr>
-      <w:r>
-        <w:rPr/>
-        <w:t>10．再生中の音量調整</w:t>
-      </w:r>
-    </w:p>
-    <w:p>
-      <w:pPr>
-        <w:pStyle w:val="normal1"/>
-        <w:rPr/>
-      </w:pPr>
-      <w:r>
-        <w:rPr/>
-        <w:t>11．入力ゲインプリセット</w:t>
-      </w:r>
-    </w:p>
-    <w:p>
-      <w:pPr>
-        <w:pStyle w:val="normal1"/>
-        <w:rPr/>
-      </w:pPr>
-      <w:r>
-        <w:rPr/>
-        <w:t>12．Auto De-Clip</w:t>
-      </w:r>
-    </w:p>
-    <w:p>
-      <w:pPr>
-        <w:pStyle w:val="normal1"/>
-        <w:rPr/>
-      </w:pPr>
-      <w:r>
-        <w:rPr/>
-      </w:r>
-    </w:p>
-    <w:p>
-      <w:pPr>
-        <w:pStyle w:val="normal1"/>
-        <w:rPr/>
-      </w:pPr>
-      <w:r>
-        <w:rPr/>
-        <w:t>PART V　音響設定</w:t>
-      </w:r>
-    </w:p>
-    <w:p>
-      <w:pPr>
-        <w:pStyle w:val="normal1"/>
-        <w:rPr/>
-      </w:pPr>
-      <w:r>
-        <w:rPr/>
-        <w:t>13．Audio Preset</w:t>
-      </w:r>
-    </w:p>
-    <w:p>
-      <w:pPr>
-        <w:pStyle w:val="normal1"/>
-        <w:rPr/>
-      </w:pPr>
-      <w:r>
-        <w:rPr/>
-        <w:t>14．Filter Preset</w:t>
-      </w:r>
-    </w:p>
-    <w:p>
-      <w:pPr>
-        <w:pStyle w:val="normal1"/>
-        <w:rPr/>
-      </w:pPr>
-      <w:r>
-        <w:rPr/>
-        <w:t>15．Bypass</w:t>
-      </w:r>
-    </w:p>
-    <w:p>
-      <w:pPr>
-        <w:pStyle w:val="normal1"/>
-        <w:rPr/>
-      </w:pPr>
-      <w:r>
-        <w:rPr/>
-        <w:t>16．Loudness Normalization</w:t>
-      </w:r>
-    </w:p>
-    <w:p>
-      <w:pPr>
-        <w:pStyle w:val="normal1"/>
-        <w:rPr/>
-      </w:pPr>
-      <w:r>
-        <w:rPr/>
-        <w:t>17．Tinnitus Reduction</w:t>
-      </w:r>
-    </w:p>
-    <w:p>
-      <w:pPr>
-        <w:pStyle w:val="normal1"/>
-        <w:rPr/>
-      </w:pPr>
-      <w:r>
-        <w:rPr/>
-        <w:t>18．Air Particle Layer</w:t>
-      </w:r>
-    </w:p>
-    <w:p>
-      <w:pPr>
-        <w:pStyle w:val="normal1"/>
-        <w:rPr/>
-      </w:pPr>
-      <w:r>
-        <w:rPr/>
-        <w:t>19．Musikverein Room Effects</w:t>
-      </w:r>
-    </w:p>
-    <w:p>
-      <w:pPr>
-        <w:pStyle w:val="normal1"/>
-        <w:rPr/>
-      </w:pPr>
-      <w:r>
-        <w:rPr/>
-        <w:t>20．Echo Mode</w:t>
-      </w:r>
-    </w:p>
-    <w:p>
-      <w:pPr>
-        <w:pStyle w:val="normal1"/>
-        <w:rPr/>
-      </w:pPr>
-      <w:r>
-        <w:rPr/>
-      </w:r>
-    </w:p>
-    <w:p>
-      <w:pPr>
-        <w:pStyle w:val="normal1"/>
-        <w:rPr/>
-      </w:pPr>
-      <w:r>
-        <w:rPr/>
-        <w:t>PART VI　再生を便利にする機能</w:t>
-      </w:r>
-    </w:p>
-    <w:p>
-      <w:pPr>
-        <w:pStyle w:val="normal1"/>
-        <w:rPr/>
-      </w:pPr>
-      <w:r>
-        <w:rPr/>
-        <w:t>21．Gapless Playback</w:t>
-      </w:r>
-    </w:p>
-    <w:p>
-      <w:pPr>
-        <w:pStyle w:val="normal1"/>
-        <w:rPr/>
-      </w:pPr>
-      <w:r>
-        <w:rPr/>
-        <w:t>22．Upsampling</w:t>
-      </w:r>
-    </w:p>
-    <w:p>
-      <w:pPr>
-        <w:pStyle w:val="normal1"/>
-        <w:rPr/>
-      </w:pPr>
-      <w:r>
-        <w:rPr/>
-        <w:t>23．Now Playing Mirror</w:t>
-      </w:r>
-    </w:p>
-    <w:p>
-      <w:pPr>
-        <w:pStyle w:val="normal1"/>
-        <w:rPr/>
-      </w:pPr>
-      <w:r>
-        <w:rPr/>
-        <w:t>24．ジャケット画像</w:t>
-      </w:r>
-    </w:p>
-    <w:p>
-      <w:pPr>
-        <w:pStyle w:val="normal1"/>
-        <w:rPr/>
-      </w:pPr>
-      <w:r>
-        <w:rPr/>
-        <w:t>25．楽曲情報</w:t>
-      </w:r>
-    </w:p>
-    <w:p>
-      <w:pPr>
-        <w:pStyle w:val="normal1"/>
-        <w:rPr/>
-      </w:pPr>
-      <w:r>
-        <w:rPr/>
-      </w:r>
-    </w:p>
-    <w:p>
-      <w:pPr>
-        <w:pStyle w:val="normal1"/>
-        <w:rPr/>
-      </w:pPr>
-      <w:r>
-        <w:rPr/>
-        <w:t>PART VII　プリセット</w:t>
-      </w:r>
-    </w:p>
-    <w:p>
-      <w:pPr>
-        <w:pStyle w:val="normal1"/>
-        <w:rPr/>
-      </w:pPr>
-      <w:r>
-        <w:rPr/>
-        <w:t>26．プリセットとは</w:t>
-      </w:r>
-    </w:p>
-    <w:p>
-      <w:pPr>
-        <w:pStyle w:val="normal1"/>
-        <w:rPr/>
-      </w:pPr>
-      <w:r>
-        <w:rPr/>
-        <w:t>27．プリセットを保存する</w:t>
-      </w:r>
-    </w:p>
-    <w:p>
-      <w:pPr>
-        <w:pStyle w:val="normal1"/>
-        <w:rPr/>
-      </w:pPr>
-      <w:r>
-        <w:rPr/>
-        <w:t>28．プリセットを呼び出す</w:t>
-      </w:r>
-    </w:p>
-    <w:p>
-      <w:pPr>
-        <w:pStyle w:val="normal1"/>
-        <w:rPr/>
-      </w:pPr>
-      <w:r>
-        <w:rPr/>
-        <w:t>29．プリセット一覧</w:t>
-      </w:r>
-    </w:p>
-    <w:p>
-      <w:pPr>
-        <w:pStyle w:val="normal1"/>
-        <w:rPr/>
-      </w:pPr>
-      <w:r>
-        <w:rPr/>
-        <w:t>30．プリセットを削除する</w:t>
-      </w:r>
-    </w:p>
-    <w:p>
-      <w:pPr>
-        <w:pStyle w:val="normal1"/>
-        <w:rPr/>
-      </w:pPr>
-      <w:r>
-        <w:rPr/>
-        <w:t>31．現在の設定を確認する</w:t>
-      </w:r>
-    </w:p>
-    <w:p>
-      <w:pPr>
-        <w:pStyle w:val="normal1"/>
-        <w:rPr/>
-      </w:pPr>
-      <w:r>
-        <w:rPr/>
-      </w:r>
-    </w:p>
-    <w:p>
-      <w:pPr>
-        <w:pStyle w:val="normal1"/>
-        <w:rPr/>
-      </w:pPr>
-      <w:r>
-        <w:rPr/>
-        <w:t>PART VIII　Sonia Intelligence</w:t>
-      </w:r>
-    </w:p>
-    <w:p>
-      <w:pPr>
-        <w:pStyle w:val="normal1"/>
-        <w:rPr/>
-      </w:pPr>
-      <w:r>
-        <w:rPr/>
-        <w:t xml:space="preserve">32．Sonia Intelligence とは</w:t>
-      </w:r>
-    </w:p>
-    <w:p>
-      <w:pPr>
-        <w:pStyle w:val="normal1"/>
-        <w:rPr/>
-      </w:pPr>
-      <w:r>
-        <w:rPr/>
-        <w:t>33．再生中のフィードバック</w:t>
-      </w:r>
-    </w:p>
-    <w:p>
-      <w:pPr>
-        <w:pStyle w:val="normal1"/>
-        <w:rPr/>
-      </w:pPr>
-      <w:r>
-        <w:rPr/>
-        <w:t>34．ホール選択</w:t>
-      </w:r>
-    </w:p>
-    <w:p>
-      <w:pPr>
-        <w:pStyle w:val="normal1"/>
-        <w:rPr/>
-      </w:pPr>
-      <w:r>
-        <w:rPr/>
-        <w:t>35．アルバムプリセット</w:t>
-      </w:r>
-    </w:p>
-    <w:p>
-      <w:pPr>
-        <w:pStyle w:val="normal1"/>
-        <w:rPr/>
-      </w:pPr>
-      <w:r>
-        <w:rPr/>
-      </w:r>
-    </w:p>
-    <w:p>
-      <w:pPr>
-        <w:pStyle w:val="normal1"/>
-        <w:rPr/>
-      </w:pPr>
-      <w:r>
-        <w:rPr/>
-        <w:t>PART IX　ストリーミング</w:t>
-      </w:r>
-    </w:p>
-    <w:p>
-      <w:pPr>
-        <w:pStyle w:val="normal1"/>
-        <w:rPr/>
-      </w:pPr>
-      <w:r>
-        <w:rPr/>
-        <w:t>36．Qobuz</w:t>
-      </w:r>
-    </w:p>
-    <w:p>
-      <w:pPr>
-        <w:pStyle w:val="normal1"/>
-        <w:rPr/>
-      </w:pPr>
-      <w:r>
-        <w:rPr/>
-        <w:t>37．SoundCloud</w:t>
-      </w:r>
-    </w:p>
-    <w:p>
-      <w:pPr>
-        <w:pStyle w:val="normal1"/>
-        <w:rPr/>
-      </w:pPr>
-      <w:r>
-        <w:rPr/>
-        <w:t>38．YouTube Music</w:t>
-      </w:r>
-    </w:p>
-    <w:p>
-      <w:pPr>
-        <w:pStyle w:val="normal1"/>
-        <w:rPr/>
-      </w:pPr>
-      <w:r>
-        <w:rPr/>
-        <w:t>39．インターネットラジオ</w:t>
-      </w:r>
-    </w:p>
-    <w:p>
-      <w:pPr>
-        <w:pStyle w:val="normal1"/>
-        <w:rPr/>
-      </w:pPr>
-      <w:r>
-        <w:rPr/>
-      </w:r>
-    </w:p>
-    <w:p>
-      <w:pPr>
-        <w:pStyle w:val="normal1"/>
-        <w:rPr/>
-      </w:pPr>
-      <w:r>
-        <w:rPr/>
-        <w:t>PART X　ネットワークプレーヤーとして使う</w:t>
-      </w:r>
-    </w:p>
-    <w:p>
-      <w:pPr>
-        <w:pStyle w:val="normal1"/>
-        <w:rPr/>
-      </w:pPr>
-      <w:r>
-        <w:rPr/>
-        <w:t>40．AirPlay Receiver</w:t>
-      </w:r>
-    </w:p>
-    <w:p>
-      <w:pPr>
-        <w:pStyle w:val="normal1"/>
-        <w:rPr/>
-      </w:pPr>
-      <w:r>
-        <w:rPr/>
-        <w:t>41．UPnP / DLNA Receiver</w:t>
-      </w:r>
-    </w:p>
-    <w:p>
-      <w:pPr>
-        <w:pStyle w:val="normal1"/>
-        <w:rPr/>
-      </w:pPr>
-      <w:r>
-        <w:rPr/>
-      </w:r>
-    </w:p>
-    <w:p>
-      <w:pPr>
-        <w:pStyle w:val="normal1"/>
-        <w:rPr/>
-      </w:pPr>
-      <w:r>
-        <w:rPr/>
-        <w:t>PART XI　音場を楽しむための基本的な使い方</w:t>
-      </w:r>
-    </w:p>
-    <w:p>
-      <w:pPr>
-        <w:pStyle w:val="normal1"/>
-        <w:rPr/>
-      </w:pPr>
-      <w:r>
-        <w:rPr/>
-        <w:t xml:space="preserve">● Step 1　Bypass を聴く</w:t>
-      </w:r>
-    </w:p>
-    <w:p>
-      <w:pPr>
-        <w:pStyle w:val="normal1"/>
-        <w:rPr/>
-      </w:pPr>
-      <w:r>
-        <w:rPr/>
-        <w:t xml:space="preserve">● Step 2　v5 を聴く</w:t>
-      </w:r>
-    </w:p>
-    <w:p>
-      <w:pPr>
-        <w:pStyle w:val="normal1"/>
-        <w:rPr/>
-      </w:pPr>
-      <w:r>
-        <w:rPr/>
-        <w:t xml:space="preserve">● Step 3　v6 を聴く</w:t>
-      </w:r>
-    </w:p>
-    <w:p>
-      <w:pPr>
-        <w:pStyle w:val="normal1"/>
-        <w:rPr/>
-      </w:pPr>
-      <w:r>
-        <w:rPr/>
-        <w:t xml:space="preserve">● Step 4　同じ曲を比較する</w:t>
-      </w:r>
-    </w:p>
-    <w:p>
-      <w:pPr>
-        <w:pStyle w:val="normal1"/>
-        <w:rPr/>
-      </w:pPr>
-      <w:r>
-        <w:rPr/>
-        <w:t xml:space="preserve">● Step 5　一度に一つだけ変更する</w:t>
-      </w:r>
-    </w:p>
-    <w:p>
-      <w:pPr>
-        <w:pStyle w:val="normal1"/>
-        <w:rPr/>
-      </w:pPr>
-      <w:r>
-        <w:rPr/>
-      </w:r>
-    </w:p>
-    <w:p>
-      <w:pPr>
-        <w:pStyle w:val="normal1"/>
-        <w:rPr/>
-      </w:pPr>
-      <w:r>
-        <w:rPr/>
-        <w:t xml:space="preserve">PART XII　QjiDSP の基本操作早見表</w:t>
-      </w:r>
-    </w:p>
-    <w:p>
-      <w:pPr>
-        <w:pStyle w:val="normal1"/>
-        <w:rPr/>
-      </w:pPr>
-      <w:r>
-        <w:rPr/>
-        <w:t xml:space="preserve">● メインメニュー</w:t>
-      </w:r>
-    </w:p>
-    <w:p>
-      <w:pPr>
-        <w:pStyle w:val="normal1"/>
-        <w:rPr/>
-      </w:pPr>
-      <w:r>
-        <w:rPr/>
-        <w:t xml:space="preserve">● 再生中の操作</w:t>
-      </w:r>
-    </w:p>
-    <w:p>
-      <w:pPr>
-        <w:pStyle w:val="normal1"/>
-        <w:rPr/>
-      </w:pPr>
-      <w:r>
-        <w:rPr/>
-      </w:r>
-    </w:p>
-    <w:p>
-      <w:pPr>
-        <w:pStyle w:val="normal1"/>
-        <w:rPr/>
-      </w:pPr>
-      <w:r>
-        <w:rPr/>
-        <w:t>PART XIII　困ったとき</w:t>
-      </w:r>
-    </w:p>
-    <w:p>
-      <w:pPr>
-        <w:pStyle w:val="normal1"/>
-        <w:rPr/>
-      </w:pPr>
-      <w:r>
-        <w:rPr/>
-        <w:t>43．音が出ない</w:t>
-      </w:r>
-    </w:p>
-    <w:p>
-      <w:pPr>
-        <w:pStyle w:val="normal1"/>
-        <w:rPr/>
-      </w:pPr>
-      <w:r>
-        <w:rPr/>
-        <w:t xml:space="preserve">44．DSP だけ音が出ない</w:t>
-      </w:r>
-    </w:p>
-    <w:p>
-      <w:pPr>
-        <w:pStyle w:val="normal1"/>
-        <w:rPr/>
-      </w:pPr>
-      <w:r>
-        <w:rPr/>
-        <w:t>45．音が歪む</w:t>
-      </w:r>
-    </w:p>
-    <w:p>
-      <w:pPr>
-        <w:pStyle w:val="normal1"/>
-        <w:rPr/>
-      </w:pPr>
-      <w:r>
-        <w:rPr/>
-        <w:t>46．音場が変わらない</w:t>
-      </w:r>
-    </w:p>
-    <w:p>
-      <w:pPr>
-        <w:pStyle w:val="normal1"/>
-        <w:rPr/>
-      </w:pPr>
-      <w:r>
-        <w:rPr/>
-        <w:t>47．変更がすぐ反映されない</w:t>
+        <w:t>PART IV</w:t>
+      </w:r>
+      <w:r>
+        <w:rPr/>
+        <w:t>　再生中の操作</w:t>
+      </w:r>
+    </w:p>
+    <w:p>
+      <w:pPr>
+        <w:pStyle w:val="normal1"/>
+        <w:rPr/>
+      </w:pPr>
+      <w:r>
+        <w:rPr/>
+        <w:t>9</w:t>
+      </w:r>
+      <w:r>
+        <w:rPr/>
+        <w:t>．再生中の基本操作</w:t>
+      </w:r>
+    </w:p>
+    <w:p>
+      <w:pPr>
+        <w:pStyle w:val="normal1"/>
+        <w:rPr/>
+      </w:pPr>
+      <w:r>
+        <w:rPr/>
+        <w:t>10</w:t>
+      </w:r>
+      <w:r>
+        <w:rPr/>
+        <w:t>．再生中の音量調整</w:t>
+      </w:r>
+    </w:p>
+    <w:p>
+      <w:pPr>
+        <w:pStyle w:val="normal1"/>
+        <w:rPr/>
+      </w:pPr>
+      <w:r>
+        <w:rPr/>
+        <w:t>11</w:t>
+      </w:r>
+      <w:r>
+        <w:rPr/>
+        <w:t>．入力ゲインプリセット</w:t>
+      </w:r>
+    </w:p>
+    <w:p>
+      <w:pPr>
+        <w:pStyle w:val="normal1"/>
+        <w:rPr/>
+      </w:pPr>
+      <w:r>
+        <w:rPr/>
+        <w:t>12</w:t>
+      </w:r>
+      <w:r>
+        <w:rPr/>
+        <w:t>．</w:t>
+      </w:r>
+      <w:r>
+        <w:rPr/>
+        <w:t>Auto De-Clip</w:t>
+      </w:r>
+    </w:p>
+    <w:p>
+      <w:pPr>
+        <w:pStyle w:val="normal1"/>
+        <w:rPr/>
+      </w:pPr>
+      <w:r>
+        <w:rPr/>
+      </w:r>
+    </w:p>
+    <w:p>
+      <w:pPr>
+        <w:pStyle w:val="normal1"/>
+        <w:rPr/>
+      </w:pPr>
+      <w:r>
+        <w:rPr/>
+        <w:t>PART V</w:t>
+      </w:r>
+      <w:r>
+        <w:rPr/>
+        <w:t>　音響設定</w:t>
+      </w:r>
+    </w:p>
+    <w:p>
+      <w:pPr>
+        <w:pStyle w:val="normal1"/>
+        <w:rPr/>
+      </w:pPr>
+      <w:r>
+        <w:rPr/>
+        <w:t>13</w:t>
+      </w:r>
+      <w:r>
+        <w:rPr/>
+        <w:t>．</w:t>
+      </w:r>
+      <w:r>
+        <w:rPr/>
+        <w:t>Audio Preset</w:t>
+      </w:r>
+    </w:p>
+    <w:p>
+      <w:pPr>
+        <w:pStyle w:val="normal1"/>
+        <w:rPr/>
+      </w:pPr>
+      <w:r>
+        <w:rPr/>
+        <w:t>14</w:t>
+      </w:r>
+      <w:r>
+        <w:rPr/>
+        <w:t>．</w:t>
+      </w:r>
+      <w:r>
+        <w:rPr/>
+        <w:t>Filter Preset</w:t>
+      </w:r>
+    </w:p>
+    <w:p>
+      <w:pPr>
+        <w:pStyle w:val="normal1"/>
+        <w:rPr/>
+      </w:pPr>
+      <w:r>
+        <w:rPr/>
+        <w:t>15</w:t>
+      </w:r>
+      <w:r>
+        <w:rPr/>
+        <w:t>．</w:t>
+      </w:r>
+      <w:r>
+        <w:rPr/>
+        <w:t>Bypass</w:t>
+      </w:r>
+    </w:p>
+    <w:p>
+      <w:pPr>
+        <w:pStyle w:val="normal1"/>
+        <w:rPr/>
+      </w:pPr>
+      <w:r>
+        <w:rPr/>
+        <w:t>16</w:t>
+      </w:r>
+      <w:r>
+        <w:rPr/>
+        <w:t>．</w:t>
+      </w:r>
+      <w:r>
+        <w:rPr/>
+        <w:t>Loudness Normalization</w:t>
+      </w:r>
+    </w:p>
+    <w:p>
+      <w:pPr>
+        <w:pStyle w:val="normal1"/>
+        <w:rPr/>
+      </w:pPr>
+      <w:r>
+        <w:rPr/>
+        <w:t>17</w:t>
+      </w:r>
+      <w:r>
+        <w:rPr/>
+        <w:t>．</w:t>
+      </w:r>
+      <w:r>
+        <w:rPr/>
+        <w:t>Tinnitus Reduction</w:t>
+      </w:r>
+    </w:p>
+    <w:p>
+      <w:pPr>
+        <w:pStyle w:val="normal1"/>
+        <w:rPr/>
+      </w:pPr>
+      <w:r>
+        <w:rPr/>
+        <w:t>18</w:t>
+      </w:r>
+      <w:r>
+        <w:rPr/>
+        <w:t>．</w:t>
+      </w:r>
+      <w:r>
+        <w:rPr/>
+        <w:t>Air Particle Layer</w:t>
+      </w:r>
+    </w:p>
+    <w:p>
+      <w:pPr>
+        <w:pStyle w:val="normal1"/>
+        <w:rPr/>
+      </w:pPr>
+      <w:r>
+        <w:rPr/>
+        <w:t>19</w:t>
+      </w:r>
+      <w:r>
+        <w:rPr/>
+        <w:t>．</w:t>
+      </w:r>
+      <w:r>
+        <w:rPr/>
+        <w:t>Musikverein Room Effects</w:t>
+      </w:r>
+    </w:p>
+    <w:p>
+      <w:pPr>
+        <w:pStyle w:val="normal1"/>
+        <w:rPr/>
+      </w:pPr>
+      <w:r>
+        <w:rPr/>
+        <w:t>20</w:t>
+      </w:r>
+      <w:r>
+        <w:rPr/>
+        <w:t>．</w:t>
+      </w:r>
+      <w:r>
+        <w:rPr/>
+        <w:t>Echo Mode</w:t>
+      </w:r>
+    </w:p>
+    <w:p>
+      <w:pPr>
+        <w:pStyle w:val="normal1"/>
+        <w:rPr/>
+      </w:pPr>
+      <w:r>
+        <w:rPr/>
+      </w:r>
+    </w:p>
+    <w:p>
+      <w:pPr>
+        <w:pStyle w:val="normal1"/>
+        <w:rPr/>
+      </w:pPr>
+      <w:r>
+        <w:rPr/>
+        <w:t>PART VI</w:t>
+      </w:r>
+      <w:r>
+        <w:rPr/>
+        <w:t>　再生を便利にする機能</w:t>
+      </w:r>
+    </w:p>
+    <w:p>
+      <w:pPr>
+        <w:pStyle w:val="normal1"/>
+        <w:rPr/>
+      </w:pPr>
+      <w:r>
+        <w:rPr/>
+        <w:t>21</w:t>
+      </w:r>
+      <w:r>
+        <w:rPr/>
+        <w:t>．</w:t>
+      </w:r>
+      <w:r>
+        <w:rPr/>
+        <w:t>Gapless Playback</w:t>
+      </w:r>
+    </w:p>
+    <w:p>
+      <w:pPr>
+        <w:pStyle w:val="normal1"/>
+        <w:rPr/>
+      </w:pPr>
+      <w:r>
+        <w:rPr/>
+        <w:t>22</w:t>
+      </w:r>
+      <w:r>
+        <w:rPr/>
+        <w:t>．</w:t>
+      </w:r>
+      <w:r>
+        <w:rPr/>
+        <w:t>Upsampling</w:t>
+      </w:r>
+    </w:p>
+    <w:p>
+      <w:pPr>
+        <w:pStyle w:val="normal1"/>
+        <w:rPr/>
+      </w:pPr>
+      <w:r>
+        <w:rPr/>
+        <w:t>23</w:t>
+      </w:r>
+      <w:r>
+        <w:rPr/>
+        <w:t>．</w:t>
+      </w:r>
+      <w:r>
+        <w:rPr/>
+        <w:t>Now Playing Mirror</w:t>
+      </w:r>
+    </w:p>
+    <w:p>
+      <w:pPr>
+        <w:pStyle w:val="normal1"/>
+        <w:rPr/>
+      </w:pPr>
+      <w:r>
+        <w:rPr/>
+        <w:t>24</w:t>
+      </w:r>
+      <w:r>
+        <w:rPr/>
+        <w:t>．ジャケット画像</w:t>
+      </w:r>
+    </w:p>
+    <w:p>
+      <w:pPr>
+        <w:pStyle w:val="normal1"/>
+        <w:rPr/>
+      </w:pPr>
+      <w:r>
+        <w:rPr/>
+        <w:t>25</w:t>
+      </w:r>
+      <w:r>
+        <w:rPr/>
+        <w:t>．楽曲情報</w:t>
+      </w:r>
+    </w:p>
+    <w:p>
+      <w:pPr>
+        <w:pStyle w:val="normal1"/>
+        <w:rPr/>
+      </w:pPr>
+      <w:r>
+        <w:rPr/>
+      </w:r>
+    </w:p>
+    <w:p>
+      <w:pPr>
+        <w:pStyle w:val="normal1"/>
+        <w:rPr/>
+      </w:pPr>
+      <w:r>
+        <w:rPr/>
+        <w:t>PART VII</w:t>
+      </w:r>
+      <w:r>
+        <w:rPr/>
+        <w:t>　プリセット</w:t>
+      </w:r>
+    </w:p>
+    <w:p>
+      <w:pPr>
+        <w:pStyle w:val="normal1"/>
+        <w:rPr/>
+      </w:pPr>
+      <w:r>
+        <w:rPr/>
+        <w:t>26</w:t>
+      </w:r>
+      <w:r>
+        <w:rPr/>
+        <w:t>．プリセットとは</w:t>
+      </w:r>
+    </w:p>
+    <w:p>
+      <w:pPr>
+        <w:pStyle w:val="normal1"/>
+        <w:rPr/>
+      </w:pPr>
+      <w:r>
+        <w:rPr/>
+        <w:t>27</w:t>
+      </w:r>
+      <w:r>
+        <w:rPr/>
+        <w:t>．プリセットを保存する</w:t>
+      </w:r>
+    </w:p>
+    <w:p>
+      <w:pPr>
+        <w:pStyle w:val="normal1"/>
+        <w:rPr/>
+      </w:pPr>
+      <w:r>
+        <w:rPr/>
+        <w:t>28</w:t>
+      </w:r>
+      <w:r>
+        <w:rPr/>
+        <w:t>．プリセットを呼び出す</w:t>
+      </w:r>
+    </w:p>
+    <w:p>
+      <w:pPr>
+        <w:pStyle w:val="normal1"/>
+        <w:rPr/>
+      </w:pPr>
+      <w:r>
+        <w:rPr/>
+        <w:t>29</w:t>
+      </w:r>
+      <w:r>
+        <w:rPr/>
+        <w:t>．プリセット一覧</w:t>
+      </w:r>
+    </w:p>
+    <w:p>
+      <w:pPr>
+        <w:pStyle w:val="normal1"/>
+        <w:rPr/>
+      </w:pPr>
+      <w:r>
+        <w:rPr/>
+        <w:t>30</w:t>
+      </w:r>
+      <w:r>
+        <w:rPr/>
+        <w:t>．プリセットを削除する</w:t>
+      </w:r>
+    </w:p>
+    <w:p>
+      <w:pPr>
+        <w:pStyle w:val="normal1"/>
+        <w:rPr/>
+      </w:pPr>
+      <w:r>
+        <w:rPr/>
+        <w:t>31</w:t>
+      </w:r>
+      <w:r>
+        <w:rPr/>
+        <w:t>．現在の設定を確認する</w:t>
+      </w:r>
+    </w:p>
+    <w:p>
+      <w:pPr>
+        <w:pStyle w:val="normal1"/>
+        <w:rPr/>
+      </w:pPr>
+      <w:r>
+        <w:rPr/>
+      </w:r>
+    </w:p>
+    <w:p>
+      <w:pPr>
+        <w:pStyle w:val="normal1"/>
+        <w:rPr/>
+      </w:pPr>
+      <w:r>
+        <w:rPr/>
+        <w:t>PART VIII</w:t>
+      </w:r>
+      <w:r>
+        <w:rPr/>
+        <w:t>　</w:t>
+      </w:r>
+      <w:r>
+        <w:rPr/>
+        <w:t>Sonia Intelligence</w:t>
+      </w:r>
+    </w:p>
+    <w:p>
+      <w:pPr>
+        <w:pStyle w:val="normal1"/>
+        <w:rPr/>
+      </w:pPr>
+      <w:r>
+        <w:rPr/>
+        <w:t>32</w:t>
+      </w:r>
+      <w:r>
+        <w:rPr/>
+        <w:t>．</w:t>
+      </w:r>
+      <w:r>
+        <w:rPr/>
+        <w:t xml:space="preserve">Sonia Intelligence </w:t>
+      </w:r>
+      <w:r>
+        <w:rPr/>
+        <w:t>とは</w:t>
+      </w:r>
+    </w:p>
+    <w:p>
+      <w:pPr>
+        <w:pStyle w:val="normal1"/>
+        <w:rPr/>
+      </w:pPr>
+      <w:r>
+        <w:rPr/>
+        <w:t>33</w:t>
+      </w:r>
+      <w:r>
+        <w:rPr/>
+        <w:t>．再生中のフィードバック</w:t>
+      </w:r>
+    </w:p>
+    <w:p>
+      <w:pPr>
+        <w:pStyle w:val="normal1"/>
+        <w:rPr/>
+      </w:pPr>
+      <w:r>
+        <w:rPr/>
+        <w:t>34</w:t>
+      </w:r>
+      <w:r>
+        <w:rPr/>
+        <w:t>．ホール選択</w:t>
+      </w:r>
+    </w:p>
+    <w:p>
+      <w:pPr>
+        <w:pStyle w:val="normal1"/>
+        <w:rPr/>
+      </w:pPr>
+      <w:r>
+        <w:rPr/>
+        <w:t>35</w:t>
+      </w:r>
+      <w:r>
+        <w:rPr/>
+        <w:t>．アルバムプリセット</w:t>
+      </w:r>
+    </w:p>
+    <w:p>
+      <w:pPr>
+        <w:pStyle w:val="normal1"/>
+        <w:rPr/>
+      </w:pPr>
+      <w:r>
+        <w:rPr/>
+      </w:r>
+    </w:p>
+    <w:p>
+      <w:pPr>
+        <w:pStyle w:val="normal1"/>
+        <w:rPr/>
+      </w:pPr>
+      <w:r>
+        <w:rPr/>
+        <w:t>PART IX</w:t>
+      </w:r>
+      <w:r>
+        <w:rPr/>
+        <w:t>　ストリーミング</w:t>
+      </w:r>
+    </w:p>
+    <w:p>
+      <w:pPr>
+        <w:pStyle w:val="normal1"/>
+        <w:rPr/>
+      </w:pPr>
+      <w:r>
+        <w:rPr/>
+        <w:t>36</w:t>
+      </w:r>
+      <w:r>
+        <w:rPr/>
+        <w:t>．</w:t>
+      </w:r>
+      <w:r>
+        <w:rPr/>
+        <w:t>Qobuz</w:t>
+      </w:r>
+    </w:p>
+    <w:p>
+      <w:pPr>
+        <w:pStyle w:val="normal1"/>
+        <w:rPr/>
+      </w:pPr>
+      <w:r>
+        <w:rPr/>
+        <w:t>37</w:t>
+      </w:r>
+      <w:r>
+        <w:rPr/>
+        <w:t>．</w:t>
+      </w:r>
+      <w:r>
+        <w:rPr/>
+        <w:t>SoundCloud</w:t>
+      </w:r>
+    </w:p>
+    <w:p>
+      <w:pPr>
+        <w:pStyle w:val="normal1"/>
+        <w:rPr/>
+      </w:pPr>
+      <w:r>
+        <w:rPr/>
+        <w:t>38</w:t>
+      </w:r>
+      <w:r>
+        <w:rPr/>
+        <w:t>．</w:t>
+      </w:r>
+      <w:r>
+        <w:rPr/>
+        <w:t>YouTube Music</w:t>
+      </w:r>
+    </w:p>
+    <w:p>
+      <w:pPr>
+        <w:pStyle w:val="normal1"/>
+        <w:rPr/>
+      </w:pPr>
+      <w:r>
+        <w:rPr/>
+        <w:t>39</w:t>
+      </w:r>
+      <w:r>
+        <w:rPr/>
+        <w:t>．インターネットラジオ</w:t>
+      </w:r>
+    </w:p>
+    <w:p>
+      <w:pPr>
+        <w:pStyle w:val="normal1"/>
+        <w:rPr/>
+      </w:pPr>
+      <w:r>
+        <w:rPr/>
+      </w:r>
+    </w:p>
+    <w:p>
+      <w:pPr>
+        <w:pStyle w:val="normal1"/>
+        <w:rPr/>
+      </w:pPr>
+      <w:r>
+        <w:rPr/>
+        <w:t>PART X</w:t>
+      </w:r>
+      <w:r>
+        <w:rPr/>
+        <w:t>　ネットワークプレーヤーとして使う</w:t>
+      </w:r>
+    </w:p>
+    <w:p>
+      <w:pPr>
+        <w:pStyle w:val="normal1"/>
+        <w:rPr/>
+      </w:pPr>
+      <w:r>
+        <w:rPr/>
+        <w:t>40</w:t>
+      </w:r>
+      <w:r>
+        <w:rPr/>
+        <w:t>．</w:t>
+      </w:r>
+      <w:r>
+        <w:rPr/>
+        <w:t>AirPlay Receiver</w:t>
+      </w:r>
+    </w:p>
+    <w:p>
+      <w:pPr>
+        <w:pStyle w:val="normal1"/>
+        <w:rPr/>
+      </w:pPr>
+      <w:r>
+        <w:rPr/>
+        <w:t>41</w:t>
+      </w:r>
+      <w:r>
+        <w:rPr/>
+        <w:t>．</w:t>
+      </w:r>
+      <w:r>
+        <w:rPr/>
+        <w:t>UPnP / DLNA Receiver</w:t>
+      </w:r>
+    </w:p>
+    <w:p>
+      <w:pPr>
+        <w:pStyle w:val="normal1"/>
+        <w:rPr/>
+      </w:pPr>
+      <w:r>
+        <w:rPr/>
+      </w:r>
+    </w:p>
+    <w:p>
+      <w:pPr>
+        <w:pStyle w:val="normal1"/>
+        <w:rPr/>
+      </w:pPr>
+      <w:r>
+        <w:rPr/>
+        <w:t>PART XI</w:t>
+      </w:r>
+      <w:r>
+        <w:rPr/>
+        <w:t>　音場を楽しむための基本的な使い方</w:t>
+      </w:r>
+    </w:p>
+    <w:p>
+      <w:pPr>
+        <w:pStyle w:val="normal1"/>
+        <w:rPr/>
+      </w:pPr>
+      <w:r>
+        <w:rPr/>
+        <w:t xml:space="preserve">● </w:t>
+      </w:r>
+      <w:r>
+        <w:rPr/>
+        <w:t>Step 1</w:t>
+      </w:r>
+      <w:r>
+        <w:rPr/>
+        <w:t>　</w:t>
+      </w:r>
+      <w:r>
+        <w:rPr/>
+        <w:t xml:space="preserve">Bypass </w:t>
+      </w:r>
+      <w:r>
+        <w:rPr/>
+        <w:t>を聴く</w:t>
+      </w:r>
+    </w:p>
+    <w:p>
+      <w:pPr>
+        <w:pStyle w:val="normal1"/>
+        <w:rPr/>
+      </w:pPr>
+      <w:r>
+        <w:rPr/>
+        <w:t xml:space="preserve">● </w:t>
+      </w:r>
+      <w:r>
+        <w:rPr/>
+        <w:t>Step 2</w:t>
+      </w:r>
+      <w:r>
+        <w:rPr/>
+        <w:t>　</w:t>
+      </w:r>
+      <w:r>
+        <w:rPr/>
+        <w:t xml:space="preserve">v5 </w:t>
+      </w:r>
+      <w:r>
+        <w:rPr/>
+        <w:t>を聴く</w:t>
+      </w:r>
+    </w:p>
+    <w:p>
+      <w:pPr>
+        <w:pStyle w:val="normal1"/>
+        <w:rPr/>
+      </w:pPr>
+      <w:r>
+        <w:rPr/>
+        <w:t xml:space="preserve">● </w:t>
+      </w:r>
+      <w:r>
+        <w:rPr/>
+        <w:t>Step 3</w:t>
+      </w:r>
+      <w:r>
+        <w:rPr/>
+        <w:t>　</w:t>
+      </w:r>
+      <w:r>
+        <w:rPr/>
+        <w:t xml:space="preserve">v6 </w:t>
+      </w:r>
+      <w:r>
+        <w:rPr/>
+        <w:t>を聴く</w:t>
+      </w:r>
+    </w:p>
+    <w:p>
+      <w:pPr>
+        <w:pStyle w:val="normal1"/>
+        <w:rPr/>
+      </w:pPr>
+      <w:r>
+        <w:rPr/>
+        <w:t xml:space="preserve">● </w:t>
+      </w:r>
+      <w:r>
+        <w:rPr/>
+        <w:t>Step 4</w:t>
+      </w:r>
+      <w:r>
+        <w:rPr/>
+        <w:t>　同じ曲を比較する</w:t>
+      </w:r>
+    </w:p>
+    <w:p>
+      <w:pPr>
+        <w:pStyle w:val="normal1"/>
+        <w:rPr/>
+      </w:pPr>
+      <w:r>
+        <w:rPr/>
+        <w:t xml:space="preserve">● </w:t>
+      </w:r>
+      <w:r>
+        <w:rPr/>
+        <w:t>Step 5</w:t>
+      </w:r>
+      <w:r>
+        <w:rPr/>
+        <w:t>　一度に一つだけ変更する</w:t>
+      </w:r>
+    </w:p>
+    <w:p>
+      <w:pPr>
+        <w:pStyle w:val="normal1"/>
+        <w:rPr/>
+      </w:pPr>
+      <w:r>
+        <w:rPr/>
+      </w:r>
+    </w:p>
+    <w:p>
+      <w:pPr>
+        <w:pStyle w:val="normal1"/>
+        <w:rPr/>
+      </w:pPr>
+      <w:r>
+        <w:rPr/>
+        <w:t>PART XII</w:t>
+      </w:r>
+      <w:r>
+        <w:rPr/>
+        <w:t>　</w:t>
+      </w:r>
+      <w:r>
+        <w:rPr/>
+        <w:t xml:space="preserve">QjiDSP </w:t>
+      </w:r>
+      <w:r>
+        <w:rPr/>
+        <w:t>の基本操作早見表</w:t>
+      </w:r>
+    </w:p>
+    <w:p>
+      <w:pPr>
+        <w:pStyle w:val="normal1"/>
+        <w:rPr/>
+      </w:pPr>
+      <w:r>
+        <w:rPr/>
+        <w:t xml:space="preserve">● </w:t>
+      </w:r>
+      <w:r>
+        <w:rPr/>
+        <w:t>メインメニュー</w:t>
+      </w:r>
+    </w:p>
+    <w:p>
+      <w:pPr>
+        <w:pStyle w:val="normal1"/>
+        <w:rPr/>
+      </w:pPr>
+      <w:r>
+        <w:rPr/>
+        <w:t xml:space="preserve">● </w:t>
+      </w:r>
+      <w:r>
+        <w:rPr/>
+        <w:t>再生中の操作</w:t>
+      </w:r>
+    </w:p>
+    <w:p>
+      <w:pPr>
+        <w:pStyle w:val="normal1"/>
+        <w:rPr/>
+      </w:pPr>
+      <w:r>
+        <w:rPr/>
+      </w:r>
+    </w:p>
+    <w:p>
+      <w:pPr>
+        <w:pStyle w:val="normal1"/>
+        <w:rPr/>
+      </w:pPr>
+      <w:r>
+        <w:rPr/>
+        <w:t>PART XIII</w:t>
+      </w:r>
+      <w:r>
+        <w:rPr/>
+        <w:t>　困ったとき</w:t>
+      </w:r>
+    </w:p>
+    <w:p>
+      <w:pPr>
+        <w:pStyle w:val="normal1"/>
+        <w:rPr/>
+      </w:pPr>
+      <w:r>
+        <w:rPr/>
+        <w:t>43</w:t>
+      </w:r>
+      <w:r>
+        <w:rPr/>
+        <w:t>．音が出ない</w:t>
+      </w:r>
+    </w:p>
+    <w:p>
+      <w:pPr>
+        <w:pStyle w:val="normal1"/>
+        <w:rPr/>
+      </w:pPr>
+      <w:r>
+        <w:rPr/>
+        <w:t>44</w:t>
+      </w:r>
+      <w:r>
+        <w:rPr/>
+        <w:t>．</w:t>
+      </w:r>
+      <w:r>
+        <w:rPr/>
+        <w:t xml:space="preserve">DSP </w:t>
+      </w:r>
+      <w:r>
+        <w:rPr/>
+        <w:t>だけ音が出ない</w:t>
+      </w:r>
+    </w:p>
+    <w:p>
+      <w:pPr>
+        <w:pStyle w:val="normal1"/>
+        <w:rPr/>
+      </w:pPr>
+      <w:r>
+        <w:rPr/>
+        <w:t>45</w:t>
+      </w:r>
+      <w:r>
+        <w:rPr/>
+        <w:t>．音が歪む</w:t>
+      </w:r>
+    </w:p>
+    <w:p>
+      <w:pPr>
+        <w:pStyle w:val="normal1"/>
+        <w:rPr/>
+      </w:pPr>
+      <w:r>
+        <w:rPr/>
+        <w:t>46</w:t>
+      </w:r>
+      <w:r>
+        <w:rPr/>
+        <w:t>．音場が変わらない</w:t>
+      </w:r>
+    </w:p>
+    <w:p>
+      <w:pPr>
+        <w:pStyle w:val="normal1"/>
+        <w:rPr/>
+      </w:pPr>
+      <w:r>
+        <w:rPr/>
+        <w:t>47</w:t>
+      </w:r>
+      <w:r>
+        <w:rPr/>
+        <w:t>．変更がすぐ反映されない</w:t>
       </w:r>
     </w:p>
     <w:p>
@@ -1181,7 +1765,7 @@
     <w:p>
       <w:pPr>
         <w:pStyle w:val="Heading1"/>
-        <w:spacing w:lineRule="auto" w:line="240" w:before="480" w:after="120"/>
+        <w:spacing w:lineRule="auto" w:line="240" w:before="0" w:after="120"/>
         <w:rPr>
           <w:b/>
           <w:bCs/>
@@ -1224,7 +1808,17 @@
           <w:sz w:val="34"/>
           <w:szCs w:val="34"/>
         </w:rPr>
-        <w:t xml:space="preserve">―― 音楽を聴く人のための</w:t>
+        <w:t xml:space="preserve">―― </w:t>
+      </w:r>
+      <w:r>
+        <w:rPr>
+          <w:rFonts w:ascii="Arial Unicode MS" w:hAnsi="Arial Unicode MS" w:cs="Arial Unicode MS" w:eastAsia="Arial Unicode MS"/>
+          <w:b/>
+          <w:bCs/>
+          <w:sz w:val="34"/>
+          <w:szCs w:val="34"/>
+        </w:rPr>
+        <w:t>音楽を聴く人のための</w:t>
       </w:r>
       <w:r>
         <w:rPr>
@@ -1669,15 +2263,11 @@
               <wp:inline distT="0" distB="0" distL="0" distR="0">
                 <wp:extent cx="5731510" cy="19050"/>
                 <wp:effectExtent l="0" t="0" r="0" b="0"/>
-                <wp:docPr id="1" name=""/>
+                <wp:docPr id="1" name="シェイプ1"/>
                 <a:graphic xmlns:a="http://schemas.openxmlformats.org/drawingml/2006/main">
                   <a:graphicData uri="http://schemas.microsoft.com/office/word/2010/wordprocessingShape">
                     <wps:wsp>
                       <wps:cNvSpPr/>
-                      <wps:nvSpPr>
-                        <wps:cNvPr id="2" name=""/>
-                        <wps:cNvSpPr/>
-                      </wps:nvSpPr>
                       <wps:spPr>
                         <a:xfrm>
                           <a:off x="0" y="0"/>
@@ -1693,6 +2283,12 @@
                           <a:noFill/>
                         </a:ln>
                       </wps:spPr>
+                      <wps:style>
+                        <a:lnRef idx="0"/>
+                        <a:fillRef idx="0"/>
+                        <a:effectRef idx="0"/>
+                        <a:fontRef idx="minor"/>
+                      </wps:style>
                       <wps:bodyPr/>
                     </wps:wsp>
                   </a:graphicData>
@@ -1705,10 +2301,9 @@
           </mc:Choice>
           <mc:Fallback>
             <w:pict>
-              <v:rect id="shape_0" fillcolor="#a0a0a0" stroked="f" o:allowincell="f" style="position:absolute;margin-left:0pt;margin-top:-1.55pt;width:451.25pt;height:1.45pt;mso-wrap-style:none;v-text-anchor:middle;mso-position-horizontal:center;mso-position-vertical:top">
+              <v:rect id="shape_0" fillcolor="#a0a0a0" stroked="f" o:allowincell="t" style="width:451.25pt;height:1.45pt;mso-wrap-style:none;v-text-anchor:middle">
                 <v:fill o:detectmouseclick="t" type="solid" color2="#5f5f5f"/>
                 <v:stroke color="#3465a4" joinstyle="round" endcap="flat"/>
-                <w10:wrap type="topAndBottom"/>
               </v:rect>
             </w:pict>
           </mc:Fallback>
@@ -2199,15 +2794,11 @@
               <wp:inline distT="0" distB="0" distL="0" distR="0">
                 <wp:extent cx="5731510" cy="19050"/>
                 <wp:effectExtent l="0" t="0" r="0" b="0"/>
-                <wp:docPr id="3" name=""/>
+                <wp:docPr id="2" name="シェイプ2"/>
                 <a:graphic xmlns:a="http://schemas.openxmlformats.org/drawingml/2006/main">
                   <a:graphicData uri="http://schemas.microsoft.com/office/word/2010/wordprocessingShape">
                     <wps:wsp>
                       <wps:cNvSpPr/>
-                      <wps:nvSpPr>
-                        <wps:cNvPr id="4" name=""/>
-                        <wps:cNvSpPr/>
-                      </wps:nvSpPr>
                       <wps:spPr>
                         <a:xfrm>
                           <a:off x="0" y="0"/>
@@ -2223,6 +2814,12 @@
                           <a:noFill/>
                         </a:ln>
                       </wps:spPr>
+                      <wps:style>
+                        <a:lnRef idx="0"/>
+                        <a:fillRef idx="0"/>
+                        <a:effectRef idx="0"/>
+                        <a:fontRef idx="minor"/>
+                      </wps:style>
                       <wps:bodyPr/>
                     </wps:wsp>
                   </a:graphicData>
@@ -2235,10 +2832,9 @@
           </mc:Choice>
           <mc:Fallback>
             <w:pict>
-              <v:rect id="shape_0" fillcolor="#a0a0a0" stroked="f" o:allowincell="f" style="position:absolute;margin-left:0pt;margin-top:-1.55pt;width:451.25pt;height:1.45pt;mso-wrap-style:none;v-text-anchor:middle;mso-position-horizontal:center;mso-position-vertical:top">
+              <v:rect id="shape_0" fillcolor="#a0a0a0" stroked="f" o:allowincell="t" style="width:451.25pt;height:1.45pt;mso-wrap-style:none;v-text-anchor:middle">
                 <v:fill o:detectmouseclick="t" type="solid" color2="#5f5f5f"/>
                 <v:stroke color="#3465a4" joinstyle="round" endcap="flat"/>
-                <w10:wrap type="topAndBottom"/>
               </v:rect>
             </w:pict>
           </mc:Fallback>
@@ -2497,15 +3093,11 @@
               <wp:inline distT="0" distB="0" distL="0" distR="0">
                 <wp:extent cx="5731510" cy="19050"/>
                 <wp:effectExtent l="0" t="0" r="0" b="0"/>
-                <wp:docPr id="5" name=""/>
+                <wp:docPr id="3" name="シェイプ3"/>
                 <a:graphic xmlns:a="http://schemas.openxmlformats.org/drawingml/2006/main">
                   <a:graphicData uri="http://schemas.microsoft.com/office/word/2010/wordprocessingShape">
                     <wps:wsp>
                       <wps:cNvSpPr/>
-                      <wps:nvSpPr>
-                        <wps:cNvPr id="6" name=""/>
-                        <wps:cNvSpPr/>
-                      </wps:nvSpPr>
                       <wps:spPr>
                         <a:xfrm>
                           <a:off x="0" y="0"/>
@@ -2521,6 +3113,12 @@
                           <a:noFill/>
                         </a:ln>
                       </wps:spPr>
+                      <wps:style>
+                        <a:lnRef idx="0"/>
+                        <a:fillRef idx="0"/>
+                        <a:effectRef idx="0"/>
+                        <a:fontRef idx="minor"/>
+                      </wps:style>
                       <wps:bodyPr/>
                     </wps:wsp>
                   </a:graphicData>
@@ -2533,10 +3131,9 @@
           </mc:Choice>
           <mc:Fallback>
             <w:pict>
-              <v:rect id="shape_0" fillcolor="#a0a0a0" stroked="f" o:allowincell="f" style="position:absolute;margin-left:0pt;margin-top:-1.55pt;width:451.25pt;height:1.45pt;mso-wrap-style:none;v-text-anchor:middle;mso-position-horizontal:center;mso-position-vertical:top">
+              <v:rect id="shape_0" fillcolor="#a0a0a0" stroked="f" o:allowincell="t" style="width:451.25pt;height:1.45pt;mso-wrap-style:none;v-text-anchor:middle">
                 <v:fill o:detectmouseclick="t" type="solid" color2="#5f5f5f"/>
                 <v:stroke color="#3465a4" joinstyle="round" endcap="flat"/>
-                <w10:wrap type="topAndBottom"/>
               </v:rect>
             </w:pict>
           </mc:Fallback>
@@ -2721,15 +3318,11 @@
               <wp:inline distT="0" distB="0" distL="0" distR="0">
                 <wp:extent cx="5731510" cy="19050"/>
                 <wp:effectExtent l="0" t="0" r="0" b="0"/>
-                <wp:docPr id="7" name=""/>
+                <wp:docPr id="4" name="シェイプ4"/>
                 <a:graphic xmlns:a="http://schemas.openxmlformats.org/drawingml/2006/main">
                   <a:graphicData uri="http://schemas.microsoft.com/office/word/2010/wordprocessingShape">
                     <wps:wsp>
                       <wps:cNvSpPr/>
-                      <wps:nvSpPr>
-                        <wps:cNvPr id="8" name=""/>
-                        <wps:cNvSpPr/>
-                      </wps:nvSpPr>
                       <wps:spPr>
                         <a:xfrm>
                           <a:off x="0" y="0"/>
@@ -2745,6 +3338,12 @@
                           <a:noFill/>
                         </a:ln>
                       </wps:spPr>
+                      <wps:style>
+                        <a:lnRef idx="0"/>
+                        <a:fillRef idx="0"/>
+                        <a:effectRef idx="0"/>
+                        <a:fontRef idx="minor"/>
+                      </wps:style>
                       <wps:bodyPr/>
                     </wps:wsp>
                   </a:graphicData>
@@ -2757,10 +3356,9 @@
           </mc:Choice>
           <mc:Fallback>
             <w:pict>
-              <v:rect id="shape_0" fillcolor="#a0a0a0" stroked="f" o:allowincell="f" style="position:absolute;margin-left:0pt;margin-top:-1.55pt;width:451.25pt;height:1.45pt;mso-wrap-style:none;v-text-anchor:middle;mso-position-horizontal:center;mso-position-vertical:top">
+              <v:rect id="shape_0" fillcolor="#a0a0a0" stroked="f" o:allowincell="t" style="width:451.25pt;height:1.45pt;mso-wrap-style:none;v-text-anchor:middle">
                 <v:fill o:detectmouseclick="t" type="solid" color2="#5f5f5f"/>
                 <v:stroke color="#3465a4" joinstyle="round" endcap="flat"/>
-                <w10:wrap type="topAndBottom"/>
               </v:rect>
             </w:pict>
           </mc:Fallback>
@@ -2899,7 +3497,11 @@
       </w:pPr>
       <w:r>
         <w:rPr/>
-        <w:t xml:space="preserve">    qjidsp_installer/</w:t>
+        <w:t xml:space="preserve">    </w:t>
+      </w:r>
+      <w:r>
+        <w:rPr/>
+        <w:t>qjidsp_installer/</w:t>
       </w:r>
     </w:p>
     <w:p>
@@ -2937,15 +3539,11 @@
               <wp:inline distT="0" distB="0" distL="0" distR="0">
                 <wp:extent cx="5731510" cy="19050"/>
                 <wp:effectExtent l="0" t="0" r="0" b="0"/>
-                <wp:docPr id="9" name=""/>
+                <wp:docPr id="5" name="シェイプ5"/>
                 <a:graphic xmlns:a="http://schemas.openxmlformats.org/drawingml/2006/main">
                   <a:graphicData uri="http://schemas.microsoft.com/office/word/2010/wordprocessingShape">
                     <wps:wsp>
                       <wps:cNvSpPr/>
-                      <wps:nvSpPr>
-                        <wps:cNvPr id="10" name=""/>
-                        <wps:cNvSpPr/>
-                      </wps:nvSpPr>
                       <wps:spPr>
                         <a:xfrm>
                           <a:off x="0" y="0"/>
@@ -2961,6 +3559,12 @@
                           <a:noFill/>
                         </a:ln>
                       </wps:spPr>
+                      <wps:style>
+                        <a:lnRef idx="0"/>
+                        <a:fillRef idx="0"/>
+                        <a:effectRef idx="0"/>
+                        <a:fontRef idx="minor"/>
+                      </wps:style>
                       <wps:bodyPr/>
                     </wps:wsp>
                   </a:graphicData>
@@ -2973,10 +3577,9 @@
           </mc:Choice>
           <mc:Fallback>
             <w:pict>
-              <v:rect id="shape_0" fillcolor="#a0a0a0" stroked="f" o:allowincell="f" style="position:absolute;margin-left:0pt;margin-top:-1.55pt;width:451.25pt;height:1.45pt;mso-wrap-style:none;v-text-anchor:middle;mso-position-horizontal:center;mso-position-vertical:top">
+              <v:rect id="shape_0" fillcolor="#a0a0a0" stroked="f" o:allowincell="t" style="width:451.25pt;height:1.45pt;mso-wrap-style:none;v-text-anchor:middle">
                 <v:fill o:detectmouseclick="t" type="solid" color2="#5f5f5f"/>
                 <v:stroke color="#3465a4" joinstyle="round" endcap="flat"/>
-                <w10:wrap type="topAndBottom"/>
               </v:rect>
             </w:pict>
           </mc:Fallback>
@@ -3265,15 +3868,11 @@
               <wp:inline distT="0" distB="0" distL="0" distR="0">
                 <wp:extent cx="5731510" cy="19050"/>
                 <wp:effectExtent l="0" t="0" r="0" b="0"/>
-                <wp:docPr id="11" name=""/>
+                <wp:docPr id="6" name="シェイプ6"/>
                 <a:graphic xmlns:a="http://schemas.openxmlformats.org/drawingml/2006/main">
                   <a:graphicData uri="http://schemas.microsoft.com/office/word/2010/wordprocessingShape">
                     <wps:wsp>
                       <wps:cNvSpPr/>
-                      <wps:nvSpPr>
-                        <wps:cNvPr id="12" name=""/>
-                        <wps:cNvSpPr/>
-                      </wps:nvSpPr>
                       <wps:spPr>
                         <a:xfrm>
                           <a:off x="0" y="0"/>
@@ -3289,6 +3888,12 @@
                           <a:noFill/>
                         </a:ln>
                       </wps:spPr>
+                      <wps:style>
+                        <a:lnRef idx="0"/>
+                        <a:fillRef idx="0"/>
+                        <a:effectRef idx="0"/>
+                        <a:fontRef idx="minor"/>
+                      </wps:style>
                       <wps:bodyPr/>
                     </wps:wsp>
                   </a:graphicData>
@@ -3301,10 +3906,9 @@
           </mc:Choice>
           <mc:Fallback>
             <w:pict>
-              <v:rect id="shape_0" fillcolor="#a0a0a0" stroked="f" o:allowincell="f" style="position:absolute;margin-left:0pt;margin-top:-1.55pt;width:451.25pt;height:1.45pt;mso-wrap-style:none;v-text-anchor:middle;mso-position-horizontal:center;mso-position-vertical:top">
+              <v:rect id="shape_0" fillcolor="#a0a0a0" stroked="f" o:allowincell="t" style="width:451.25pt;height:1.45pt;mso-wrap-style:none;v-text-anchor:middle">
                 <v:fill o:detectmouseclick="t" type="solid" color2="#5f5f5f"/>
                 <v:stroke color="#3465a4" joinstyle="round" endcap="flat"/>
-                <w10:wrap type="topAndBottom"/>
               </v:rect>
             </w:pict>
           </mc:Fallback>
@@ -3477,15 +4081,11 @@
               <wp:inline distT="0" distB="0" distL="0" distR="0">
                 <wp:extent cx="5731510" cy="19050"/>
                 <wp:effectExtent l="0" t="0" r="0" b="0"/>
-                <wp:docPr id="13" name=""/>
+                <wp:docPr id="7" name="シェイプ7"/>
                 <a:graphic xmlns:a="http://schemas.openxmlformats.org/drawingml/2006/main">
                   <a:graphicData uri="http://schemas.microsoft.com/office/word/2010/wordprocessingShape">
                     <wps:wsp>
                       <wps:cNvSpPr/>
-                      <wps:nvSpPr>
-                        <wps:cNvPr id="14" name=""/>
-                        <wps:cNvSpPr/>
-                      </wps:nvSpPr>
                       <wps:spPr>
                         <a:xfrm>
                           <a:off x="0" y="0"/>
@@ -3501,6 +4101,12 @@
                           <a:noFill/>
                         </a:ln>
                       </wps:spPr>
+                      <wps:style>
+                        <a:lnRef idx="0"/>
+                        <a:fillRef idx="0"/>
+                        <a:effectRef idx="0"/>
+                        <a:fontRef idx="minor"/>
+                      </wps:style>
                       <wps:bodyPr/>
                     </wps:wsp>
                   </a:graphicData>
@@ -3513,10 +4119,9 @@
           </mc:Choice>
           <mc:Fallback>
             <w:pict>
-              <v:rect id="shape_0" fillcolor="#a0a0a0" stroked="f" o:allowincell="f" style="position:absolute;margin-left:0pt;margin-top:-1.55pt;width:451.25pt;height:1.45pt;mso-wrap-style:none;v-text-anchor:middle;mso-position-horizontal:center;mso-position-vertical:top">
+              <v:rect id="shape_0" fillcolor="#a0a0a0" stroked="f" o:allowincell="t" style="width:451.25pt;height:1.45pt;mso-wrap-style:none;v-text-anchor:middle">
                 <v:fill o:detectmouseclick="t" type="solid" color2="#5f5f5f"/>
                 <v:stroke color="#3465a4" joinstyle="round" endcap="flat"/>
-                <w10:wrap type="topAndBottom"/>
               </v:rect>
             </w:pict>
           </mc:Fallback>
@@ -3647,15 +4252,11 @@
               <wp:inline distT="0" distB="0" distL="0" distR="0">
                 <wp:extent cx="5731510" cy="19050"/>
                 <wp:effectExtent l="0" t="0" r="0" b="0"/>
-                <wp:docPr id="15" name=""/>
+                <wp:docPr id="8" name="シェイプ8"/>
                 <a:graphic xmlns:a="http://schemas.openxmlformats.org/drawingml/2006/main">
                   <a:graphicData uri="http://schemas.microsoft.com/office/word/2010/wordprocessingShape">
                     <wps:wsp>
                       <wps:cNvSpPr/>
-                      <wps:nvSpPr>
-                        <wps:cNvPr id="16" name=""/>
-                        <wps:cNvSpPr/>
-                      </wps:nvSpPr>
                       <wps:spPr>
                         <a:xfrm>
                           <a:off x="0" y="0"/>
@@ -3671,6 +4272,12 @@
                           <a:noFill/>
                         </a:ln>
                       </wps:spPr>
+                      <wps:style>
+                        <a:lnRef idx="0"/>
+                        <a:fillRef idx="0"/>
+                        <a:effectRef idx="0"/>
+                        <a:fontRef idx="minor"/>
+                      </wps:style>
                       <wps:bodyPr/>
                     </wps:wsp>
                   </a:graphicData>
@@ -3683,10 +4290,9 @@
           </mc:Choice>
           <mc:Fallback>
             <w:pict>
-              <v:rect id="shape_0" fillcolor="#a0a0a0" stroked="f" o:allowincell="f" style="position:absolute;margin-left:0pt;margin-top:-1.55pt;width:451.25pt;height:1.45pt;mso-wrap-style:none;v-text-anchor:middle;mso-position-horizontal:center;mso-position-vertical:top">
+              <v:rect id="shape_0" fillcolor="#a0a0a0" stroked="f" o:allowincell="t" style="width:451.25pt;height:1.45pt;mso-wrap-style:none;v-text-anchor:middle">
                 <v:fill o:detectmouseclick="t" type="solid" color2="#5f5f5f"/>
                 <v:stroke color="#3465a4" joinstyle="round" endcap="flat"/>
-                <w10:wrap type="topAndBottom"/>
               </v:rect>
             </w:pict>
           </mc:Fallback>
@@ -4155,15 +4761,11 @@
               <wp:inline distT="0" distB="0" distL="0" distR="0">
                 <wp:extent cx="5731510" cy="19050"/>
                 <wp:effectExtent l="0" t="0" r="0" b="0"/>
-                <wp:docPr id="17" name=""/>
+                <wp:docPr id="9" name="シェイプ9"/>
                 <a:graphic xmlns:a="http://schemas.openxmlformats.org/drawingml/2006/main">
                   <a:graphicData uri="http://schemas.microsoft.com/office/word/2010/wordprocessingShape">
                     <wps:wsp>
                       <wps:cNvSpPr/>
-                      <wps:nvSpPr>
-                        <wps:cNvPr id="18" name=""/>
-                        <wps:cNvSpPr/>
-                      </wps:nvSpPr>
                       <wps:spPr>
                         <a:xfrm>
                           <a:off x="0" y="0"/>
@@ -4179,6 +4781,12 @@
                           <a:noFill/>
                         </a:ln>
                       </wps:spPr>
+                      <wps:style>
+                        <a:lnRef idx="0"/>
+                        <a:fillRef idx="0"/>
+                        <a:effectRef idx="0"/>
+                        <a:fontRef idx="minor"/>
+                      </wps:style>
                       <wps:bodyPr/>
                     </wps:wsp>
                   </a:graphicData>
@@ -4191,10 +4799,9 @@
           </mc:Choice>
           <mc:Fallback>
             <w:pict>
-              <v:rect id="shape_0" fillcolor="#a0a0a0" stroked="f" o:allowincell="f" style="position:absolute;margin-left:0pt;margin-top:-1.55pt;width:451.25pt;height:1.45pt;mso-wrap-style:none;v-text-anchor:middle;mso-position-horizontal:center;mso-position-vertical:top">
+              <v:rect id="shape_0" fillcolor="#a0a0a0" stroked="f" o:allowincell="t" style="width:451.25pt;height:1.45pt;mso-wrap-style:none;v-text-anchor:middle">
                 <v:fill o:detectmouseclick="t" type="solid" color2="#5f5f5f"/>
                 <v:stroke color="#3465a4" joinstyle="round" endcap="flat"/>
-                <w10:wrap type="topAndBottom"/>
               </v:rect>
             </w:pict>
           </mc:Fallback>
@@ -4487,15 +5094,11 @@
               <wp:inline distT="0" distB="0" distL="0" distR="0">
                 <wp:extent cx="5731510" cy="19050"/>
                 <wp:effectExtent l="0" t="0" r="0" b="0"/>
-                <wp:docPr id="19" name=""/>
+                <wp:docPr id="10" name="シェイプ10"/>
                 <a:graphic xmlns:a="http://schemas.openxmlformats.org/drawingml/2006/main">
                   <a:graphicData uri="http://schemas.microsoft.com/office/word/2010/wordprocessingShape">
                     <wps:wsp>
                       <wps:cNvSpPr/>
-                      <wps:nvSpPr>
-                        <wps:cNvPr id="20" name=""/>
-                        <wps:cNvSpPr/>
-                      </wps:nvSpPr>
                       <wps:spPr>
                         <a:xfrm>
                           <a:off x="0" y="0"/>
@@ -4511,6 +5114,12 @@
                           <a:noFill/>
                         </a:ln>
                       </wps:spPr>
+                      <wps:style>
+                        <a:lnRef idx="0"/>
+                        <a:fillRef idx="0"/>
+                        <a:effectRef idx="0"/>
+                        <a:fontRef idx="minor"/>
+                      </wps:style>
                       <wps:bodyPr/>
                     </wps:wsp>
                   </a:graphicData>
@@ -4523,10 +5132,9 @@
           </mc:Choice>
           <mc:Fallback>
             <w:pict>
-              <v:rect id="shape_0" fillcolor="#a0a0a0" stroked="f" o:allowincell="f" style="position:absolute;margin-left:0pt;margin-top:-1.55pt;width:451.25pt;height:1.45pt;mso-wrap-style:none;v-text-anchor:middle;mso-position-horizontal:center;mso-position-vertical:top">
+              <v:rect id="shape_0" fillcolor="#a0a0a0" stroked="f" o:allowincell="t" style="width:451.25pt;height:1.45pt;mso-wrap-style:none;v-text-anchor:middle">
                 <v:fill o:detectmouseclick="t" type="solid" color2="#5f5f5f"/>
                 <v:stroke color="#3465a4" joinstyle="round" endcap="flat"/>
-                <w10:wrap type="topAndBottom"/>
               </v:rect>
             </w:pict>
           </mc:Fallback>
@@ -5017,15 +5625,11 @@
               <wp:inline distT="0" distB="0" distL="0" distR="0">
                 <wp:extent cx="5731510" cy="19050"/>
                 <wp:effectExtent l="0" t="0" r="0" b="0"/>
-                <wp:docPr id="21" name=""/>
+                <wp:docPr id="11" name="シェイプ11"/>
                 <a:graphic xmlns:a="http://schemas.openxmlformats.org/drawingml/2006/main">
                   <a:graphicData uri="http://schemas.microsoft.com/office/word/2010/wordprocessingShape">
                     <wps:wsp>
                       <wps:cNvSpPr/>
-                      <wps:nvSpPr>
-                        <wps:cNvPr id="22" name=""/>
-                        <wps:cNvSpPr/>
-                      </wps:nvSpPr>
                       <wps:spPr>
                         <a:xfrm>
                           <a:off x="0" y="0"/>
@@ -5041,6 +5645,12 @@
                           <a:noFill/>
                         </a:ln>
                       </wps:spPr>
+                      <wps:style>
+                        <a:lnRef idx="0"/>
+                        <a:fillRef idx="0"/>
+                        <a:effectRef idx="0"/>
+                        <a:fontRef idx="minor"/>
+                      </wps:style>
                       <wps:bodyPr/>
                     </wps:wsp>
                   </a:graphicData>
@@ -5053,10 +5663,9 @@
           </mc:Choice>
           <mc:Fallback>
             <w:pict>
-              <v:rect id="shape_0" fillcolor="#a0a0a0" stroked="f" o:allowincell="f" style="position:absolute;margin-left:0pt;margin-top:-1.55pt;width:451.25pt;height:1.45pt;mso-wrap-style:none;v-text-anchor:middle;mso-position-horizontal:center;mso-position-vertical:top">
+              <v:rect id="shape_0" fillcolor="#a0a0a0" stroked="f" o:allowincell="t" style="width:451.25pt;height:1.45pt;mso-wrap-style:none;v-text-anchor:middle">
                 <v:fill o:detectmouseclick="t" type="solid" color2="#5f5f5f"/>
                 <v:stroke color="#3465a4" joinstyle="round" endcap="flat"/>
-                <w10:wrap type="topAndBottom"/>
               </v:rect>
             </w:pict>
           </mc:Fallback>
@@ -5191,15 +5800,11 @@
               <wp:inline distT="0" distB="0" distL="0" distR="0">
                 <wp:extent cx="5731510" cy="19050"/>
                 <wp:effectExtent l="0" t="0" r="0" b="0"/>
-                <wp:docPr id="23" name=""/>
+                <wp:docPr id="12" name="シェイプ12"/>
                 <a:graphic xmlns:a="http://schemas.openxmlformats.org/drawingml/2006/main">
                   <a:graphicData uri="http://schemas.microsoft.com/office/word/2010/wordprocessingShape">
                     <wps:wsp>
                       <wps:cNvSpPr/>
-                      <wps:nvSpPr>
-                        <wps:cNvPr id="24" name=""/>
-                        <wps:cNvSpPr/>
-                      </wps:nvSpPr>
                       <wps:spPr>
                         <a:xfrm>
                           <a:off x="0" y="0"/>
@@ -5215,6 +5820,12 @@
                           <a:noFill/>
                         </a:ln>
                       </wps:spPr>
+                      <wps:style>
+                        <a:lnRef idx="0"/>
+                        <a:fillRef idx="0"/>
+                        <a:effectRef idx="0"/>
+                        <a:fontRef idx="minor"/>
+                      </wps:style>
                       <wps:bodyPr/>
                     </wps:wsp>
                   </a:graphicData>
@@ -5227,10 +5838,9 @@
           </mc:Choice>
           <mc:Fallback>
             <w:pict>
-              <v:rect id="shape_0" fillcolor="#a0a0a0" stroked="f" o:allowincell="f" style="position:absolute;margin-left:0pt;margin-top:-1.55pt;width:451.25pt;height:1.45pt;mso-wrap-style:none;v-text-anchor:middle;mso-position-horizontal:center;mso-position-vertical:top">
+              <v:rect id="shape_0" fillcolor="#a0a0a0" stroked="f" o:allowincell="t" style="width:451.25pt;height:1.45pt;mso-wrap-style:none;v-text-anchor:middle">
                 <v:fill o:detectmouseclick="t" type="solid" color2="#5f5f5f"/>
                 <v:stroke color="#3465a4" joinstyle="round" endcap="flat"/>
-                <w10:wrap type="topAndBottom"/>
               </v:rect>
             </w:pict>
           </mc:Fallback>
@@ -5328,15 +5938,11 @@
               <wp:inline distT="0" distB="0" distL="0" distR="0">
                 <wp:extent cx="5731510" cy="19050"/>
                 <wp:effectExtent l="0" t="0" r="0" b="0"/>
-                <wp:docPr id="25" name=""/>
+                <wp:docPr id="13" name="シェイプ13"/>
                 <a:graphic xmlns:a="http://schemas.openxmlformats.org/drawingml/2006/main">
                   <a:graphicData uri="http://schemas.microsoft.com/office/word/2010/wordprocessingShape">
                     <wps:wsp>
                       <wps:cNvSpPr/>
-                      <wps:nvSpPr>
-                        <wps:cNvPr id="26" name=""/>
-                        <wps:cNvSpPr/>
-                      </wps:nvSpPr>
                       <wps:spPr>
                         <a:xfrm>
                           <a:off x="0" y="0"/>
@@ -5352,6 +5958,12 @@
                           <a:noFill/>
                         </a:ln>
                       </wps:spPr>
+                      <wps:style>
+                        <a:lnRef idx="0"/>
+                        <a:fillRef idx="0"/>
+                        <a:effectRef idx="0"/>
+                        <a:fontRef idx="minor"/>
+                      </wps:style>
                       <wps:bodyPr/>
                     </wps:wsp>
                   </a:graphicData>
@@ -5364,10 +5976,9 @@
           </mc:Choice>
           <mc:Fallback>
             <w:pict>
-              <v:rect id="shape_0" fillcolor="#a0a0a0" stroked="f" o:allowincell="f" style="position:absolute;margin-left:0pt;margin-top:-1.55pt;width:451.25pt;height:1.45pt;mso-wrap-style:none;v-text-anchor:middle;mso-position-horizontal:center;mso-position-vertical:top">
+              <v:rect id="shape_0" fillcolor="#a0a0a0" stroked="f" o:allowincell="t" style="width:451.25pt;height:1.45pt;mso-wrap-style:none;v-text-anchor:middle">
                 <v:fill o:detectmouseclick="t" type="solid" color2="#5f5f5f"/>
                 <v:stroke color="#3465a4" joinstyle="round" endcap="flat"/>
-                <w10:wrap type="topAndBottom"/>
               </v:rect>
             </w:pict>
           </mc:Fallback>
@@ -5453,15 +6064,11 @@
               <wp:inline distT="0" distB="0" distL="0" distR="0">
                 <wp:extent cx="5731510" cy="19050"/>
                 <wp:effectExtent l="0" t="0" r="0" b="0"/>
-                <wp:docPr id="27" name=""/>
+                <wp:docPr id="14" name="シェイプ14"/>
                 <a:graphic xmlns:a="http://schemas.openxmlformats.org/drawingml/2006/main">
                   <a:graphicData uri="http://schemas.microsoft.com/office/word/2010/wordprocessingShape">
                     <wps:wsp>
                       <wps:cNvSpPr/>
-                      <wps:nvSpPr>
-                        <wps:cNvPr id="28" name=""/>
-                        <wps:cNvSpPr/>
-                      </wps:nvSpPr>
                       <wps:spPr>
                         <a:xfrm>
                           <a:off x="0" y="0"/>
@@ -5477,6 +6084,12 @@
                           <a:noFill/>
                         </a:ln>
                       </wps:spPr>
+                      <wps:style>
+                        <a:lnRef idx="0"/>
+                        <a:fillRef idx="0"/>
+                        <a:effectRef idx="0"/>
+                        <a:fontRef idx="minor"/>
+                      </wps:style>
                       <wps:bodyPr/>
                     </wps:wsp>
                   </a:graphicData>
@@ -5489,10 +6102,9 @@
           </mc:Choice>
           <mc:Fallback>
             <w:pict>
-              <v:rect id="shape_0" fillcolor="#a0a0a0" stroked="f" o:allowincell="f" style="position:absolute;margin-left:0pt;margin-top:-1.55pt;width:451.25pt;height:1.45pt;mso-wrap-style:none;v-text-anchor:middle;mso-position-horizontal:center;mso-position-vertical:top">
+              <v:rect id="shape_0" fillcolor="#a0a0a0" stroked="f" o:allowincell="t" style="width:451.25pt;height:1.45pt;mso-wrap-style:none;v-text-anchor:middle">
                 <v:fill o:detectmouseclick="t" type="solid" color2="#5f5f5f"/>
                 <v:stroke color="#3465a4" joinstyle="round" endcap="flat"/>
-                <w10:wrap type="topAndBottom"/>
               </v:rect>
             </w:pict>
           </mc:Fallback>
@@ -5578,15 +6190,11 @@
               <wp:inline distT="0" distB="0" distL="0" distR="0">
                 <wp:extent cx="5731510" cy="19050"/>
                 <wp:effectExtent l="0" t="0" r="0" b="0"/>
-                <wp:docPr id="29" name=""/>
+                <wp:docPr id="15" name="シェイプ15"/>
                 <a:graphic xmlns:a="http://schemas.openxmlformats.org/drawingml/2006/main">
                   <a:graphicData uri="http://schemas.microsoft.com/office/word/2010/wordprocessingShape">
                     <wps:wsp>
                       <wps:cNvSpPr/>
-                      <wps:nvSpPr>
-                        <wps:cNvPr id="30" name=""/>
-                        <wps:cNvSpPr/>
-                      </wps:nvSpPr>
                       <wps:spPr>
                         <a:xfrm>
                           <a:off x="0" y="0"/>
@@ -5602,6 +6210,12 @@
                           <a:noFill/>
                         </a:ln>
                       </wps:spPr>
+                      <wps:style>
+                        <a:lnRef idx="0"/>
+                        <a:fillRef idx="0"/>
+                        <a:effectRef idx="0"/>
+                        <a:fontRef idx="minor"/>
+                      </wps:style>
                       <wps:bodyPr/>
                     </wps:wsp>
                   </a:graphicData>
@@ -5614,10 +6228,9 @@
           </mc:Choice>
           <mc:Fallback>
             <w:pict>
-              <v:rect id="shape_0" fillcolor="#a0a0a0" stroked="f" o:allowincell="f" style="position:absolute;margin-left:0pt;margin-top:-1.55pt;width:451.25pt;height:1.45pt;mso-wrap-style:none;v-text-anchor:middle;mso-position-horizontal:center;mso-position-vertical:top">
+              <v:rect id="shape_0" fillcolor="#a0a0a0" stroked="f" o:allowincell="t" style="width:451.25pt;height:1.45pt;mso-wrap-style:none;v-text-anchor:middle">
                 <v:fill o:detectmouseclick="t" type="solid" color2="#5f5f5f"/>
                 <v:stroke color="#3465a4" joinstyle="round" endcap="flat"/>
-                <w10:wrap type="topAndBottom"/>
               </v:rect>
             </w:pict>
           </mc:Fallback>
@@ -5716,15 +6329,11 @@
               <wp:inline distT="0" distB="0" distL="0" distR="0">
                 <wp:extent cx="5731510" cy="19050"/>
                 <wp:effectExtent l="0" t="0" r="0" b="0"/>
-                <wp:docPr id="31" name=""/>
+                <wp:docPr id="16" name="シェイプ16"/>
                 <a:graphic xmlns:a="http://schemas.openxmlformats.org/drawingml/2006/main">
                   <a:graphicData uri="http://schemas.microsoft.com/office/word/2010/wordprocessingShape">
                     <wps:wsp>
                       <wps:cNvSpPr/>
-                      <wps:nvSpPr>
-                        <wps:cNvPr id="32" name=""/>
-                        <wps:cNvSpPr/>
-                      </wps:nvSpPr>
                       <wps:spPr>
                         <a:xfrm>
                           <a:off x="0" y="0"/>
@@ -5740,6 +6349,12 @@
                           <a:noFill/>
                         </a:ln>
                       </wps:spPr>
+                      <wps:style>
+                        <a:lnRef idx="0"/>
+                        <a:fillRef idx="0"/>
+                        <a:effectRef idx="0"/>
+                        <a:fontRef idx="minor"/>
+                      </wps:style>
                       <wps:bodyPr/>
                     </wps:wsp>
                   </a:graphicData>
@@ -5752,10 +6367,9 @@
           </mc:Choice>
           <mc:Fallback>
             <w:pict>
-              <v:rect id="shape_0" fillcolor="#a0a0a0" stroked="f" o:allowincell="f" style="position:absolute;margin-left:0pt;margin-top:-1.55pt;width:451.25pt;height:1.45pt;mso-wrap-style:none;v-text-anchor:middle;mso-position-horizontal:center;mso-position-vertical:top">
+              <v:rect id="shape_0" fillcolor="#a0a0a0" stroked="f" o:allowincell="t" style="width:451.25pt;height:1.45pt;mso-wrap-style:none;v-text-anchor:middle">
                 <v:fill o:detectmouseclick="t" type="solid" color2="#5f5f5f"/>
                 <v:stroke color="#3465a4" joinstyle="round" endcap="flat"/>
-                <w10:wrap type="topAndBottom"/>
               </v:rect>
             </w:pict>
           </mc:Fallback>
@@ -5841,15 +6455,11 @@
               <wp:inline distT="0" distB="0" distL="0" distR="0">
                 <wp:extent cx="5731510" cy="19050"/>
                 <wp:effectExtent l="0" t="0" r="0" b="0"/>
-                <wp:docPr id="33" name=""/>
+                <wp:docPr id="17" name="シェイプ17"/>
                 <a:graphic xmlns:a="http://schemas.openxmlformats.org/drawingml/2006/main">
                   <a:graphicData uri="http://schemas.microsoft.com/office/word/2010/wordprocessingShape">
                     <wps:wsp>
                       <wps:cNvSpPr/>
-                      <wps:nvSpPr>
-                        <wps:cNvPr id="34" name=""/>
-                        <wps:cNvSpPr/>
-                      </wps:nvSpPr>
                       <wps:spPr>
                         <a:xfrm>
                           <a:off x="0" y="0"/>
@@ -5865,6 +6475,12 @@
                           <a:noFill/>
                         </a:ln>
                       </wps:spPr>
+                      <wps:style>
+                        <a:lnRef idx="0"/>
+                        <a:fillRef idx="0"/>
+                        <a:effectRef idx="0"/>
+                        <a:fontRef idx="minor"/>
+                      </wps:style>
                       <wps:bodyPr/>
                     </wps:wsp>
                   </a:graphicData>
@@ -5877,10 +6493,9 @@
           </mc:Choice>
           <mc:Fallback>
             <w:pict>
-              <v:rect id="shape_0" fillcolor="#a0a0a0" stroked="f" o:allowincell="f" style="position:absolute;margin-left:0pt;margin-top:-1.55pt;width:451.25pt;height:1.45pt;mso-wrap-style:none;v-text-anchor:middle;mso-position-horizontal:center;mso-position-vertical:top">
+              <v:rect id="shape_0" fillcolor="#a0a0a0" stroked="f" o:allowincell="t" style="width:451.25pt;height:1.45pt;mso-wrap-style:none;v-text-anchor:middle">
                 <v:fill o:detectmouseclick="t" type="solid" color2="#5f5f5f"/>
                 <v:stroke color="#3465a4" joinstyle="round" endcap="flat"/>
-                <w10:wrap type="topAndBottom"/>
               </v:rect>
             </w:pict>
           </mc:Fallback>
@@ -6140,15 +6755,11 @@
               <wp:inline distT="0" distB="0" distL="0" distR="0">
                 <wp:extent cx="5731510" cy="19050"/>
                 <wp:effectExtent l="0" t="0" r="0" b="0"/>
-                <wp:docPr id="35" name=""/>
+                <wp:docPr id="18" name="シェイプ18"/>
                 <a:graphic xmlns:a="http://schemas.openxmlformats.org/drawingml/2006/main">
                   <a:graphicData uri="http://schemas.microsoft.com/office/word/2010/wordprocessingShape">
                     <wps:wsp>
                       <wps:cNvSpPr/>
-                      <wps:nvSpPr>
-                        <wps:cNvPr id="36" name=""/>
-                        <wps:cNvSpPr/>
-                      </wps:nvSpPr>
                       <wps:spPr>
                         <a:xfrm>
                           <a:off x="0" y="0"/>
@@ -6164,6 +6775,12 @@
                           <a:noFill/>
                         </a:ln>
                       </wps:spPr>
+                      <wps:style>
+                        <a:lnRef idx="0"/>
+                        <a:fillRef idx="0"/>
+                        <a:effectRef idx="0"/>
+                        <a:fontRef idx="minor"/>
+                      </wps:style>
                       <wps:bodyPr/>
                     </wps:wsp>
                   </a:graphicData>
@@ -6176,10 +6793,9 @@
           </mc:Choice>
           <mc:Fallback>
             <w:pict>
-              <v:rect id="shape_0" fillcolor="#a0a0a0" stroked="f" o:allowincell="f" style="position:absolute;margin-left:0pt;margin-top:-1.55pt;width:451.25pt;height:1.45pt;mso-wrap-style:none;v-text-anchor:middle;mso-position-horizontal:center;mso-position-vertical:top">
+              <v:rect id="shape_0" fillcolor="#a0a0a0" stroked="f" o:allowincell="t" style="width:451.25pt;height:1.45pt;mso-wrap-style:none;v-text-anchor:middle">
                 <v:fill o:detectmouseclick="t" type="solid" color2="#5f5f5f"/>
                 <v:stroke color="#3465a4" joinstyle="round" endcap="flat"/>
-                <w10:wrap type="topAndBottom"/>
               </v:rect>
             </w:pict>
           </mc:Fallback>
@@ -6265,15 +6881,11 @@
               <wp:inline distT="0" distB="0" distL="0" distR="0">
                 <wp:extent cx="5731510" cy="19050"/>
                 <wp:effectExtent l="0" t="0" r="0" b="0"/>
-                <wp:docPr id="37" name=""/>
+                <wp:docPr id="19" name="シェイプ19"/>
                 <a:graphic xmlns:a="http://schemas.openxmlformats.org/drawingml/2006/main">
                   <a:graphicData uri="http://schemas.microsoft.com/office/word/2010/wordprocessingShape">
                     <wps:wsp>
                       <wps:cNvSpPr/>
-                      <wps:nvSpPr>
-                        <wps:cNvPr id="38" name=""/>
-                        <wps:cNvSpPr/>
-                      </wps:nvSpPr>
                       <wps:spPr>
                         <a:xfrm>
                           <a:off x="0" y="0"/>
@@ -6289,6 +6901,12 @@
                           <a:noFill/>
                         </a:ln>
                       </wps:spPr>
+                      <wps:style>
+                        <a:lnRef idx="0"/>
+                        <a:fillRef idx="0"/>
+                        <a:effectRef idx="0"/>
+                        <a:fontRef idx="minor"/>
+                      </wps:style>
                       <wps:bodyPr/>
                     </wps:wsp>
                   </a:graphicData>
@@ -6301,10 +6919,9 @@
           </mc:Choice>
           <mc:Fallback>
             <w:pict>
-              <v:rect id="shape_0" fillcolor="#a0a0a0" stroked="f" o:allowincell="f" style="position:absolute;margin-left:0pt;margin-top:-1.55pt;width:451.25pt;height:1.45pt;mso-wrap-style:none;v-text-anchor:middle;mso-position-horizontal:center;mso-position-vertical:top">
+              <v:rect id="shape_0" fillcolor="#a0a0a0" stroked="f" o:allowincell="t" style="width:451.25pt;height:1.45pt;mso-wrap-style:none;v-text-anchor:middle">
                 <v:fill o:detectmouseclick="t" type="solid" color2="#5f5f5f"/>
                 <v:stroke color="#3465a4" joinstyle="round" endcap="flat"/>
-                <w10:wrap type="topAndBottom"/>
               </v:rect>
             </w:pict>
           </mc:Fallback>
@@ -6458,15 +7075,11 @@
               <wp:inline distT="0" distB="0" distL="0" distR="0">
                 <wp:extent cx="5731510" cy="19050"/>
                 <wp:effectExtent l="0" t="0" r="0" b="0"/>
-                <wp:docPr id="39" name=""/>
+                <wp:docPr id="20" name="シェイプ20"/>
                 <a:graphic xmlns:a="http://schemas.openxmlformats.org/drawingml/2006/main">
                   <a:graphicData uri="http://schemas.microsoft.com/office/word/2010/wordprocessingShape">
                     <wps:wsp>
                       <wps:cNvSpPr/>
-                      <wps:nvSpPr>
-                        <wps:cNvPr id="40" name=""/>
-                        <wps:cNvSpPr/>
-                      </wps:nvSpPr>
                       <wps:spPr>
                         <a:xfrm>
                           <a:off x="0" y="0"/>
@@ -6482,6 +7095,12 @@
                           <a:noFill/>
                         </a:ln>
                       </wps:spPr>
+                      <wps:style>
+                        <a:lnRef idx="0"/>
+                        <a:fillRef idx="0"/>
+                        <a:effectRef idx="0"/>
+                        <a:fontRef idx="minor"/>
+                      </wps:style>
                       <wps:bodyPr/>
                     </wps:wsp>
                   </a:graphicData>
@@ -6494,10 +7113,9 @@
           </mc:Choice>
           <mc:Fallback>
             <w:pict>
-              <v:rect id="shape_0" fillcolor="#a0a0a0" stroked="f" o:allowincell="f" style="position:absolute;margin-left:0pt;margin-top:-1.55pt;width:451.25pt;height:1.45pt;mso-wrap-style:none;v-text-anchor:middle;mso-position-horizontal:center;mso-position-vertical:top">
+              <v:rect id="shape_0" fillcolor="#a0a0a0" stroked="f" o:allowincell="t" style="width:451.25pt;height:1.45pt;mso-wrap-style:none;v-text-anchor:middle">
                 <v:fill o:detectmouseclick="t" type="solid" color2="#5f5f5f"/>
                 <v:stroke color="#3465a4" joinstyle="round" endcap="flat"/>
-                <w10:wrap type="topAndBottom"/>
               </v:rect>
             </w:pict>
           </mc:Fallback>
@@ -6648,15 +7266,11 @@
               <wp:inline distT="0" distB="0" distL="0" distR="0">
                 <wp:extent cx="5731510" cy="19050"/>
                 <wp:effectExtent l="0" t="0" r="0" b="0"/>
-                <wp:docPr id="41" name=""/>
+                <wp:docPr id="21" name="シェイプ21"/>
                 <a:graphic xmlns:a="http://schemas.openxmlformats.org/drawingml/2006/main">
                   <a:graphicData uri="http://schemas.microsoft.com/office/word/2010/wordprocessingShape">
                     <wps:wsp>
                       <wps:cNvSpPr/>
-                      <wps:nvSpPr>
-                        <wps:cNvPr id="42" name=""/>
-                        <wps:cNvSpPr/>
-                      </wps:nvSpPr>
                       <wps:spPr>
                         <a:xfrm>
                           <a:off x="0" y="0"/>
@@ -6672,6 +7286,12 @@
                           <a:noFill/>
                         </a:ln>
                       </wps:spPr>
+                      <wps:style>
+                        <a:lnRef idx="0"/>
+                        <a:fillRef idx="0"/>
+                        <a:effectRef idx="0"/>
+                        <a:fontRef idx="minor"/>
+                      </wps:style>
                       <wps:bodyPr/>
                     </wps:wsp>
                   </a:graphicData>
@@ -6684,10 +7304,9 @@
           </mc:Choice>
           <mc:Fallback>
             <w:pict>
-              <v:rect id="shape_0" fillcolor="#a0a0a0" stroked="f" o:allowincell="f" style="position:absolute;margin-left:0pt;margin-top:-1.55pt;width:451.25pt;height:1.45pt;mso-wrap-style:none;v-text-anchor:middle;mso-position-horizontal:center;mso-position-vertical:top">
+              <v:rect id="shape_0" fillcolor="#a0a0a0" stroked="f" o:allowincell="t" style="width:451.25pt;height:1.45pt;mso-wrap-style:none;v-text-anchor:middle">
                 <v:fill o:detectmouseclick="t" type="solid" color2="#5f5f5f"/>
                 <v:stroke color="#3465a4" joinstyle="round" endcap="flat"/>
-                <w10:wrap type="topAndBottom"/>
               </v:rect>
             </w:pict>
           </mc:Fallback>
@@ -6789,15 +7408,11 @@
               <wp:inline distT="0" distB="0" distL="0" distR="0">
                 <wp:extent cx="5731510" cy="19050"/>
                 <wp:effectExtent l="0" t="0" r="0" b="0"/>
-                <wp:docPr id="43" name=""/>
+                <wp:docPr id="22" name="シェイプ22"/>
                 <a:graphic xmlns:a="http://schemas.openxmlformats.org/drawingml/2006/main">
                   <a:graphicData uri="http://schemas.microsoft.com/office/word/2010/wordprocessingShape">
                     <wps:wsp>
                       <wps:cNvSpPr/>
-                      <wps:nvSpPr>
-                        <wps:cNvPr id="44" name=""/>
-                        <wps:cNvSpPr/>
-                      </wps:nvSpPr>
                       <wps:spPr>
                         <a:xfrm>
                           <a:off x="0" y="0"/>
@@ -6813,6 +7428,12 @@
                           <a:noFill/>
                         </a:ln>
                       </wps:spPr>
+                      <wps:style>
+                        <a:lnRef idx="0"/>
+                        <a:fillRef idx="0"/>
+                        <a:effectRef idx="0"/>
+                        <a:fontRef idx="minor"/>
+                      </wps:style>
                       <wps:bodyPr/>
                     </wps:wsp>
                   </a:graphicData>
@@ -6825,10 +7446,9 @@
           </mc:Choice>
           <mc:Fallback>
             <w:pict>
-              <v:rect id="shape_0" fillcolor="#a0a0a0" stroked="f" o:allowincell="f" style="position:absolute;margin-left:0pt;margin-top:-1.55pt;width:451.25pt;height:1.45pt;mso-wrap-style:none;v-text-anchor:middle;mso-position-horizontal:center;mso-position-vertical:top">
+              <v:rect id="shape_0" fillcolor="#a0a0a0" stroked="f" o:allowincell="t" style="width:451.25pt;height:1.45pt;mso-wrap-style:none;v-text-anchor:middle">
                 <v:fill o:detectmouseclick="t" type="solid" color2="#5f5f5f"/>
                 <v:stroke color="#3465a4" joinstyle="round" endcap="flat"/>
-                <w10:wrap type="topAndBottom"/>
               </v:rect>
             </w:pict>
           </mc:Fallback>
@@ -7505,9 +8125,27 @@
       </w:pPr>
       <w:r>
         <w:rPr>
-          <w:rFonts w:ascii="Arial Unicode MS" w:hAnsi="Arial Unicode MS" w:cs="Arial Unicode MS" w:eastAsia="Arial Unicode MS"/>
-        </w:rPr>
-        <w:t xml:space="preserve">Loopbackを選択してDSPモードで起動した場合は、さらに</w:t>
+          <w:rFonts w:eastAsia="Arial Unicode MS" w:cs="Arial Unicode MS" w:ascii="Arial Unicode MS" w:hAnsi="Arial Unicode MS"/>
+        </w:rPr>
+        <w:t>Loopback</w:t>
+      </w:r>
+      <w:r>
+        <w:rPr>
+          <w:rFonts w:ascii="Arial Unicode MS" w:hAnsi="Arial Unicode MS" w:cs="Arial Unicode MS" w:eastAsia="Arial Unicode MS"/>
+        </w:rPr>
+        <w:t>を選択して</w:t>
+      </w:r>
+      <w:r>
+        <w:rPr>
+          <w:rFonts w:eastAsia="Arial Unicode MS" w:cs="Arial Unicode MS" w:ascii="Arial Unicode MS" w:hAnsi="Arial Unicode MS"/>
+        </w:rPr>
+        <w:t>DSP</w:t>
+      </w:r>
+      <w:r>
+        <w:rPr>
+          <w:rFonts w:ascii="Arial Unicode MS" w:hAnsi="Arial Unicode MS" w:cs="Arial Unicode MS" w:eastAsia="Arial Unicode MS"/>
+        </w:rPr>
+        <w:t>モードで起動した場合は、さらに</w:t>
       </w:r>
     </w:p>
     <w:tbl>
@@ -7550,7 +8188,7 @@
                 <w:b/>
                 <w:bCs/>
               </w:rPr>
-              <w:t xml:space="preserve">キー</w:t>
+              <w:t>キー</w:t>
             </w:r>
           </w:p>
         </w:tc>
@@ -7571,7 +8209,7 @@
                 <w:b/>
                 <w:bCs/>
               </w:rPr>
-              <w:t xml:space="preserve">機能</w:t>
+              <w:t>機能</w:t>
             </w:r>
           </w:p>
         </w:tc>
@@ -7595,7 +8233,7 @@
                 <w:rFonts w:eastAsia="Roboto Mono" w:cs="Roboto Mono" w:ascii="Roboto Mono" w:hAnsi="Roboto Mono"/>
                 <w:color w:val="188038"/>
               </w:rPr>
-              <w:t xml:space="preserve">1</w:t>
+              <w:t>1</w:t>
             </w:r>
           </w:p>
         </w:tc>
@@ -7611,9 +8249,51 @@
             </w:pPr>
             <w:r>
               <w:rPr>
+                <w:rFonts w:eastAsia="Arial Unicode MS" w:cs="Arial Unicode MS" w:ascii="Arial Unicode MS" w:hAnsi="Arial Unicode MS"/>
+              </w:rPr>
+              <w:t xml:space="preserve">v1 </w:t>
+            </w:r>
+            <w:r>
+              <w:rPr>
                 <w:rFonts w:ascii="Arial Unicode MS" w:hAnsi="Arial Unicode MS" w:cs="Arial Unicode MS" w:eastAsia="Arial Unicode MS"/>
               </w:rPr>
-              <w:t xml:space="preserve">v1 濃厚ホール(静) — フル装備EQ・落ち着いた響き</w:t>
+              <w:t>濃厚ホール</w:t>
+            </w:r>
+            <w:r>
+              <w:rPr>
+                <w:rFonts w:eastAsia="Arial Unicode MS" w:cs="Arial Unicode MS" w:ascii="Arial Unicode MS" w:hAnsi="Arial Unicode MS"/>
+              </w:rPr>
+              <w:t>(</w:t>
+            </w:r>
+            <w:r>
+              <w:rPr>
+                <w:rFonts w:ascii="Arial Unicode MS" w:hAnsi="Arial Unicode MS" w:cs="Arial Unicode MS" w:eastAsia="Arial Unicode MS"/>
+              </w:rPr>
+              <w:t>静</w:t>
+            </w:r>
+            <w:r>
+              <w:rPr>
+                <w:rFonts w:eastAsia="Arial Unicode MS" w:cs="Arial Unicode MS" w:ascii="Arial Unicode MS" w:hAnsi="Arial Unicode MS"/>
+              </w:rPr>
+              <w:t xml:space="preserve">) — </w:t>
+            </w:r>
+            <w:r>
+              <w:rPr>
+                <w:rFonts w:ascii="Arial Unicode MS" w:hAnsi="Arial Unicode MS" w:cs="Arial Unicode MS" w:eastAsia="Arial Unicode MS"/>
+              </w:rPr>
+              <w:t>フル装備</w:t>
+            </w:r>
+            <w:r>
+              <w:rPr>
+                <w:rFonts w:eastAsia="Arial Unicode MS" w:cs="Arial Unicode MS" w:ascii="Arial Unicode MS" w:hAnsi="Arial Unicode MS"/>
+              </w:rPr>
+              <w:t>EQ</w:t>
+            </w:r>
+            <w:r>
+              <w:rPr>
+                <w:rFonts w:ascii="Arial Unicode MS" w:hAnsi="Arial Unicode MS" w:cs="Arial Unicode MS" w:eastAsia="Arial Unicode MS"/>
+              </w:rPr>
+              <w:t>・落ち着いた響き</w:t>
             </w:r>
           </w:p>
         </w:tc>
@@ -7637,7 +8317,7 @@
                 <w:rFonts w:eastAsia="Roboto Mono" w:cs="Roboto Mono" w:ascii="Roboto Mono" w:hAnsi="Roboto Mono"/>
                 <w:color w:val="188038"/>
               </w:rPr>
-              <w:t xml:space="preserve">2</w:t>
+              <w:t>2</w:t>
             </w:r>
           </w:p>
         </w:tc>
@@ -7653,9 +8333,51 @@
             </w:pPr>
             <w:r>
               <w:rPr>
+                <w:rFonts w:eastAsia="Arial Unicode MS" w:cs="Arial Unicode MS" w:ascii="Arial Unicode MS" w:hAnsi="Arial Unicode MS"/>
+              </w:rPr>
+              <w:t xml:space="preserve">v2 </w:t>
+            </w:r>
+            <w:r>
+              <w:rPr>
                 <w:rFonts w:ascii="Arial Unicode MS" w:hAnsi="Arial Unicode MS" w:cs="Arial Unicode MS" w:eastAsia="Arial Unicode MS"/>
               </w:rPr>
-              <w:t xml:space="preserve">v2 濃厚ホール(動) — フル装備EQ・空気の流れ</w:t>
+              <w:t>濃厚ホール</w:t>
+            </w:r>
+            <w:r>
+              <w:rPr>
+                <w:rFonts w:eastAsia="Arial Unicode MS" w:cs="Arial Unicode MS" w:ascii="Arial Unicode MS" w:hAnsi="Arial Unicode MS"/>
+              </w:rPr>
+              <w:t>(</w:t>
+            </w:r>
+            <w:r>
+              <w:rPr>
+                <w:rFonts w:ascii="Arial Unicode MS" w:hAnsi="Arial Unicode MS" w:cs="Arial Unicode MS" w:eastAsia="Arial Unicode MS"/>
+              </w:rPr>
+              <w:t>動</w:t>
+            </w:r>
+            <w:r>
+              <w:rPr>
+                <w:rFonts w:eastAsia="Arial Unicode MS" w:cs="Arial Unicode MS" w:ascii="Arial Unicode MS" w:hAnsi="Arial Unicode MS"/>
+              </w:rPr>
+              <w:t xml:space="preserve">) — </w:t>
+            </w:r>
+            <w:r>
+              <w:rPr>
+                <w:rFonts w:ascii="Arial Unicode MS" w:hAnsi="Arial Unicode MS" w:cs="Arial Unicode MS" w:eastAsia="Arial Unicode MS"/>
+              </w:rPr>
+              <w:t>フル装備</w:t>
+            </w:r>
+            <w:r>
+              <w:rPr>
+                <w:rFonts w:eastAsia="Arial Unicode MS" w:cs="Arial Unicode MS" w:ascii="Arial Unicode MS" w:hAnsi="Arial Unicode MS"/>
+              </w:rPr>
+              <w:t>EQ</w:t>
+            </w:r>
+            <w:r>
+              <w:rPr>
+                <w:rFonts w:ascii="Arial Unicode MS" w:hAnsi="Arial Unicode MS" w:cs="Arial Unicode MS" w:eastAsia="Arial Unicode MS"/>
+              </w:rPr>
+              <w:t>・空気の流れ</w:t>
             </w:r>
           </w:p>
         </w:tc>
@@ -7679,7 +8401,7 @@
                 <w:rFonts w:eastAsia="Roboto Mono" w:cs="Roboto Mono" w:ascii="Roboto Mono" w:hAnsi="Roboto Mono"/>
                 <w:color w:val="188038"/>
               </w:rPr>
-              <w:t xml:space="preserve">3</w:t>
+              <w:t>3</w:t>
             </w:r>
           </w:p>
         </w:tc>
@@ -7695,9 +8417,39 @@
             </w:pPr>
             <w:r>
               <w:rPr>
+                <w:rFonts w:eastAsia="Arial Unicode MS" w:cs="Arial Unicode MS" w:ascii="Arial Unicode MS" w:hAnsi="Arial Unicode MS"/>
+              </w:rPr>
+              <w:t xml:space="preserve">v3 </w:t>
+            </w:r>
+            <w:r>
+              <w:rPr>
                 <w:rFonts w:ascii="Arial Unicode MS" w:hAnsi="Arial Unicode MS" w:cs="Arial Unicode MS" w:eastAsia="Arial Unicode MS"/>
               </w:rPr>
-              <w:t xml:space="preserve">v3 素材の味(静) — シンプル・実在感重視</w:t>
+              <w:t>素材の味</w:t>
+            </w:r>
+            <w:r>
+              <w:rPr>
+                <w:rFonts w:eastAsia="Arial Unicode MS" w:cs="Arial Unicode MS" w:ascii="Arial Unicode MS" w:hAnsi="Arial Unicode MS"/>
+              </w:rPr>
+              <w:t>(</w:t>
+            </w:r>
+            <w:r>
+              <w:rPr>
+                <w:rFonts w:ascii="Arial Unicode MS" w:hAnsi="Arial Unicode MS" w:cs="Arial Unicode MS" w:eastAsia="Arial Unicode MS"/>
+              </w:rPr>
+              <w:t>静</w:t>
+            </w:r>
+            <w:r>
+              <w:rPr>
+                <w:rFonts w:eastAsia="Arial Unicode MS" w:cs="Arial Unicode MS" w:ascii="Arial Unicode MS" w:hAnsi="Arial Unicode MS"/>
+              </w:rPr>
+              <w:t xml:space="preserve">) — </w:t>
+            </w:r>
+            <w:r>
+              <w:rPr>
+                <w:rFonts w:ascii="Arial Unicode MS" w:hAnsi="Arial Unicode MS" w:cs="Arial Unicode MS" w:eastAsia="Arial Unicode MS"/>
+              </w:rPr>
+              <w:t>シンプル・実在感重視</w:t>
             </w:r>
           </w:p>
         </w:tc>
@@ -7721,7 +8473,7 @@
                 <w:rFonts w:eastAsia="Roboto Mono" w:cs="Roboto Mono" w:ascii="Roboto Mono" w:hAnsi="Roboto Mono"/>
                 <w:color w:val="188038"/>
               </w:rPr>
-              <w:t xml:space="preserve">4</w:t>
+              <w:t>4</w:t>
             </w:r>
           </w:p>
         </w:tc>
@@ -7737,9 +8489,39 @@
             </w:pPr>
             <w:r>
               <w:rPr>
+                <w:rFonts w:eastAsia="Arial Unicode MS" w:cs="Arial Unicode MS" w:ascii="Arial Unicode MS" w:hAnsi="Arial Unicode MS"/>
+              </w:rPr>
+              <w:t xml:space="preserve">v4 </w:t>
+            </w:r>
+            <w:r>
+              <w:rPr>
                 <w:rFonts w:ascii="Arial Unicode MS" w:hAnsi="Arial Unicode MS" w:cs="Arial Unicode MS" w:eastAsia="Arial Unicode MS"/>
               </w:rPr>
-              <w:t xml:space="preserve">v4 素材の味(動) — シンプル・和食系パンニング</w:t>
+              <w:t>素材の味</w:t>
+            </w:r>
+            <w:r>
+              <w:rPr>
+                <w:rFonts w:eastAsia="Arial Unicode MS" w:cs="Arial Unicode MS" w:ascii="Arial Unicode MS" w:hAnsi="Arial Unicode MS"/>
+              </w:rPr>
+              <w:t>(</w:t>
+            </w:r>
+            <w:r>
+              <w:rPr>
+                <w:rFonts w:ascii="Arial Unicode MS" w:hAnsi="Arial Unicode MS" w:cs="Arial Unicode MS" w:eastAsia="Arial Unicode MS"/>
+              </w:rPr>
+              <w:t>動</w:t>
+            </w:r>
+            <w:r>
+              <w:rPr>
+                <w:rFonts w:eastAsia="Arial Unicode MS" w:cs="Arial Unicode MS" w:ascii="Arial Unicode MS" w:hAnsi="Arial Unicode MS"/>
+              </w:rPr>
+              <w:t xml:space="preserve">) — </w:t>
+            </w:r>
+            <w:r>
+              <w:rPr>
+                <w:rFonts w:ascii="Arial Unicode MS" w:hAnsi="Arial Unicode MS" w:cs="Arial Unicode MS" w:eastAsia="Arial Unicode MS"/>
+              </w:rPr>
+              <w:t>シンプル・和食系パンニング</w:t>
             </w:r>
           </w:p>
         </w:tc>
@@ -7763,7 +8545,7 @@
                 <w:rFonts w:eastAsia="Roboto Mono" w:cs="Roboto Mono" w:ascii="Roboto Mono" w:hAnsi="Roboto Mono"/>
                 <w:color w:val="188038"/>
               </w:rPr>
-              <w:t xml:space="preserve">5</w:t>
+              <w:t>5</w:t>
             </w:r>
           </w:p>
         </w:tc>
@@ -7779,9 +8561,15 @@
             </w:pPr>
             <w:r>
               <w:rPr>
+                <w:rFonts w:eastAsia="Arial Unicode MS" w:cs="Arial Unicode MS" w:ascii="Arial Unicode MS" w:hAnsi="Arial Unicode MS"/>
+              </w:rPr>
+              <w:t xml:space="preserve">v5 </w:t>
+            </w:r>
+            <w:r>
+              <w:rPr>
                 <w:rFonts w:ascii="Arial Unicode MS" w:hAnsi="Arial Unicode MS" w:cs="Arial Unicode MS" w:eastAsia="Arial Unicode MS"/>
               </w:rPr>
-              <w:t xml:space="preserve">v5 倍音モード — ヴァイオリン共鳴・尺八系倍音強調</w:t>
+              <w:t>倍音モード — ヴァイオリン共鳴・尺八系倍音強調</w:t>
             </w:r>
           </w:p>
         </w:tc>
@@ -7805,7 +8593,7 @@
                 <w:rFonts w:eastAsia="Roboto Mono" w:cs="Roboto Mono" w:ascii="Roboto Mono" w:hAnsi="Roboto Mono"/>
                 <w:color w:val="188038"/>
               </w:rPr>
-              <w:t xml:space="preserve">6</w:t>
+              <w:t>6</w:t>
             </w:r>
           </w:p>
         </w:tc>
@@ -7821,9 +8609,51 @@
             </w:pPr>
             <w:r>
               <w:rPr>
+                <w:rFonts w:eastAsia="Arial Unicode MS" w:cs="Arial Unicode MS" w:ascii="Arial Unicode MS" w:hAnsi="Arial Unicode MS"/>
+              </w:rPr>
+              <w:t xml:space="preserve">v6 </w:t>
+            </w:r>
+            <w:r>
+              <w:rPr>
                 <w:rFonts w:ascii="Arial Unicode MS" w:hAnsi="Arial Unicode MS" w:cs="Arial Unicode MS" w:eastAsia="Arial Unicode MS"/>
               </w:rPr>
-              <w:t xml:space="preserve">v6 倍音モード(ヘッドホン用) — 密閉型/開放型ヘッドホン向けに最適化</w:t>
+              <w:t>倍音モード</w:t>
+            </w:r>
+            <w:r>
+              <w:rPr>
+                <w:rFonts w:eastAsia="Arial Unicode MS" w:cs="Arial Unicode MS" w:ascii="Arial Unicode MS" w:hAnsi="Arial Unicode MS"/>
+              </w:rPr>
+              <w:t>(</w:t>
+            </w:r>
+            <w:r>
+              <w:rPr>
+                <w:rFonts w:ascii="Arial Unicode MS" w:hAnsi="Arial Unicode MS" w:cs="Arial Unicode MS" w:eastAsia="Arial Unicode MS"/>
+              </w:rPr>
+              <w:t>ヘッドホン用</w:t>
+            </w:r>
+            <w:r>
+              <w:rPr>
+                <w:rFonts w:eastAsia="Arial Unicode MS" w:cs="Arial Unicode MS" w:ascii="Arial Unicode MS" w:hAnsi="Arial Unicode MS"/>
+              </w:rPr>
+              <w:t xml:space="preserve">) — </w:t>
+            </w:r>
+            <w:r>
+              <w:rPr>
+                <w:rFonts w:ascii="Arial Unicode MS" w:hAnsi="Arial Unicode MS" w:cs="Arial Unicode MS" w:eastAsia="Arial Unicode MS"/>
+              </w:rPr>
+              <w:t>密閉型</w:t>
+            </w:r>
+            <w:r>
+              <w:rPr>
+                <w:rFonts w:eastAsia="Arial Unicode MS" w:cs="Arial Unicode MS" w:ascii="Arial Unicode MS" w:hAnsi="Arial Unicode MS"/>
+              </w:rPr>
+              <w:t>/</w:t>
+            </w:r>
+            <w:r>
+              <w:rPr>
+                <w:rFonts w:ascii="Arial Unicode MS" w:hAnsi="Arial Unicode MS" w:cs="Arial Unicode MS" w:eastAsia="Arial Unicode MS"/>
+              </w:rPr>
+              <w:t>開放型ヘッドホン向けに最適化</w:t>
             </w:r>
           </w:p>
         </w:tc>
@@ -7839,7 +8669,43 @@
         <w:rPr>
           <w:rFonts w:ascii="Arial Unicode MS" w:hAnsi="Arial Unicode MS" w:cs="Arial Unicode MS" w:eastAsia="Arial Unicode MS"/>
         </w:rPr>
-        <w:t xml:space="preserve">に、再生を止めずその場で切り替えられます。DACを直接選択して起動した場合(DSPを使わない原音再生)は、このキーは使用できません。</w:t>
+        <w:t>に、再生を止めずその場で切り替えられます。</w:t>
+      </w:r>
+      <w:r>
+        <w:rPr>
+          <w:rFonts w:eastAsia="Arial Unicode MS" w:cs="Arial Unicode MS" w:ascii="Arial Unicode MS" w:hAnsi="Arial Unicode MS"/>
+        </w:rPr>
+        <w:t>DAC</w:t>
+      </w:r>
+      <w:r>
+        <w:rPr>
+          <w:rFonts w:ascii="Arial Unicode MS" w:hAnsi="Arial Unicode MS" w:cs="Arial Unicode MS" w:eastAsia="Arial Unicode MS"/>
+        </w:rPr>
+        <w:t>を直接選択して起動した場合</w:t>
+      </w:r>
+      <w:r>
+        <w:rPr>
+          <w:rFonts w:eastAsia="Arial Unicode MS" w:cs="Arial Unicode MS" w:ascii="Arial Unicode MS" w:hAnsi="Arial Unicode MS"/>
+        </w:rPr>
+        <w:t>(DSP</w:t>
+      </w:r>
+      <w:r>
+        <w:rPr>
+          <w:rFonts w:ascii="Arial Unicode MS" w:hAnsi="Arial Unicode MS" w:cs="Arial Unicode MS" w:eastAsia="Arial Unicode MS"/>
+        </w:rPr>
+        <w:t>を使わない原音再生</w:t>
+      </w:r>
+      <w:r>
+        <w:rPr>
+          <w:rFonts w:eastAsia="Arial Unicode MS" w:cs="Arial Unicode MS" w:ascii="Arial Unicode MS" w:hAnsi="Arial Unicode MS"/>
+        </w:rPr>
+        <w:t>)</w:t>
+      </w:r>
+      <w:r>
+        <w:rPr>
+          <w:rFonts w:ascii="Arial Unicode MS" w:hAnsi="Arial Unicode MS" w:cs="Arial Unicode MS" w:eastAsia="Arial Unicode MS"/>
+        </w:rPr>
+        <w:t>は、このキーは使用できません。</w:t>
       </w:r>
     </w:p>
     <w:p>
@@ -8165,9 +9031,27 @@
       </w:pPr>
       <w:r>
         <w:rPr>
-          <w:rFonts w:ascii="Arial Unicode MS" w:hAnsi="Arial Unicode MS" w:cs="Arial Unicode MS" w:eastAsia="Arial Unicode MS"/>
-        </w:rPr>
-        <w:t xml:space="preserve">USB接続のDACをお使いの場合は、さらに</w:t>
+          <w:rFonts w:eastAsia="Arial Unicode MS" w:cs="Arial Unicode MS" w:ascii="Arial Unicode MS" w:hAnsi="Arial Unicode MS"/>
+        </w:rPr>
+        <w:t>USB</w:t>
+      </w:r>
+      <w:r>
+        <w:rPr>
+          <w:rFonts w:ascii="Arial Unicode MS" w:hAnsi="Arial Unicode MS" w:cs="Arial Unicode MS" w:eastAsia="Arial Unicode MS"/>
+        </w:rPr>
+        <w:t>接続の</w:t>
+      </w:r>
+      <w:r>
+        <w:rPr>
+          <w:rFonts w:eastAsia="Arial Unicode MS" w:cs="Arial Unicode MS" w:ascii="Arial Unicode MS" w:hAnsi="Arial Unicode MS"/>
+        </w:rPr>
+        <w:t>DAC</w:t>
+      </w:r>
+      <w:r>
+        <w:rPr>
+          <w:rFonts w:ascii="Arial Unicode MS" w:hAnsi="Arial Unicode MS" w:cs="Arial Unicode MS" w:eastAsia="Arial Unicode MS"/>
+        </w:rPr>
+        <w:t>をお使いの場合は、さらに</w:t>
       </w:r>
     </w:p>
     <w:tbl>
@@ -8210,7 +9094,7 @@
                 <w:b/>
                 <w:bCs/>
               </w:rPr>
-              <w:t xml:space="preserve">キー</w:t>
+              <w:t>キー</w:t>
             </w:r>
           </w:p>
         </w:tc>
@@ -8231,7 +9115,7 @@
                 <w:b/>
                 <w:bCs/>
               </w:rPr>
-              <w:t xml:space="preserve">機能</w:t>
+              <w:t>機能</w:t>
             </w:r>
           </w:p>
         </w:tc>
@@ -8255,7 +9139,7 @@
                 <w:rFonts w:eastAsia="Roboto Mono" w:cs="Roboto Mono" w:ascii="Roboto Mono" w:hAnsi="Roboto Mono"/>
                 <w:color w:val="188038"/>
               </w:rPr>
-              <w:t xml:space="preserve">u</w:t>
+              <w:t>u</w:t>
             </w:r>
           </w:p>
         </w:tc>
@@ -8271,9 +9155,21 @@
             </w:pPr>
             <w:r>
               <w:rPr>
+                <w:rFonts w:eastAsia="Arial Unicode MS" w:cs="Arial Unicode MS" w:ascii="Arial Unicode MS" w:hAnsi="Arial Unicode MS"/>
+              </w:rPr>
+              <w:t>USB</w:t>
+            </w:r>
+            <w:r>
+              <w:rPr>
                 <w:rFonts w:ascii="Arial Unicode MS" w:hAnsi="Arial Unicode MS" w:cs="Arial Unicode MS" w:eastAsia="Arial Unicode MS"/>
               </w:rPr>
-              <w:t xml:space="preserve">USB出力デジタルノイズ対策を一括ON/OFF</w:t>
+              <w:t>出力デジタルノイズ対策を一括</w:t>
+            </w:r>
+            <w:r>
+              <w:rPr>
+                <w:rFonts w:eastAsia="Arial Unicode MS" w:cs="Arial Unicode MS" w:ascii="Arial Unicode MS" w:hAnsi="Arial Unicode MS"/>
+              </w:rPr>
+              <w:t>ON/OFF</w:t>
             </w:r>
           </w:p>
         </w:tc>
@@ -8297,7 +9193,7 @@
                 <w:rFonts w:eastAsia="Roboto Mono" w:cs="Roboto Mono" w:ascii="Roboto Mono" w:hAnsi="Roboto Mono"/>
                 <w:color w:val="188038"/>
               </w:rPr>
-              <w:t xml:space="preserve">k</w:t>
+              <w:t>k</w:t>
             </w:r>
           </w:p>
         </w:tc>
@@ -8315,7 +9211,13 @@
               <w:rPr>
                 <w:rFonts w:ascii="Arial Unicode MS" w:hAnsi="Arial Unicode MS" w:cs="Arial Unicode MS" w:eastAsia="Arial Unicode MS"/>
               </w:rPr>
-              <w:t xml:space="preserve">オートサスペンド対策のみON/OFF</w:t>
+              <w:t>オートサスペンド対策のみ</w:t>
+            </w:r>
+            <w:r>
+              <w:rPr>
+                <w:rFonts w:eastAsia="Arial Unicode MS" w:cs="Arial Unicode MS" w:ascii="Arial Unicode MS" w:hAnsi="Arial Unicode MS"/>
+              </w:rPr>
+              <w:t>ON/OFF</w:t>
             </w:r>
           </w:p>
         </w:tc>
@@ -8339,7 +9241,7 @@
                 <w:rFonts w:eastAsia="Roboto Mono" w:cs="Roboto Mono" w:ascii="Roboto Mono" w:hAnsi="Roboto Mono"/>
                 <w:color w:val="188038"/>
               </w:rPr>
-              <w:t xml:space="preserve">j</w:t>
+              <w:t>j</w:t>
             </w:r>
           </w:p>
         </w:tc>
@@ -8357,7 +9259,13 @@
               <w:rPr>
                 <w:rFonts w:ascii="Arial Unicode MS" w:hAnsi="Arial Unicode MS" w:cs="Arial Unicode MS" w:eastAsia="Arial Unicode MS"/>
               </w:rPr>
-              <w:t xml:space="preserve">リアルタイム優先度対策のみON/OFF</w:t>
+              <w:t>リアルタイム優先度対策のみ</w:t>
+            </w:r>
+            <w:r>
+              <w:rPr>
+                <w:rFonts w:eastAsia="Arial Unicode MS" w:cs="Arial Unicode MS" w:ascii="Arial Unicode MS" w:hAnsi="Arial Unicode MS"/>
+              </w:rPr>
+              <w:t>ON/OFF</w:t>
             </w:r>
           </w:p>
         </w:tc>
@@ -8381,7 +9289,7 @@
                 <w:rFonts w:eastAsia="Roboto Mono" w:cs="Roboto Mono" w:ascii="Roboto Mono" w:hAnsi="Roboto Mono"/>
                 <w:color w:val="188038"/>
               </w:rPr>
-              <w:t xml:space="preserve">m</w:t>
+              <w:t>m</w:t>
             </w:r>
           </w:p>
         </w:tc>
@@ -8397,9 +9305,15 @@
             </w:pPr>
             <w:r>
               <w:rPr>
+                <w:rFonts w:eastAsia="Arial Unicode MS" w:cs="Arial Unicode MS" w:ascii="Arial Unicode MS" w:hAnsi="Arial Unicode MS"/>
+              </w:rPr>
+              <w:t>USB</w:t>
+            </w:r>
+            <w:r>
+              <w:rPr>
                 <w:rFonts w:ascii="Arial Unicode MS" w:hAnsi="Arial Unicode MS" w:cs="Arial Unicode MS" w:eastAsia="Arial Unicode MS"/>
               </w:rPr>
-              <w:t xml:space="preserve">USBノイズ対策の状態を表示</w:t>
+              <w:t>ノイズ対策の状態を表示</w:t>
             </w:r>
           </w:p>
         </w:tc>
@@ -8415,33 +9329,237 @@
         <w:rPr>
           <w:rFonts w:ascii="Arial Unicode MS" w:hAnsi="Arial Unicode MS" w:cs="Arial Unicode MS" w:eastAsia="Arial Unicode MS"/>
         </w:rPr>
-        <w:t xml:space="preserve">が利用できます(USB-Noise-Guard機能)。</w:t>
-      </w:r>
-    </w:p>
-    <w:p>
-      <w:pPr>
-        <w:pStyle w:val="normal1"/>
-        <w:spacing w:lineRule="auto" w:line="240" w:before="240" w:after="240"/>
-        <w:rPr/>
-      </w:pPr>
-      <w:r>
-        <w:rPr>
-          <w:rFonts w:ascii="Arial Unicode MS" w:hAnsi="Arial Unicode MS" w:cs="Arial Unicode MS" w:eastAsia="Arial Unicode MS"/>
-        </w:rPr>
-        <w:t xml:space="preserve">USBオートサスペンド(アイドル時に電源を落とす省電力機能)や、CPU競合によるタイミングの揺らぎ(ジッター)は、わずかなプチノイズや音質の変化として現れることがあります。QjiDSPは起動時にDACを検出すると、これらを自動的に緩和します。上記のキーで、再生を止めずにON/OFFを切り替えて効果を聴き比べることができます。</w:t>
-      </w:r>
-    </w:p>
-    <w:p>
-      <w:pPr>
-        <w:pStyle w:val="normal1"/>
-        <w:spacing w:lineRule="auto" w:line="240" w:before="240" w:after="240"/>
-        <w:rPr/>
-      </w:pPr>
-      <w:r>
-        <w:rPr>
-          <w:rFonts w:ascii="Arial Unicode MS" w:hAnsi="Arial Unicode MS" w:cs="Arial Unicode MS" w:eastAsia="Arial Unicode MS"/>
-        </w:rPr>
-        <w:t xml:space="preserve">kによるオートサスペンド対策の切り替えには、USB DACの電源管理ファイルへの書き込み権限が必要です。同梱のinstall_usb_audio_optimize.shを一度sudoで実行しておくと(実行後は再ログインしてください)、起動時に自動で適用され、kキーでの切り替えも有効になります。</w:t>
+        <w:t>が利用できます</w:t>
+      </w:r>
+      <w:r>
+        <w:rPr>
+          <w:rFonts w:eastAsia="Arial Unicode MS" w:cs="Arial Unicode MS" w:ascii="Arial Unicode MS" w:hAnsi="Arial Unicode MS"/>
+        </w:rPr>
+        <w:t>(USB-Noise-Guard</w:t>
+      </w:r>
+      <w:r>
+        <w:rPr>
+          <w:rFonts w:ascii="Arial Unicode MS" w:hAnsi="Arial Unicode MS" w:cs="Arial Unicode MS" w:eastAsia="Arial Unicode MS"/>
+        </w:rPr>
+        <w:t>機能</w:t>
+      </w:r>
+      <w:r>
+        <w:rPr>
+          <w:rFonts w:eastAsia="Arial Unicode MS" w:cs="Arial Unicode MS" w:ascii="Arial Unicode MS" w:hAnsi="Arial Unicode MS"/>
+        </w:rPr>
+        <w:t>)</w:t>
+      </w:r>
+      <w:r>
+        <w:rPr>
+          <w:rFonts w:ascii="Arial Unicode MS" w:hAnsi="Arial Unicode MS" w:cs="Arial Unicode MS" w:eastAsia="Arial Unicode MS"/>
+        </w:rPr>
+        <w:t>。</w:t>
+      </w:r>
+    </w:p>
+    <w:p>
+      <w:pPr>
+        <w:pStyle w:val="normal1"/>
+        <w:spacing w:lineRule="auto" w:line="240" w:before="240" w:after="240"/>
+        <w:rPr/>
+      </w:pPr>
+      <w:r>
+        <w:rPr>
+          <w:rFonts w:eastAsia="Arial Unicode MS" w:cs="Arial Unicode MS" w:ascii="Arial Unicode MS" w:hAnsi="Arial Unicode MS"/>
+        </w:rPr>
+        <w:t>USB</w:t>
+      </w:r>
+      <w:r>
+        <w:rPr>
+          <w:rFonts w:ascii="Arial Unicode MS" w:hAnsi="Arial Unicode MS" w:cs="Arial Unicode MS" w:eastAsia="Arial Unicode MS"/>
+        </w:rPr>
+        <w:t>オートサスペンド</w:t>
+      </w:r>
+      <w:r>
+        <w:rPr>
+          <w:rFonts w:eastAsia="Arial Unicode MS" w:cs="Arial Unicode MS" w:ascii="Arial Unicode MS" w:hAnsi="Arial Unicode MS"/>
+        </w:rPr>
+        <w:t>(</w:t>
+      </w:r>
+      <w:r>
+        <w:rPr>
+          <w:rFonts w:ascii="Arial Unicode MS" w:hAnsi="Arial Unicode MS" w:cs="Arial Unicode MS" w:eastAsia="Arial Unicode MS"/>
+        </w:rPr>
+        <w:t>アイドル時に電源を落とす省電力機能</w:t>
+      </w:r>
+      <w:r>
+        <w:rPr>
+          <w:rFonts w:eastAsia="Arial Unicode MS" w:cs="Arial Unicode MS" w:ascii="Arial Unicode MS" w:hAnsi="Arial Unicode MS"/>
+        </w:rPr>
+        <w:t>)</w:t>
+      </w:r>
+      <w:r>
+        <w:rPr>
+          <w:rFonts w:ascii="Arial Unicode MS" w:hAnsi="Arial Unicode MS" w:cs="Arial Unicode MS" w:eastAsia="Arial Unicode MS"/>
+        </w:rPr>
+        <w:t>や、</w:t>
+      </w:r>
+      <w:r>
+        <w:rPr>
+          <w:rFonts w:eastAsia="Arial Unicode MS" w:cs="Arial Unicode MS" w:ascii="Arial Unicode MS" w:hAnsi="Arial Unicode MS"/>
+        </w:rPr>
+        <w:t>CPU</w:t>
+      </w:r>
+      <w:r>
+        <w:rPr>
+          <w:rFonts w:ascii="Arial Unicode MS" w:hAnsi="Arial Unicode MS" w:cs="Arial Unicode MS" w:eastAsia="Arial Unicode MS"/>
+        </w:rPr>
+        <w:t>競合によるタイミングの揺らぎ</w:t>
+      </w:r>
+      <w:r>
+        <w:rPr>
+          <w:rFonts w:eastAsia="Arial Unicode MS" w:cs="Arial Unicode MS" w:ascii="Arial Unicode MS" w:hAnsi="Arial Unicode MS"/>
+        </w:rPr>
+        <w:t>(</w:t>
+      </w:r>
+      <w:r>
+        <w:rPr>
+          <w:rFonts w:ascii="Arial Unicode MS" w:hAnsi="Arial Unicode MS" w:cs="Arial Unicode MS" w:eastAsia="Arial Unicode MS"/>
+        </w:rPr>
+        <w:t>ジッター</w:t>
+      </w:r>
+      <w:r>
+        <w:rPr>
+          <w:rFonts w:eastAsia="Arial Unicode MS" w:cs="Arial Unicode MS" w:ascii="Arial Unicode MS" w:hAnsi="Arial Unicode MS"/>
+        </w:rPr>
+        <w:t>)</w:t>
+      </w:r>
+      <w:r>
+        <w:rPr>
+          <w:rFonts w:ascii="Arial Unicode MS" w:hAnsi="Arial Unicode MS" w:cs="Arial Unicode MS" w:eastAsia="Arial Unicode MS"/>
+        </w:rPr>
+        <w:t>は、わずかなプチノイズや音質の変化として現れることがあります。</w:t>
+      </w:r>
+      <w:r>
+        <w:rPr>
+          <w:rFonts w:eastAsia="Arial Unicode MS" w:cs="Arial Unicode MS" w:ascii="Arial Unicode MS" w:hAnsi="Arial Unicode MS"/>
+        </w:rPr>
+        <w:t>QjiDSP</w:t>
+      </w:r>
+      <w:r>
+        <w:rPr>
+          <w:rFonts w:ascii="Arial Unicode MS" w:hAnsi="Arial Unicode MS" w:cs="Arial Unicode MS" w:eastAsia="Arial Unicode MS"/>
+        </w:rPr>
+        <w:t>は起動時に</w:t>
+      </w:r>
+      <w:r>
+        <w:rPr>
+          <w:rFonts w:eastAsia="Arial Unicode MS" w:cs="Arial Unicode MS" w:ascii="Arial Unicode MS" w:hAnsi="Arial Unicode MS"/>
+        </w:rPr>
+        <w:t>DAC</w:t>
+      </w:r>
+      <w:r>
+        <w:rPr>
+          <w:rFonts w:ascii="Arial Unicode MS" w:hAnsi="Arial Unicode MS" w:cs="Arial Unicode MS" w:eastAsia="Arial Unicode MS"/>
+        </w:rPr>
+        <w:t>を検出すると、これらを自動的に緩和します。上記のキーで、再生を止めずに</w:t>
+      </w:r>
+      <w:r>
+        <w:rPr>
+          <w:rFonts w:eastAsia="Arial Unicode MS" w:cs="Arial Unicode MS" w:ascii="Arial Unicode MS" w:hAnsi="Arial Unicode MS"/>
+        </w:rPr>
+        <w:t>ON/OFF</w:t>
+      </w:r>
+      <w:r>
+        <w:rPr>
+          <w:rFonts w:ascii="Arial Unicode MS" w:hAnsi="Arial Unicode MS" w:cs="Arial Unicode MS" w:eastAsia="Arial Unicode MS"/>
+        </w:rPr>
+        <w:t>を切り替えて効果を聴き比べることができます。</w:t>
+      </w:r>
+    </w:p>
+    <w:p>
+      <w:pPr>
+        <w:pStyle w:val="normal1"/>
+        <w:spacing w:lineRule="auto" w:line="240" w:before="240" w:after="240"/>
+        <w:rPr/>
+      </w:pPr>
+      <w:r>
+        <w:rPr>
+          <w:rFonts w:eastAsia="Arial Unicode MS" w:cs="Arial Unicode MS" w:ascii="Arial Unicode MS" w:hAnsi="Arial Unicode MS"/>
+        </w:rPr>
+        <w:t>k</w:t>
+      </w:r>
+      <w:r>
+        <w:rPr>
+          <w:rFonts w:ascii="Arial Unicode MS" w:hAnsi="Arial Unicode MS" w:cs="Arial Unicode MS" w:eastAsia="Arial Unicode MS"/>
+        </w:rPr>
+        <w:t>によるオートサスペンド対策の切り替えには、</w:t>
+      </w:r>
+      <w:r>
+        <w:rPr>
+          <w:rFonts w:eastAsia="Arial Unicode MS" w:cs="Arial Unicode MS" w:ascii="Arial Unicode MS" w:hAnsi="Arial Unicode MS"/>
+        </w:rPr>
+        <w:t>USB DAC</w:t>
+      </w:r>
+      <w:r>
+        <w:rPr>
+          <w:rFonts w:ascii="Arial Unicode MS" w:hAnsi="Arial Unicode MS" w:cs="Arial Unicode MS" w:eastAsia="Arial Unicode MS"/>
+        </w:rPr>
+        <w:t>の電源管理ファイルへの書き込み権限が必要です。同梱の</w:t>
+      </w:r>
+      <w:r>
+        <w:rPr>
+          <w:rFonts w:eastAsia="Arial Unicode MS" w:cs="Arial Unicode MS" w:ascii="Arial Unicode MS" w:hAnsi="Arial Unicode MS"/>
+        </w:rPr>
+        <w:t>install_usb_audio_optimize.sh</w:t>
+      </w:r>
+      <w:r>
+        <w:rPr>
+          <w:rFonts w:ascii="Arial Unicode MS" w:hAnsi="Arial Unicode MS" w:cs="Arial Unicode MS" w:eastAsia="Arial Unicode MS"/>
+        </w:rPr>
+        <w:t>を一度</w:t>
+      </w:r>
+      <w:r>
+        <w:rPr>
+          <w:rFonts w:eastAsia="Arial Unicode MS" w:cs="Arial Unicode MS" w:ascii="Arial Unicode MS" w:hAnsi="Arial Unicode MS"/>
+        </w:rPr>
+        <w:t>sudo</w:t>
+      </w:r>
+      <w:r>
+        <w:rPr>
+          <w:rFonts w:ascii="Arial Unicode MS" w:hAnsi="Arial Unicode MS" w:cs="Arial Unicode MS" w:eastAsia="Arial Unicode MS"/>
+        </w:rPr>
+        <w:t>で実行しておくと</w:t>
+      </w:r>
+      <w:r>
+        <w:rPr>
+          <w:rFonts w:eastAsia="Arial Unicode MS" w:cs="Arial Unicode MS" w:ascii="Arial Unicode MS" w:hAnsi="Arial Unicode MS"/>
+        </w:rPr>
+        <w:t>(</w:t>
+      </w:r>
+      <w:r>
+        <w:rPr>
+          <w:rFonts w:ascii="Arial Unicode MS" w:hAnsi="Arial Unicode MS" w:cs="Arial Unicode MS" w:eastAsia="Arial Unicode MS"/>
+        </w:rPr>
+        <w:t>実行後は再ログインしてください</w:t>
+      </w:r>
+      <w:r>
+        <w:rPr>
+          <w:rFonts w:eastAsia="Arial Unicode MS" w:cs="Arial Unicode MS" w:ascii="Arial Unicode MS" w:hAnsi="Arial Unicode MS"/>
+        </w:rPr>
+        <w:t>)</w:t>
+      </w:r>
+      <w:r>
+        <w:rPr>
+          <w:rFonts w:ascii="Arial Unicode MS" w:hAnsi="Arial Unicode MS" w:cs="Arial Unicode MS" w:eastAsia="Arial Unicode MS"/>
+        </w:rPr>
+        <w:t>、起動時に自動で適用され、</w:t>
+      </w:r>
+      <w:r>
+        <w:rPr>
+          <w:rFonts w:eastAsia="Arial Unicode MS" w:cs="Arial Unicode MS" w:ascii="Arial Unicode MS" w:hAnsi="Arial Unicode MS"/>
+        </w:rPr>
+        <w:t>k</w:t>
+      </w:r>
+      <w:r>
+        <w:rPr>
+          <w:rFonts w:ascii="Arial Unicode MS" w:hAnsi="Arial Unicode MS" w:cs="Arial Unicode MS" w:eastAsia="Arial Unicode MS"/>
+        </w:rPr>
+        <w:t>キーでの切り替えも有効になります。</w:t>
       </w:r>
     </w:p>
     <w:p>
@@ -8457,15 +9575,11 @@
               <wp:inline distT="0" distB="0" distL="0" distR="0">
                 <wp:extent cx="5731510" cy="19050"/>
                 <wp:effectExtent l="0" t="0" r="0" b="0"/>
-                <wp:docPr id="45" name=""/>
+                <wp:docPr id="23" name="シェイプ23"/>
                 <a:graphic xmlns:a="http://schemas.openxmlformats.org/drawingml/2006/main">
                   <a:graphicData uri="http://schemas.microsoft.com/office/word/2010/wordprocessingShape">
                     <wps:wsp>
                       <wps:cNvSpPr/>
-                      <wps:nvSpPr>
-                        <wps:cNvPr id="46" name=""/>
-                        <wps:cNvSpPr/>
-                      </wps:nvSpPr>
                       <wps:spPr>
                         <a:xfrm>
                           <a:off x="0" y="0"/>
@@ -8481,6 +9595,12 @@
                           <a:noFill/>
                         </a:ln>
                       </wps:spPr>
+                      <wps:style>
+                        <a:lnRef idx="0"/>
+                        <a:fillRef idx="0"/>
+                        <a:effectRef idx="0"/>
+                        <a:fontRef idx="minor"/>
+                      </wps:style>
                       <wps:bodyPr/>
                     </wps:wsp>
                   </a:graphicData>
@@ -8493,10 +9613,9 @@
           </mc:Choice>
           <mc:Fallback>
             <w:pict>
-              <v:rect id="shape_0" fillcolor="#a0a0a0" stroked="f" o:allowincell="f" style="position:absolute;margin-left:0pt;margin-top:-1.55pt;width:451.25pt;height:1.45pt;mso-wrap-style:none;v-text-anchor:middle;mso-position-horizontal:center;mso-position-vertical:top">
+              <v:rect id="shape_0" fillcolor="#a0a0a0" stroked="f" o:allowincell="t" style="width:451.25pt;height:1.45pt;mso-wrap-style:none;v-text-anchor:middle">
                 <v:fill o:detectmouseclick="t" type="solid" color2="#5f5f5f"/>
                 <v:stroke color="#3465a4" joinstyle="round" endcap="flat"/>
-                <w10:wrap type="topAndBottom"/>
               </v:rect>
             </w:pict>
           </mc:Fallback>
@@ -8745,15 +9864,11 @@
               <wp:inline distT="0" distB="0" distL="0" distR="0">
                 <wp:extent cx="5731510" cy="19050"/>
                 <wp:effectExtent l="0" t="0" r="0" b="0"/>
-                <wp:docPr id="47" name=""/>
+                <wp:docPr id="24" name="シェイプ24"/>
                 <a:graphic xmlns:a="http://schemas.openxmlformats.org/drawingml/2006/main">
                   <a:graphicData uri="http://schemas.microsoft.com/office/word/2010/wordprocessingShape">
                     <wps:wsp>
                       <wps:cNvSpPr/>
-                      <wps:nvSpPr>
-                        <wps:cNvPr id="48" name=""/>
-                        <wps:cNvSpPr/>
-                      </wps:nvSpPr>
                       <wps:spPr>
                         <a:xfrm>
                           <a:off x="0" y="0"/>
@@ -8769,6 +9884,12 @@
                           <a:noFill/>
                         </a:ln>
                       </wps:spPr>
+                      <wps:style>
+                        <a:lnRef idx="0"/>
+                        <a:fillRef idx="0"/>
+                        <a:effectRef idx="0"/>
+                        <a:fontRef idx="minor"/>
+                      </wps:style>
                       <wps:bodyPr/>
                     </wps:wsp>
                   </a:graphicData>
@@ -8781,10 +9902,9 @@
           </mc:Choice>
           <mc:Fallback>
             <w:pict>
-              <v:rect id="shape_0" fillcolor="#a0a0a0" stroked="f" o:allowincell="f" style="position:absolute;margin-left:0pt;margin-top:-1.55pt;width:451.25pt;height:1.45pt;mso-wrap-style:none;v-text-anchor:middle;mso-position-horizontal:center;mso-position-vertical:top">
+              <v:rect id="shape_0" fillcolor="#a0a0a0" stroked="f" o:allowincell="t" style="width:451.25pt;height:1.45pt;mso-wrap-style:none;v-text-anchor:middle">
                 <v:fill o:detectmouseclick="t" type="solid" color2="#5f5f5f"/>
                 <v:stroke color="#3465a4" joinstyle="round" endcap="flat"/>
-                <w10:wrap type="topAndBottom"/>
               </v:rect>
             </w:pict>
           </mc:Fallback>
@@ -8964,15 +10084,11 @@
               <wp:inline distT="0" distB="0" distL="0" distR="0">
                 <wp:extent cx="5731510" cy="19050"/>
                 <wp:effectExtent l="0" t="0" r="0" b="0"/>
-                <wp:docPr id="49" name=""/>
+                <wp:docPr id="25" name="シェイプ25"/>
                 <a:graphic xmlns:a="http://schemas.openxmlformats.org/drawingml/2006/main">
                   <a:graphicData uri="http://schemas.microsoft.com/office/word/2010/wordprocessingShape">
                     <wps:wsp>
                       <wps:cNvSpPr/>
-                      <wps:nvSpPr>
-                        <wps:cNvPr id="50" name=""/>
-                        <wps:cNvSpPr/>
-                      </wps:nvSpPr>
                       <wps:spPr>
                         <a:xfrm>
                           <a:off x="0" y="0"/>
@@ -8988,6 +10104,12 @@
                           <a:noFill/>
                         </a:ln>
                       </wps:spPr>
+                      <wps:style>
+                        <a:lnRef idx="0"/>
+                        <a:fillRef idx="0"/>
+                        <a:effectRef idx="0"/>
+                        <a:fontRef idx="minor"/>
+                      </wps:style>
                       <wps:bodyPr/>
                     </wps:wsp>
                   </a:graphicData>
@@ -9000,10 +10122,9 @@
           </mc:Choice>
           <mc:Fallback>
             <w:pict>
-              <v:rect id="shape_0" fillcolor="#a0a0a0" stroked="f" o:allowincell="f" style="position:absolute;margin-left:0pt;margin-top:-1.55pt;width:451.25pt;height:1.45pt;mso-wrap-style:none;v-text-anchor:middle;mso-position-horizontal:center;mso-position-vertical:top">
+              <v:rect id="shape_0" fillcolor="#a0a0a0" stroked="f" o:allowincell="t" style="width:451.25pt;height:1.45pt;mso-wrap-style:none;v-text-anchor:middle">
                 <v:fill o:detectmouseclick="t" type="solid" color2="#5f5f5f"/>
                 <v:stroke color="#3465a4" joinstyle="round" endcap="flat"/>
-                <w10:wrap type="topAndBottom"/>
               </v:rect>
             </w:pict>
           </mc:Fallback>
@@ -9144,15 +10265,11 @@
               <wp:inline distT="0" distB="0" distL="0" distR="0">
                 <wp:extent cx="5731510" cy="19050"/>
                 <wp:effectExtent l="0" t="0" r="0" b="0"/>
-                <wp:docPr id="51" name=""/>
+                <wp:docPr id="26" name="シェイプ26"/>
                 <a:graphic xmlns:a="http://schemas.openxmlformats.org/drawingml/2006/main">
                   <a:graphicData uri="http://schemas.microsoft.com/office/word/2010/wordprocessingShape">
                     <wps:wsp>
                       <wps:cNvSpPr/>
-                      <wps:nvSpPr>
-                        <wps:cNvPr id="52" name=""/>
-                        <wps:cNvSpPr/>
-                      </wps:nvSpPr>
                       <wps:spPr>
                         <a:xfrm>
                           <a:off x="0" y="0"/>
@@ -9168,6 +10285,12 @@
                           <a:noFill/>
                         </a:ln>
                       </wps:spPr>
+                      <wps:style>
+                        <a:lnRef idx="0"/>
+                        <a:fillRef idx="0"/>
+                        <a:effectRef idx="0"/>
+                        <a:fontRef idx="minor"/>
+                      </wps:style>
                       <wps:bodyPr/>
                     </wps:wsp>
                   </a:graphicData>
@@ -9180,10 +10303,9 @@
           </mc:Choice>
           <mc:Fallback>
             <w:pict>
-              <v:rect id="shape_0" fillcolor="#a0a0a0" stroked="f" o:allowincell="f" style="position:absolute;margin-left:0pt;margin-top:-1.55pt;width:451.25pt;height:1.45pt;mso-wrap-style:none;v-text-anchor:middle;mso-position-horizontal:center;mso-position-vertical:top">
+              <v:rect id="shape_0" fillcolor="#a0a0a0" stroked="f" o:allowincell="t" style="width:451.25pt;height:1.45pt;mso-wrap-style:none;v-text-anchor:middle">
                 <v:fill o:detectmouseclick="t" type="solid" color2="#5f5f5f"/>
                 <v:stroke color="#3465a4" joinstyle="round" endcap="flat"/>
-                <w10:wrap type="topAndBottom"/>
               </v:rect>
             </w:pict>
           </mc:Fallback>
@@ -9470,15 +10592,11 @@
               <wp:inline distT="0" distB="0" distL="0" distR="0">
                 <wp:extent cx="5731510" cy="19050"/>
                 <wp:effectExtent l="0" t="0" r="0" b="0"/>
-                <wp:docPr id="53" name=""/>
+                <wp:docPr id="27" name="シェイプ27"/>
                 <a:graphic xmlns:a="http://schemas.openxmlformats.org/drawingml/2006/main">
                   <a:graphicData uri="http://schemas.microsoft.com/office/word/2010/wordprocessingShape">
                     <wps:wsp>
                       <wps:cNvSpPr/>
-                      <wps:nvSpPr>
-                        <wps:cNvPr id="54" name=""/>
-                        <wps:cNvSpPr/>
-                      </wps:nvSpPr>
                       <wps:spPr>
                         <a:xfrm>
                           <a:off x="0" y="0"/>
@@ -9494,6 +10612,12 @@
                           <a:noFill/>
                         </a:ln>
                       </wps:spPr>
+                      <wps:style>
+                        <a:lnRef idx="0"/>
+                        <a:fillRef idx="0"/>
+                        <a:effectRef idx="0"/>
+                        <a:fontRef idx="minor"/>
+                      </wps:style>
                       <wps:bodyPr/>
                     </wps:wsp>
                   </a:graphicData>
@@ -9506,10 +10630,9 @@
           </mc:Choice>
           <mc:Fallback>
             <w:pict>
-              <v:rect id="shape_0" fillcolor="#a0a0a0" stroked="f" o:allowincell="f" style="position:absolute;margin-left:0pt;margin-top:-1.55pt;width:451.25pt;height:1.45pt;mso-wrap-style:none;v-text-anchor:middle;mso-position-horizontal:center;mso-position-vertical:top">
+              <v:rect id="shape_0" fillcolor="#a0a0a0" stroked="f" o:allowincell="t" style="width:451.25pt;height:1.45pt;mso-wrap-style:none;v-text-anchor:middle">
                 <v:fill o:detectmouseclick="t" type="solid" color2="#5f5f5f"/>
                 <v:stroke color="#3465a4" joinstyle="round" endcap="flat"/>
-                <w10:wrap type="topAndBottom"/>
               </v:rect>
             </w:pict>
           </mc:Fallback>
@@ -9777,15 +10900,11 @@
               <wp:inline distT="0" distB="0" distL="0" distR="0">
                 <wp:extent cx="5731510" cy="19050"/>
                 <wp:effectExtent l="0" t="0" r="0" b="0"/>
-                <wp:docPr id="55" name=""/>
+                <wp:docPr id="28" name="シェイプ28"/>
                 <a:graphic xmlns:a="http://schemas.openxmlformats.org/drawingml/2006/main">
                   <a:graphicData uri="http://schemas.microsoft.com/office/word/2010/wordprocessingShape">
                     <wps:wsp>
                       <wps:cNvSpPr/>
-                      <wps:nvSpPr>
-                        <wps:cNvPr id="56" name=""/>
-                        <wps:cNvSpPr/>
-                      </wps:nvSpPr>
                       <wps:spPr>
                         <a:xfrm>
                           <a:off x="0" y="0"/>
@@ -9801,6 +10920,12 @@
                           <a:noFill/>
                         </a:ln>
                       </wps:spPr>
+                      <wps:style>
+                        <a:lnRef idx="0"/>
+                        <a:fillRef idx="0"/>
+                        <a:effectRef idx="0"/>
+                        <a:fontRef idx="minor"/>
+                      </wps:style>
                       <wps:bodyPr/>
                     </wps:wsp>
                   </a:graphicData>
@@ -9813,10 +10938,9 @@
           </mc:Choice>
           <mc:Fallback>
             <w:pict>
-              <v:rect id="shape_0" fillcolor="#a0a0a0" stroked="f" o:allowincell="f" style="position:absolute;margin-left:0pt;margin-top:-1.55pt;width:451.25pt;height:1.45pt;mso-wrap-style:none;v-text-anchor:middle;mso-position-horizontal:center;mso-position-vertical:top">
+              <v:rect id="shape_0" fillcolor="#a0a0a0" stroked="f" o:allowincell="t" style="width:451.25pt;height:1.45pt;mso-wrap-style:none;v-text-anchor:middle">
                 <v:fill o:detectmouseclick="t" type="solid" color2="#5f5f5f"/>
                 <v:stroke color="#3465a4" joinstyle="round" endcap="flat"/>
-                <w10:wrap type="topAndBottom"/>
               </v:rect>
             </w:pict>
           </mc:Fallback>
@@ -10159,15 +11283,11 @@
               <wp:inline distT="0" distB="0" distL="0" distR="0">
                 <wp:extent cx="5731510" cy="19050"/>
                 <wp:effectExtent l="0" t="0" r="0" b="0"/>
-                <wp:docPr id="57" name=""/>
+                <wp:docPr id="29" name="シェイプ29"/>
                 <a:graphic xmlns:a="http://schemas.openxmlformats.org/drawingml/2006/main">
                   <a:graphicData uri="http://schemas.microsoft.com/office/word/2010/wordprocessingShape">
                     <wps:wsp>
                       <wps:cNvSpPr/>
-                      <wps:nvSpPr>
-                        <wps:cNvPr id="58" name=""/>
-                        <wps:cNvSpPr/>
-                      </wps:nvSpPr>
                       <wps:spPr>
                         <a:xfrm>
                           <a:off x="0" y="0"/>
@@ -10183,6 +11303,12 @@
                           <a:noFill/>
                         </a:ln>
                       </wps:spPr>
+                      <wps:style>
+                        <a:lnRef idx="0"/>
+                        <a:fillRef idx="0"/>
+                        <a:effectRef idx="0"/>
+                        <a:fontRef idx="minor"/>
+                      </wps:style>
                       <wps:bodyPr/>
                     </wps:wsp>
                   </a:graphicData>
@@ -10195,10 +11321,9 @@
           </mc:Choice>
           <mc:Fallback>
             <w:pict>
-              <v:rect id="shape_0" fillcolor="#a0a0a0" stroked="f" o:allowincell="f" style="position:absolute;margin-left:0pt;margin-top:-1.55pt;width:451.25pt;height:1.45pt;mso-wrap-style:none;v-text-anchor:middle;mso-position-horizontal:center;mso-position-vertical:top">
+              <v:rect id="shape_0" fillcolor="#a0a0a0" stroked="f" o:allowincell="t" style="width:451.25pt;height:1.45pt;mso-wrap-style:none;v-text-anchor:middle">
                 <v:fill o:detectmouseclick="t" type="solid" color2="#5f5f5f"/>
                 <v:stroke color="#3465a4" joinstyle="round" endcap="flat"/>
-                <w10:wrap type="topAndBottom"/>
               </v:rect>
             </w:pict>
           </mc:Fallback>
@@ -10312,15 +11437,11 @@
               <wp:inline distT="0" distB="0" distL="0" distR="0">
                 <wp:extent cx="5731510" cy="19050"/>
                 <wp:effectExtent l="0" t="0" r="0" b="0"/>
-                <wp:docPr id="59" name=""/>
+                <wp:docPr id="30" name="シェイプ30"/>
                 <a:graphic xmlns:a="http://schemas.openxmlformats.org/drawingml/2006/main">
                   <a:graphicData uri="http://schemas.microsoft.com/office/word/2010/wordprocessingShape">
                     <wps:wsp>
                       <wps:cNvSpPr/>
-                      <wps:nvSpPr>
-                        <wps:cNvPr id="60" name=""/>
-                        <wps:cNvSpPr/>
-                      </wps:nvSpPr>
                       <wps:spPr>
                         <a:xfrm>
                           <a:off x="0" y="0"/>
@@ -10336,6 +11457,12 @@
                           <a:noFill/>
                         </a:ln>
                       </wps:spPr>
+                      <wps:style>
+                        <a:lnRef idx="0"/>
+                        <a:fillRef idx="0"/>
+                        <a:effectRef idx="0"/>
+                        <a:fontRef idx="minor"/>
+                      </wps:style>
                       <wps:bodyPr/>
                     </wps:wsp>
                   </a:graphicData>
@@ -10348,10 +11475,9 @@
           </mc:Choice>
           <mc:Fallback>
             <w:pict>
-              <v:rect id="shape_0" fillcolor="#a0a0a0" stroked="f" o:allowincell="f" style="position:absolute;margin-left:0pt;margin-top:-1.55pt;width:451.25pt;height:1.45pt;mso-wrap-style:none;v-text-anchor:middle;mso-position-horizontal:center;mso-position-vertical:top">
+              <v:rect id="shape_0" fillcolor="#a0a0a0" stroked="f" o:allowincell="t" style="width:451.25pt;height:1.45pt;mso-wrap-style:none;v-text-anchor:middle">
                 <v:fill o:detectmouseclick="t" type="solid" color2="#5f5f5f"/>
                 <v:stroke color="#3465a4" joinstyle="round" endcap="flat"/>
-                <w10:wrap type="topAndBottom"/>
               </v:rect>
             </w:pict>
           </mc:Fallback>
@@ -10483,15 +11609,11 @@
               <wp:inline distT="0" distB="0" distL="0" distR="0">
                 <wp:extent cx="5731510" cy="19050"/>
                 <wp:effectExtent l="0" t="0" r="0" b="0"/>
-                <wp:docPr id="61" name=""/>
+                <wp:docPr id="31" name="シェイプ31"/>
                 <a:graphic xmlns:a="http://schemas.openxmlformats.org/drawingml/2006/main">
                   <a:graphicData uri="http://schemas.microsoft.com/office/word/2010/wordprocessingShape">
                     <wps:wsp>
                       <wps:cNvSpPr/>
-                      <wps:nvSpPr>
-                        <wps:cNvPr id="62" name=""/>
-                        <wps:cNvSpPr/>
-                      </wps:nvSpPr>
                       <wps:spPr>
                         <a:xfrm>
                           <a:off x="0" y="0"/>
@@ -10507,6 +11629,12 @@
                           <a:noFill/>
                         </a:ln>
                       </wps:spPr>
+                      <wps:style>
+                        <a:lnRef idx="0"/>
+                        <a:fillRef idx="0"/>
+                        <a:effectRef idx="0"/>
+                        <a:fontRef idx="minor"/>
+                      </wps:style>
                       <wps:bodyPr/>
                     </wps:wsp>
                   </a:graphicData>
@@ -10519,10 +11647,9 @@
           </mc:Choice>
           <mc:Fallback>
             <w:pict>
-              <v:rect id="shape_0" fillcolor="#a0a0a0" stroked="f" o:allowincell="f" style="position:absolute;margin-left:0pt;margin-top:-1.55pt;width:451.25pt;height:1.45pt;mso-wrap-style:none;v-text-anchor:middle;mso-position-horizontal:center;mso-position-vertical:top">
+              <v:rect id="shape_0" fillcolor="#a0a0a0" stroked="f" o:allowincell="t" style="width:451.25pt;height:1.45pt;mso-wrap-style:none;v-text-anchor:middle">
                 <v:fill o:detectmouseclick="t" type="solid" color2="#5f5f5f"/>
                 <v:stroke color="#3465a4" joinstyle="round" endcap="flat"/>
-                <w10:wrap type="topAndBottom"/>
               </v:rect>
             </w:pict>
           </mc:Fallback>
@@ -10690,15 +11817,11 @@
               <wp:inline distT="0" distB="0" distL="0" distR="0">
                 <wp:extent cx="5731510" cy="19050"/>
                 <wp:effectExtent l="0" t="0" r="0" b="0"/>
-                <wp:docPr id="63" name=""/>
+                <wp:docPr id="32" name="シェイプ32"/>
                 <a:graphic xmlns:a="http://schemas.openxmlformats.org/drawingml/2006/main">
                   <a:graphicData uri="http://schemas.microsoft.com/office/word/2010/wordprocessingShape">
                     <wps:wsp>
                       <wps:cNvSpPr/>
-                      <wps:nvSpPr>
-                        <wps:cNvPr id="64" name=""/>
-                        <wps:cNvSpPr/>
-                      </wps:nvSpPr>
                       <wps:spPr>
                         <a:xfrm>
                           <a:off x="0" y="0"/>
@@ -10714,6 +11837,12 @@
                           <a:noFill/>
                         </a:ln>
                       </wps:spPr>
+                      <wps:style>
+                        <a:lnRef idx="0"/>
+                        <a:fillRef idx="0"/>
+                        <a:effectRef idx="0"/>
+                        <a:fontRef idx="minor"/>
+                      </wps:style>
                       <wps:bodyPr/>
                     </wps:wsp>
                   </a:graphicData>
@@ -10726,10 +11855,9 @@
           </mc:Choice>
           <mc:Fallback>
             <w:pict>
-              <v:rect id="shape_0" fillcolor="#a0a0a0" stroked="f" o:allowincell="f" style="position:absolute;margin-left:0pt;margin-top:-1.55pt;width:451.25pt;height:1.45pt;mso-wrap-style:none;v-text-anchor:middle;mso-position-horizontal:center;mso-position-vertical:top">
+              <v:rect id="shape_0" fillcolor="#a0a0a0" stroked="f" o:allowincell="t" style="width:451.25pt;height:1.45pt;mso-wrap-style:none;v-text-anchor:middle">
                 <v:fill o:detectmouseclick="t" type="solid" color2="#5f5f5f"/>
                 <v:stroke color="#3465a4" joinstyle="round" endcap="flat"/>
-                <w10:wrap type="topAndBottom"/>
               </v:rect>
             </w:pict>
           </mc:Fallback>
@@ -10999,15 +12127,11 @@
               <wp:inline distT="0" distB="0" distL="0" distR="0">
                 <wp:extent cx="5731510" cy="19050"/>
                 <wp:effectExtent l="0" t="0" r="0" b="0"/>
-                <wp:docPr id="65" name=""/>
+                <wp:docPr id="33" name="シェイプ33"/>
                 <a:graphic xmlns:a="http://schemas.openxmlformats.org/drawingml/2006/main">
                   <a:graphicData uri="http://schemas.microsoft.com/office/word/2010/wordprocessingShape">
                     <wps:wsp>
                       <wps:cNvSpPr/>
-                      <wps:nvSpPr>
-                        <wps:cNvPr id="66" name=""/>
-                        <wps:cNvSpPr/>
-                      </wps:nvSpPr>
                       <wps:spPr>
                         <a:xfrm>
                           <a:off x="0" y="0"/>
@@ -11023,6 +12147,12 @@
                           <a:noFill/>
                         </a:ln>
                       </wps:spPr>
+                      <wps:style>
+                        <a:lnRef idx="0"/>
+                        <a:fillRef idx="0"/>
+                        <a:effectRef idx="0"/>
+                        <a:fontRef idx="minor"/>
+                      </wps:style>
                       <wps:bodyPr/>
                     </wps:wsp>
                   </a:graphicData>
@@ -11035,10 +12165,9 @@
           </mc:Choice>
           <mc:Fallback>
             <w:pict>
-              <v:rect id="shape_0" fillcolor="#a0a0a0" stroked="f" o:allowincell="f" style="position:absolute;margin-left:0pt;margin-top:-1.55pt;width:451.25pt;height:1.45pt;mso-wrap-style:none;v-text-anchor:middle;mso-position-horizontal:center;mso-position-vertical:top">
+              <v:rect id="shape_0" fillcolor="#a0a0a0" stroked="f" o:allowincell="t" style="width:451.25pt;height:1.45pt;mso-wrap-style:none;v-text-anchor:middle">
                 <v:fill o:detectmouseclick="t" type="solid" color2="#5f5f5f"/>
                 <v:stroke color="#3465a4" joinstyle="round" endcap="flat"/>
-                <w10:wrap type="topAndBottom"/>
               </v:rect>
             </w:pict>
           </mc:Fallback>
@@ -11278,15 +12407,11 @@
               <wp:inline distT="0" distB="0" distL="0" distR="0">
                 <wp:extent cx="5731510" cy="19050"/>
                 <wp:effectExtent l="0" t="0" r="0" b="0"/>
-                <wp:docPr id="67" name=""/>
+                <wp:docPr id="34" name="シェイプ34"/>
                 <a:graphic xmlns:a="http://schemas.openxmlformats.org/drawingml/2006/main">
                   <a:graphicData uri="http://schemas.microsoft.com/office/word/2010/wordprocessingShape">
                     <wps:wsp>
                       <wps:cNvSpPr/>
-                      <wps:nvSpPr>
-                        <wps:cNvPr id="68" name=""/>
-                        <wps:cNvSpPr/>
-                      </wps:nvSpPr>
                       <wps:spPr>
                         <a:xfrm>
                           <a:off x="0" y="0"/>
@@ -11302,6 +12427,12 @@
                           <a:noFill/>
                         </a:ln>
                       </wps:spPr>
+                      <wps:style>
+                        <a:lnRef idx="0"/>
+                        <a:fillRef idx="0"/>
+                        <a:effectRef idx="0"/>
+                        <a:fontRef idx="minor"/>
+                      </wps:style>
                       <wps:bodyPr/>
                     </wps:wsp>
                   </a:graphicData>
@@ -11314,10 +12445,9 @@
           </mc:Choice>
           <mc:Fallback>
             <w:pict>
-              <v:rect id="shape_0" fillcolor="#a0a0a0" stroked="f" o:allowincell="f" style="position:absolute;margin-left:0pt;margin-top:-1.55pt;width:451.25pt;height:1.45pt;mso-wrap-style:none;v-text-anchor:middle;mso-position-horizontal:center;mso-position-vertical:top">
+              <v:rect id="shape_0" fillcolor="#a0a0a0" stroked="f" o:allowincell="t" style="width:451.25pt;height:1.45pt;mso-wrap-style:none;v-text-anchor:middle">
                 <v:fill o:detectmouseclick="t" type="solid" color2="#5f5f5f"/>
                 <v:stroke color="#3465a4" joinstyle="round" endcap="flat"/>
-                <w10:wrap type="topAndBottom"/>
               </v:rect>
             </w:pict>
           </mc:Fallback>
@@ -11454,15 +12584,11 @@
               <wp:inline distT="0" distB="0" distL="0" distR="0">
                 <wp:extent cx="5731510" cy="19050"/>
                 <wp:effectExtent l="0" t="0" r="0" b="0"/>
-                <wp:docPr id="69" name=""/>
+                <wp:docPr id="35" name="シェイプ35"/>
                 <a:graphic xmlns:a="http://schemas.openxmlformats.org/drawingml/2006/main">
                   <a:graphicData uri="http://schemas.microsoft.com/office/word/2010/wordprocessingShape">
                     <wps:wsp>
                       <wps:cNvSpPr/>
-                      <wps:nvSpPr>
-                        <wps:cNvPr id="70" name=""/>
-                        <wps:cNvSpPr/>
-                      </wps:nvSpPr>
                       <wps:spPr>
                         <a:xfrm>
                           <a:off x="0" y="0"/>
@@ -11478,6 +12604,12 @@
                           <a:noFill/>
                         </a:ln>
                       </wps:spPr>
+                      <wps:style>
+                        <a:lnRef idx="0"/>
+                        <a:fillRef idx="0"/>
+                        <a:effectRef idx="0"/>
+                        <a:fontRef idx="minor"/>
+                      </wps:style>
                       <wps:bodyPr/>
                     </wps:wsp>
                   </a:graphicData>
@@ -11490,10 +12622,9 @@
           </mc:Choice>
           <mc:Fallback>
             <w:pict>
-              <v:rect id="shape_0" fillcolor="#a0a0a0" stroked="f" o:allowincell="f" style="position:absolute;margin-left:0pt;margin-top:-1.55pt;width:451.25pt;height:1.45pt;mso-wrap-style:none;v-text-anchor:middle;mso-position-horizontal:center;mso-position-vertical:top">
+              <v:rect id="shape_0" fillcolor="#a0a0a0" stroked="f" o:allowincell="t" style="width:451.25pt;height:1.45pt;mso-wrap-style:none;v-text-anchor:middle">
                 <v:fill o:detectmouseclick="t" type="solid" color2="#5f5f5f"/>
                 <v:stroke color="#3465a4" joinstyle="round" endcap="flat"/>
-                <w10:wrap type="topAndBottom"/>
               </v:rect>
             </w:pict>
           </mc:Fallback>
@@ -11691,15 +12822,11 @@
               <wp:inline distT="0" distB="0" distL="0" distR="0">
                 <wp:extent cx="5731510" cy="19050"/>
                 <wp:effectExtent l="0" t="0" r="0" b="0"/>
-                <wp:docPr id="71" name=""/>
+                <wp:docPr id="36" name="シェイプ36"/>
                 <a:graphic xmlns:a="http://schemas.openxmlformats.org/drawingml/2006/main">
                   <a:graphicData uri="http://schemas.microsoft.com/office/word/2010/wordprocessingShape">
                     <wps:wsp>
                       <wps:cNvSpPr/>
-                      <wps:nvSpPr>
-                        <wps:cNvPr id="72" name=""/>
-                        <wps:cNvSpPr/>
-                      </wps:nvSpPr>
                       <wps:spPr>
                         <a:xfrm>
                           <a:off x="0" y="0"/>
@@ -11715,6 +12842,12 @@
                           <a:noFill/>
                         </a:ln>
                       </wps:spPr>
+                      <wps:style>
+                        <a:lnRef idx="0"/>
+                        <a:fillRef idx="0"/>
+                        <a:effectRef idx="0"/>
+                        <a:fontRef idx="minor"/>
+                      </wps:style>
                       <wps:bodyPr/>
                     </wps:wsp>
                   </a:graphicData>
@@ -11727,10 +12860,9 @@
           </mc:Choice>
           <mc:Fallback>
             <w:pict>
-              <v:rect id="shape_0" fillcolor="#a0a0a0" stroked="f" o:allowincell="f" style="position:absolute;margin-left:0pt;margin-top:-1.55pt;width:451.25pt;height:1.45pt;mso-wrap-style:none;v-text-anchor:middle;mso-position-horizontal:center;mso-position-vertical:top">
+              <v:rect id="shape_0" fillcolor="#a0a0a0" stroked="f" o:allowincell="t" style="width:451.25pt;height:1.45pt;mso-wrap-style:none;v-text-anchor:middle">
                 <v:fill o:detectmouseclick="t" type="solid" color2="#5f5f5f"/>
                 <v:stroke color="#3465a4" joinstyle="round" endcap="flat"/>
-                <w10:wrap type="topAndBottom"/>
               </v:rect>
             </w:pict>
           </mc:Fallback>
@@ -12151,15 +13283,11 @@
               <wp:inline distT="0" distB="0" distL="0" distR="0">
                 <wp:extent cx="5731510" cy="19050"/>
                 <wp:effectExtent l="0" t="0" r="0" b="0"/>
-                <wp:docPr id="73" name=""/>
+                <wp:docPr id="37" name="シェイプ37"/>
                 <a:graphic xmlns:a="http://schemas.openxmlformats.org/drawingml/2006/main">
                   <a:graphicData uri="http://schemas.microsoft.com/office/word/2010/wordprocessingShape">
                     <wps:wsp>
                       <wps:cNvSpPr/>
-                      <wps:nvSpPr>
-                        <wps:cNvPr id="74" name=""/>
-                        <wps:cNvSpPr/>
-                      </wps:nvSpPr>
                       <wps:spPr>
                         <a:xfrm>
                           <a:off x="0" y="0"/>
@@ -12175,6 +13303,12 @@
                           <a:noFill/>
                         </a:ln>
                       </wps:spPr>
+                      <wps:style>
+                        <a:lnRef idx="0"/>
+                        <a:fillRef idx="0"/>
+                        <a:effectRef idx="0"/>
+                        <a:fontRef idx="minor"/>
+                      </wps:style>
                       <wps:bodyPr/>
                     </wps:wsp>
                   </a:graphicData>
@@ -12187,10 +13321,9 @@
           </mc:Choice>
           <mc:Fallback>
             <w:pict>
-              <v:rect id="shape_0" fillcolor="#a0a0a0" stroked="f" o:allowincell="f" style="position:absolute;margin-left:0pt;margin-top:-1.55pt;width:451.25pt;height:1.45pt;mso-wrap-style:none;v-text-anchor:middle;mso-position-horizontal:center;mso-position-vertical:top">
+              <v:rect id="shape_0" fillcolor="#a0a0a0" stroked="f" o:allowincell="t" style="width:451.25pt;height:1.45pt;mso-wrap-style:none;v-text-anchor:middle">
                 <v:fill o:detectmouseclick="t" type="solid" color2="#5f5f5f"/>
                 <v:stroke color="#3465a4" joinstyle="round" endcap="flat"/>
-                <w10:wrap type="topAndBottom"/>
               </v:rect>
             </w:pict>
           </mc:Fallback>
@@ -12363,15 +13496,11 @@
               <wp:inline distT="0" distB="0" distL="0" distR="0">
                 <wp:extent cx="5731510" cy="19050"/>
                 <wp:effectExtent l="0" t="0" r="0" b="0"/>
-                <wp:docPr id="75" name=""/>
+                <wp:docPr id="38" name="シェイプ38"/>
                 <a:graphic xmlns:a="http://schemas.openxmlformats.org/drawingml/2006/main">
                   <a:graphicData uri="http://schemas.microsoft.com/office/word/2010/wordprocessingShape">
                     <wps:wsp>
                       <wps:cNvSpPr/>
-                      <wps:nvSpPr>
-                        <wps:cNvPr id="76" name=""/>
-                        <wps:cNvSpPr/>
-                      </wps:nvSpPr>
                       <wps:spPr>
                         <a:xfrm>
                           <a:off x="0" y="0"/>
@@ -12387,6 +13516,12 @@
                           <a:noFill/>
                         </a:ln>
                       </wps:spPr>
+                      <wps:style>
+                        <a:lnRef idx="0"/>
+                        <a:fillRef idx="0"/>
+                        <a:effectRef idx="0"/>
+                        <a:fontRef idx="minor"/>
+                      </wps:style>
                       <wps:bodyPr/>
                     </wps:wsp>
                   </a:graphicData>
@@ -12399,10 +13534,9 @@
           </mc:Choice>
           <mc:Fallback>
             <w:pict>
-              <v:rect id="shape_0" fillcolor="#a0a0a0" stroked="f" o:allowincell="f" style="position:absolute;margin-left:0pt;margin-top:-1.55pt;width:451.25pt;height:1.45pt;mso-wrap-style:none;v-text-anchor:middle;mso-position-horizontal:center;mso-position-vertical:top">
+              <v:rect id="shape_0" fillcolor="#a0a0a0" stroked="f" o:allowincell="t" style="width:451.25pt;height:1.45pt;mso-wrap-style:none;v-text-anchor:middle">
                 <v:fill o:detectmouseclick="t" type="solid" color2="#5f5f5f"/>
                 <v:stroke color="#3465a4" joinstyle="round" endcap="flat"/>
-                <w10:wrap type="topAndBottom"/>
               </v:rect>
             </w:pict>
           </mc:Fallback>
@@ -12627,15 +13761,11 @@
               <wp:inline distT="0" distB="0" distL="0" distR="0">
                 <wp:extent cx="5731510" cy="19050"/>
                 <wp:effectExtent l="0" t="0" r="0" b="0"/>
-                <wp:docPr id="77" name=""/>
+                <wp:docPr id="39" name="シェイプ39"/>
                 <a:graphic xmlns:a="http://schemas.openxmlformats.org/drawingml/2006/main">
                   <a:graphicData uri="http://schemas.microsoft.com/office/word/2010/wordprocessingShape">
                     <wps:wsp>
                       <wps:cNvSpPr/>
-                      <wps:nvSpPr>
-                        <wps:cNvPr id="78" name=""/>
-                        <wps:cNvSpPr/>
-                      </wps:nvSpPr>
                       <wps:spPr>
                         <a:xfrm>
                           <a:off x="0" y="0"/>
@@ -12651,6 +13781,12 @@
                           <a:noFill/>
                         </a:ln>
                       </wps:spPr>
+                      <wps:style>
+                        <a:lnRef idx="0"/>
+                        <a:fillRef idx="0"/>
+                        <a:effectRef idx="0"/>
+                        <a:fontRef idx="minor"/>
+                      </wps:style>
                       <wps:bodyPr/>
                     </wps:wsp>
                   </a:graphicData>
@@ -12663,10 +13799,9 @@
           </mc:Choice>
           <mc:Fallback>
             <w:pict>
-              <v:rect id="shape_0" fillcolor="#a0a0a0" stroked="f" o:allowincell="f" style="position:absolute;margin-left:0pt;margin-top:-1.55pt;width:451.25pt;height:1.45pt;mso-wrap-style:none;v-text-anchor:middle;mso-position-horizontal:center;mso-position-vertical:top">
+              <v:rect id="shape_0" fillcolor="#a0a0a0" stroked="f" o:allowincell="t" style="width:451.25pt;height:1.45pt;mso-wrap-style:none;v-text-anchor:middle">
                 <v:fill o:detectmouseclick="t" type="solid" color2="#5f5f5f"/>
                 <v:stroke color="#3465a4" joinstyle="round" endcap="flat"/>
-                <w10:wrap type="topAndBottom"/>
               </v:rect>
             </w:pict>
           </mc:Fallback>
@@ -12999,15 +14134,11 @@
               <wp:inline distT="0" distB="0" distL="0" distR="0">
                 <wp:extent cx="5731510" cy="19050"/>
                 <wp:effectExtent l="0" t="0" r="0" b="0"/>
-                <wp:docPr id="79" name=""/>
+                <wp:docPr id="40" name="シェイプ40"/>
                 <a:graphic xmlns:a="http://schemas.openxmlformats.org/drawingml/2006/main">
                   <a:graphicData uri="http://schemas.microsoft.com/office/word/2010/wordprocessingShape">
                     <wps:wsp>
                       <wps:cNvSpPr/>
-                      <wps:nvSpPr>
-                        <wps:cNvPr id="80" name=""/>
-                        <wps:cNvSpPr/>
-                      </wps:nvSpPr>
                       <wps:spPr>
                         <a:xfrm>
                           <a:off x="0" y="0"/>
@@ -13023,6 +14154,12 @@
                           <a:noFill/>
                         </a:ln>
                       </wps:spPr>
+                      <wps:style>
+                        <a:lnRef idx="0"/>
+                        <a:fillRef idx="0"/>
+                        <a:effectRef idx="0"/>
+                        <a:fontRef idx="minor"/>
+                      </wps:style>
                       <wps:bodyPr/>
                     </wps:wsp>
                   </a:graphicData>
@@ -13035,10 +14172,9 @@
           </mc:Choice>
           <mc:Fallback>
             <w:pict>
-              <v:rect id="shape_0" fillcolor="#a0a0a0" stroked="f" o:allowincell="f" style="position:absolute;margin-left:0pt;margin-top:-1.55pt;width:451.25pt;height:1.45pt;mso-wrap-style:none;v-text-anchor:middle;mso-position-horizontal:center;mso-position-vertical:top">
+              <v:rect id="shape_0" fillcolor="#a0a0a0" stroked="f" o:allowincell="t" style="width:451.25pt;height:1.45pt;mso-wrap-style:none;v-text-anchor:middle">
                 <v:fill o:detectmouseclick="t" type="solid" color2="#5f5f5f"/>
                 <v:stroke color="#3465a4" joinstyle="round" endcap="flat"/>
-                <w10:wrap type="topAndBottom"/>
               </v:rect>
             </w:pict>
           </mc:Fallback>
@@ -13278,15 +14414,11 @@
               <wp:inline distT="0" distB="0" distL="0" distR="0">
                 <wp:extent cx="5731510" cy="19050"/>
                 <wp:effectExtent l="0" t="0" r="0" b="0"/>
-                <wp:docPr id="81" name=""/>
+                <wp:docPr id="41" name="シェイプ41"/>
                 <a:graphic xmlns:a="http://schemas.openxmlformats.org/drawingml/2006/main">
                   <a:graphicData uri="http://schemas.microsoft.com/office/word/2010/wordprocessingShape">
                     <wps:wsp>
                       <wps:cNvSpPr/>
-                      <wps:nvSpPr>
-                        <wps:cNvPr id="82" name=""/>
-                        <wps:cNvSpPr/>
-                      </wps:nvSpPr>
                       <wps:spPr>
                         <a:xfrm>
                           <a:off x="0" y="0"/>
@@ -13302,6 +14434,12 @@
                           <a:noFill/>
                         </a:ln>
                       </wps:spPr>
+                      <wps:style>
+                        <a:lnRef idx="0"/>
+                        <a:fillRef idx="0"/>
+                        <a:effectRef idx="0"/>
+                        <a:fontRef idx="minor"/>
+                      </wps:style>
                       <wps:bodyPr/>
                     </wps:wsp>
                   </a:graphicData>
@@ -13314,10 +14452,9 @@
           </mc:Choice>
           <mc:Fallback>
             <w:pict>
-              <v:rect id="shape_0" fillcolor="#a0a0a0" stroked="f" o:allowincell="f" style="position:absolute;margin-left:0pt;margin-top:-1.55pt;width:451.25pt;height:1.45pt;mso-wrap-style:none;v-text-anchor:middle;mso-position-horizontal:center;mso-position-vertical:top">
+              <v:rect id="shape_0" fillcolor="#a0a0a0" stroked="f" o:allowincell="t" style="width:451.25pt;height:1.45pt;mso-wrap-style:none;v-text-anchor:middle">
                 <v:fill o:detectmouseclick="t" type="solid" color2="#5f5f5f"/>
                 <v:stroke color="#3465a4" joinstyle="round" endcap="flat"/>
-                <w10:wrap type="topAndBottom"/>
               </v:rect>
             </w:pict>
           </mc:Fallback>
@@ -13461,15 +14598,11 @@
               <wp:inline distT="0" distB="0" distL="0" distR="0">
                 <wp:extent cx="5731510" cy="19050"/>
                 <wp:effectExtent l="0" t="0" r="0" b="0"/>
-                <wp:docPr id="83" name=""/>
+                <wp:docPr id="42" name="シェイプ42"/>
                 <a:graphic xmlns:a="http://schemas.openxmlformats.org/drawingml/2006/main">
                   <a:graphicData uri="http://schemas.microsoft.com/office/word/2010/wordprocessingShape">
                     <wps:wsp>
                       <wps:cNvSpPr/>
-                      <wps:nvSpPr>
-                        <wps:cNvPr id="84" name=""/>
-                        <wps:cNvSpPr/>
-                      </wps:nvSpPr>
                       <wps:spPr>
                         <a:xfrm>
                           <a:off x="0" y="0"/>
@@ -13485,6 +14618,12 @@
                           <a:noFill/>
                         </a:ln>
                       </wps:spPr>
+                      <wps:style>
+                        <a:lnRef idx="0"/>
+                        <a:fillRef idx="0"/>
+                        <a:effectRef idx="0"/>
+                        <a:fontRef idx="minor"/>
+                      </wps:style>
                       <wps:bodyPr/>
                     </wps:wsp>
                   </a:graphicData>
@@ -13497,10 +14636,9 @@
           </mc:Choice>
           <mc:Fallback>
             <w:pict>
-              <v:rect id="shape_0" fillcolor="#a0a0a0" stroked="f" o:allowincell="f" style="position:absolute;margin-left:0pt;margin-top:-1.55pt;width:451.25pt;height:1.45pt;mso-wrap-style:none;v-text-anchor:middle;mso-position-horizontal:center;mso-position-vertical:top">
+              <v:rect id="shape_0" fillcolor="#a0a0a0" stroked="f" o:allowincell="t" style="width:451.25pt;height:1.45pt;mso-wrap-style:none;v-text-anchor:middle">
                 <v:fill o:detectmouseclick="t" type="solid" color2="#5f5f5f"/>
                 <v:stroke color="#3465a4" joinstyle="round" endcap="flat"/>
-                <w10:wrap type="topAndBottom"/>
               </v:rect>
             </w:pict>
           </mc:Fallback>
@@ -13631,15 +14769,11 @@
               <wp:inline distT="0" distB="0" distL="0" distR="0">
                 <wp:extent cx="5731510" cy="19050"/>
                 <wp:effectExtent l="0" t="0" r="0" b="0"/>
-                <wp:docPr id="85" name=""/>
+                <wp:docPr id="43" name="シェイプ43"/>
                 <a:graphic xmlns:a="http://schemas.openxmlformats.org/drawingml/2006/main">
                   <a:graphicData uri="http://schemas.microsoft.com/office/word/2010/wordprocessingShape">
                     <wps:wsp>
                       <wps:cNvSpPr/>
-                      <wps:nvSpPr>
-                        <wps:cNvPr id="86" name=""/>
-                        <wps:cNvSpPr/>
-                      </wps:nvSpPr>
                       <wps:spPr>
                         <a:xfrm>
                           <a:off x="0" y="0"/>
@@ -13655,6 +14789,12 @@
                           <a:noFill/>
                         </a:ln>
                       </wps:spPr>
+                      <wps:style>
+                        <a:lnRef idx="0"/>
+                        <a:fillRef idx="0"/>
+                        <a:effectRef idx="0"/>
+                        <a:fontRef idx="minor"/>
+                      </wps:style>
                       <wps:bodyPr/>
                     </wps:wsp>
                   </a:graphicData>
@@ -13667,10 +14807,9 @@
           </mc:Choice>
           <mc:Fallback>
             <w:pict>
-              <v:rect id="shape_0" fillcolor="#a0a0a0" stroked="f" o:allowincell="f" style="position:absolute;margin-left:0pt;margin-top:-1.55pt;width:451.25pt;height:1.45pt;mso-wrap-style:none;v-text-anchor:middle;mso-position-horizontal:center;mso-position-vertical:top">
+              <v:rect id="shape_0" fillcolor="#a0a0a0" stroked="f" o:allowincell="t" style="width:451.25pt;height:1.45pt;mso-wrap-style:none;v-text-anchor:middle">
                 <v:fill o:detectmouseclick="t" type="solid" color2="#5f5f5f"/>
                 <v:stroke color="#3465a4" joinstyle="round" endcap="flat"/>
-                <w10:wrap type="topAndBottom"/>
               </v:rect>
             </w:pict>
           </mc:Fallback>
@@ -13788,15 +14927,11 @@
               <wp:inline distT="0" distB="0" distL="0" distR="0">
                 <wp:extent cx="5731510" cy="19050"/>
                 <wp:effectExtent l="0" t="0" r="0" b="0"/>
-                <wp:docPr id="87" name=""/>
+                <wp:docPr id="44" name="シェイプ44"/>
                 <a:graphic xmlns:a="http://schemas.openxmlformats.org/drawingml/2006/main">
                   <a:graphicData uri="http://schemas.microsoft.com/office/word/2010/wordprocessingShape">
                     <wps:wsp>
                       <wps:cNvSpPr/>
-                      <wps:nvSpPr>
-                        <wps:cNvPr id="88" name=""/>
-                        <wps:cNvSpPr/>
-                      </wps:nvSpPr>
                       <wps:spPr>
                         <a:xfrm>
                           <a:off x="0" y="0"/>
@@ -13812,6 +14947,12 @@
                           <a:noFill/>
                         </a:ln>
                       </wps:spPr>
+                      <wps:style>
+                        <a:lnRef idx="0"/>
+                        <a:fillRef idx="0"/>
+                        <a:effectRef idx="0"/>
+                        <a:fontRef idx="minor"/>
+                      </wps:style>
                       <wps:bodyPr/>
                     </wps:wsp>
                   </a:graphicData>
@@ -13824,10 +14965,9 @@
           </mc:Choice>
           <mc:Fallback>
             <w:pict>
-              <v:rect id="shape_0" fillcolor="#a0a0a0" stroked="f" o:allowincell="f" style="position:absolute;margin-left:0pt;margin-top:-1.55pt;width:451.25pt;height:1.45pt;mso-wrap-style:none;v-text-anchor:middle;mso-position-horizontal:center;mso-position-vertical:top">
+              <v:rect id="shape_0" fillcolor="#a0a0a0" stroked="f" o:allowincell="t" style="width:451.25pt;height:1.45pt;mso-wrap-style:none;v-text-anchor:middle">
                 <v:fill o:detectmouseclick="t" type="solid" color2="#5f5f5f"/>
                 <v:stroke color="#3465a4" joinstyle="round" endcap="flat"/>
-                <w10:wrap type="topAndBottom"/>
               </v:rect>
             </w:pict>
           </mc:Fallback>
@@ -14161,15 +15301,11 @@
               <wp:inline distT="0" distB="0" distL="0" distR="0">
                 <wp:extent cx="5731510" cy="19050"/>
                 <wp:effectExtent l="0" t="0" r="0" b="0"/>
-                <wp:docPr id="89" name=""/>
+                <wp:docPr id="45" name="シェイプ45"/>
                 <a:graphic xmlns:a="http://schemas.openxmlformats.org/drawingml/2006/main">
                   <a:graphicData uri="http://schemas.microsoft.com/office/word/2010/wordprocessingShape">
                     <wps:wsp>
                       <wps:cNvSpPr/>
-                      <wps:nvSpPr>
-                        <wps:cNvPr id="90" name=""/>
-                        <wps:cNvSpPr/>
-                      </wps:nvSpPr>
                       <wps:spPr>
                         <a:xfrm>
                           <a:off x="0" y="0"/>
@@ -14185,6 +15321,12 @@
                           <a:noFill/>
                         </a:ln>
                       </wps:spPr>
+                      <wps:style>
+                        <a:lnRef idx="0"/>
+                        <a:fillRef idx="0"/>
+                        <a:effectRef idx="0"/>
+                        <a:fontRef idx="minor"/>
+                      </wps:style>
                       <wps:bodyPr/>
                     </wps:wsp>
                   </a:graphicData>
@@ -14197,10 +15339,9 @@
           </mc:Choice>
           <mc:Fallback>
             <w:pict>
-              <v:rect id="shape_0" fillcolor="#a0a0a0" stroked="f" o:allowincell="f" style="position:absolute;margin-left:0pt;margin-top:-1.55pt;width:451.25pt;height:1.45pt;mso-wrap-style:none;v-text-anchor:middle;mso-position-horizontal:center;mso-position-vertical:top">
+              <v:rect id="shape_0" fillcolor="#a0a0a0" stroked="f" o:allowincell="t" style="width:451.25pt;height:1.45pt;mso-wrap-style:none;v-text-anchor:middle">
                 <v:fill o:detectmouseclick="t" type="solid" color2="#5f5f5f"/>
                 <v:stroke color="#3465a4" joinstyle="round" endcap="flat"/>
-                <w10:wrap type="topAndBottom"/>
               </v:rect>
             </w:pict>
           </mc:Fallback>
@@ -14390,15 +15531,11 @@
               <wp:inline distT="0" distB="0" distL="0" distR="0">
                 <wp:extent cx="5731510" cy="19050"/>
                 <wp:effectExtent l="0" t="0" r="0" b="152400"/>
-                <wp:docPr id="91" name=""/>
+                <wp:docPr id="46" name="シェイプ46"/>
                 <a:graphic xmlns:a="http://schemas.openxmlformats.org/drawingml/2006/main">
                   <a:graphicData uri="http://schemas.microsoft.com/office/word/2010/wordprocessingShape">
                     <wps:wsp>
                       <wps:cNvSpPr/>
-                      <wps:nvSpPr>
-                        <wps:cNvPr id="92" name=""/>
-                        <wps:cNvSpPr/>
-                      </wps:nvSpPr>
                       <wps:spPr>
                         <a:xfrm>
                           <a:off x="0" y="0"/>
@@ -14414,6 +15551,12 @@
                           <a:noFill/>
                         </a:ln>
                       </wps:spPr>
+                      <wps:style>
+                        <a:lnRef idx="0"/>
+                        <a:fillRef idx="0"/>
+                        <a:effectRef idx="0"/>
+                        <a:fontRef idx="minor"/>
+                      </wps:style>
                       <wps:bodyPr/>
                     </wps:wsp>
                   </a:graphicData>
@@ -14426,10 +15569,9 @@
           </mc:Choice>
           <mc:Fallback>
             <w:pict>
-              <v:rect id="shape_0" fillcolor="#a0a0a0" stroked="f" o:allowincell="f" style="position:absolute;margin-left:0pt;margin-top:-13.55pt;width:451.25pt;height:1.45pt;mso-wrap-style:none;v-text-anchor:middle;mso-position-horizontal:center;mso-position-vertical:top">
+              <v:rect id="shape_0" fillcolor="#a0a0a0" stroked="f" o:allowincell="t" style="width:451.25pt;height:1.45pt;mso-wrap-style:none;v-text-anchor:middle">
                 <v:fill o:detectmouseclick="t" type="solid" color2="#5f5f5f"/>
                 <v:stroke color="#3465a4" joinstyle="round" endcap="flat"/>
-                <w10:wrap type="topAndBottom"/>
               </v:rect>
             </w:pict>
           </mc:Fallback>
@@ -14700,15 +15842,11 @@
               <wp:inline distT="0" distB="0" distL="0" distR="0">
                 <wp:extent cx="5731510" cy="19050"/>
                 <wp:effectExtent l="0" t="0" r="0" b="0"/>
-                <wp:docPr id="93" name=""/>
+                <wp:docPr id="47" name="シェイプ47"/>
                 <a:graphic xmlns:a="http://schemas.openxmlformats.org/drawingml/2006/main">
                   <a:graphicData uri="http://schemas.microsoft.com/office/word/2010/wordprocessingShape">
                     <wps:wsp>
                       <wps:cNvSpPr/>
-                      <wps:nvSpPr>
-                        <wps:cNvPr id="94" name=""/>
-                        <wps:cNvSpPr/>
-                      </wps:nvSpPr>
                       <wps:spPr>
                         <a:xfrm>
                           <a:off x="0" y="0"/>
@@ -14724,6 +15862,12 @@
                           <a:noFill/>
                         </a:ln>
                       </wps:spPr>
+                      <wps:style>
+                        <a:lnRef idx="0"/>
+                        <a:fillRef idx="0"/>
+                        <a:effectRef idx="0"/>
+                        <a:fontRef idx="minor"/>
+                      </wps:style>
                       <wps:bodyPr/>
                     </wps:wsp>
                   </a:graphicData>
@@ -14736,10 +15880,9 @@
           </mc:Choice>
           <mc:Fallback>
             <w:pict>
-              <v:rect id="shape_0" fillcolor="#a0a0a0" stroked="f" o:allowincell="f" style="position:absolute;margin-left:0pt;margin-top:-1.55pt;width:451.25pt;height:1.45pt;mso-wrap-style:none;v-text-anchor:middle;mso-position-horizontal:center;mso-position-vertical:top">
+              <v:rect id="shape_0" fillcolor="#a0a0a0" stroked="f" o:allowincell="t" style="width:451.25pt;height:1.45pt;mso-wrap-style:none;v-text-anchor:middle">
                 <v:fill o:detectmouseclick="t" type="solid" color2="#5f5f5f"/>
                 <v:stroke color="#3465a4" joinstyle="round" endcap="flat"/>
-                <w10:wrap type="topAndBottom"/>
               </v:rect>
             </w:pict>
           </mc:Fallback>
@@ -14875,15 +16018,11 @@
               <wp:inline distT="0" distB="0" distL="0" distR="0">
                 <wp:extent cx="5731510" cy="19050"/>
                 <wp:effectExtent l="0" t="0" r="0" b="0"/>
-                <wp:docPr id="95" name=""/>
+                <wp:docPr id="48" name="シェイプ48"/>
                 <a:graphic xmlns:a="http://schemas.openxmlformats.org/drawingml/2006/main">
                   <a:graphicData uri="http://schemas.microsoft.com/office/word/2010/wordprocessingShape">
                     <wps:wsp>
                       <wps:cNvSpPr/>
-                      <wps:nvSpPr>
-                        <wps:cNvPr id="96" name=""/>
-                        <wps:cNvSpPr/>
-                      </wps:nvSpPr>
                       <wps:spPr>
                         <a:xfrm>
                           <a:off x="0" y="0"/>
@@ -14899,6 +16038,12 @@
                           <a:noFill/>
                         </a:ln>
                       </wps:spPr>
+                      <wps:style>
+                        <a:lnRef idx="0"/>
+                        <a:fillRef idx="0"/>
+                        <a:effectRef idx="0"/>
+                        <a:fontRef idx="minor"/>
+                      </wps:style>
                       <wps:bodyPr/>
                     </wps:wsp>
                   </a:graphicData>
@@ -14911,10 +16056,9 @@
           </mc:Choice>
           <mc:Fallback>
             <w:pict>
-              <v:rect id="shape_0" fillcolor="#a0a0a0" stroked="f" o:allowincell="f" style="position:absolute;margin-left:0pt;margin-top:-1.55pt;width:451.25pt;height:1.45pt;mso-wrap-style:none;v-text-anchor:middle;mso-position-horizontal:center;mso-position-vertical:top">
+              <v:rect id="shape_0" fillcolor="#a0a0a0" stroked="f" o:allowincell="t" style="width:451.25pt;height:1.45pt;mso-wrap-style:none;v-text-anchor:middle">
                 <v:fill o:detectmouseclick="t" type="solid" color2="#5f5f5f"/>
                 <v:stroke color="#3465a4" joinstyle="round" endcap="flat"/>
-                <w10:wrap type="topAndBottom"/>
               </v:rect>
             </w:pict>
           </mc:Fallback>
@@ -15352,15 +16496,11 @@
               <wp:inline distT="0" distB="0" distL="0" distR="0">
                 <wp:extent cx="5731510" cy="19050"/>
                 <wp:effectExtent l="0" t="0" r="0" b="0"/>
-                <wp:docPr id="97" name=""/>
+                <wp:docPr id="49" name="シェイプ49"/>
                 <a:graphic xmlns:a="http://schemas.openxmlformats.org/drawingml/2006/main">
                   <a:graphicData uri="http://schemas.microsoft.com/office/word/2010/wordprocessingShape">
                     <wps:wsp>
                       <wps:cNvSpPr/>
-                      <wps:nvSpPr>
-                        <wps:cNvPr id="98" name=""/>
-                        <wps:cNvSpPr/>
-                      </wps:nvSpPr>
                       <wps:spPr>
                         <a:xfrm>
                           <a:off x="0" y="0"/>
@@ -15376,6 +16516,12 @@
                           <a:noFill/>
                         </a:ln>
                       </wps:spPr>
+                      <wps:style>
+                        <a:lnRef idx="0"/>
+                        <a:fillRef idx="0"/>
+                        <a:effectRef idx="0"/>
+                        <a:fontRef idx="minor"/>
+                      </wps:style>
                       <wps:bodyPr/>
                     </wps:wsp>
                   </a:graphicData>
@@ -15388,10 +16534,9 @@
           </mc:Choice>
           <mc:Fallback>
             <w:pict>
-              <v:rect id="shape_0" fillcolor="#a0a0a0" stroked="f" o:allowincell="f" style="position:absolute;margin-left:0pt;margin-top:-1.55pt;width:451.25pt;height:1.45pt;mso-wrap-style:none;v-text-anchor:middle;mso-position-horizontal:center;mso-position-vertical:top">
+              <v:rect id="shape_0" fillcolor="#a0a0a0" stroked="f" o:allowincell="t" style="width:451.25pt;height:1.45pt;mso-wrap-style:none;v-text-anchor:middle">
                 <v:fill o:detectmouseclick="t" type="solid" color2="#5f5f5f"/>
                 <v:stroke color="#3465a4" joinstyle="round" endcap="flat"/>
-                <w10:wrap type="topAndBottom"/>
               </v:rect>
             </w:pict>
           </mc:Fallback>
@@ -15560,15 +16705,11 @@
               <wp:inline distT="0" distB="0" distL="0" distR="0">
                 <wp:extent cx="5731510" cy="19050"/>
                 <wp:effectExtent l="0" t="0" r="0" b="0"/>
-                <wp:docPr id="99" name=""/>
+                <wp:docPr id="50" name="シェイプ50"/>
                 <a:graphic xmlns:a="http://schemas.openxmlformats.org/drawingml/2006/main">
                   <a:graphicData uri="http://schemas.microsoft.com/office/word/2010/wordprocessingShape">
                     <wps:wsp>
                       <wps:cNvSpPr/>
-                      <wps:nvSpPr>
-                        <wps:cNvPr id="100" name=""/>
-                        <wps:cNvSpPr/>
-                      </wps:nvSpPr>
                       <wps:spPr>
                         <a:xfrm>
                           <a:off x="0" y="0"/>
@@ -15584,6 +16725,12 @@
                           <a:noFill/>
                         </a:ln>
                       </wps:spPr>
+                      <wps:style>
+                        <a:lnRef idx="0"/>
+                        <a:fillRef idx="0"/>
+                        <a:effectRef idx="0"/>
+                        <a:fontRef idx="minor"/>
+                      </wps:style>
                       <wps:bodyPr/>
                     </wps:wsp>
                   </a:graphicData>
@@ -15596,10 +16743,9 @@
           </mc:Choice>
           <mc:Fallback>
             <w:pict>
-              <v:rect id="shape_0" fillcolor="#a0a0a0" stroked="f" o:allowincell="f" style="position:absolute;margin-left:0pt;margin-top:-1.55pt;width:451.25pt;height:1.45pt;mso-wrap-style:none;v-text-anchor:middle;mso-position-horizontal:center;mso-position-vertical:top">
+              <v:rect id="shape_0" fillcolor="#a0a0a0" stroked="f" o:allowincell="t" style="width:451.25pt;height:1.45pt;mso-wrap-style:none;v-text-anchor:middle">
                 <v:fill o:detectmouseclick="t" type="solid" color2="#5f5f5f"/>
                 <v:stroke color="#3465a4" joinstyle="round" endcap="flat"/>
-                <w10:wrap type="topAndBottom"/>
               </v:rect>
             </w:pict>
           </mc:Fallback>
@@ -15686,15 +16832,11 @@
               <wp:inline distT="0" distB="0" distL="0" distR="0">
                 <wp:extent cx="5731510" cy="19050"/>
                 <wp:effectExtent l="0" t="0" r="0" b="0"/>
-                <wp:docPr id="101" name=""/>
+                <wp:docPr id="51" name="シェイプ51"/>
                 <a:graphic xmlns:a="http://schemas.openxmlformats.org/drawingml/2006/main">
                   <a:graphicData uri="http://schemas.microsoft.com/office/word/2010/wordprocessingShape">
                     <wps:wsp>
                       <wps:cNvSpPr/>
-                      <wps:nvSpPr>
-                        <wps:cNvPr id="102" name=""/>
-                        <wps:cNvSpPr/>
-                      </wps:nvSpPr>
                       <wps:spPr>
                         <a:xfrm>
                           <a:off x="0" y="0"/>
@@ -15710,6 +16852,12 @@
                           <a:noFill/>
                         </a:ln>
                       </wps:spPr>
+                      <wps:style>
+                        <a:lnRef idx="0"/>
+                        <a:fillRef idx="0"/>
+                        <a:effectRef idx="0"/>
+                        <a:fontRef idx="minor"/>
+                      </wps:style>
                       <wps:bodyPr/>
                     </wps:wsp>
                   </a:graphicData>
@@ -15722,10 +16870,9 @@
           </mc:Choice>
           <mc:Fallback>
             <w:pict>
-              <v:rect id="shape_0" fillcolor="#a0a0a0" stroked="f" o:allowincell="f" style="position:absolute;margin-left:0pt;margin-top:-1.55pt;width:451.25pt;height:1.45pt;mso-wrap-style:none;v-text-anchor:middle;mso-position-horizontal:center;mso-position-vertical:top">
+              <v:rect id="shape_0" fillcolor="#a0a0a0" stroked="f" o:allowincell="t" style="width:451.25pt;height:1.45pt;mso-wrap-style:none;v-text-anchor:middle">
                 <v:fill o:detectmouseclick="t" type="solid" color2="#5f5f5f"/>
                 <v:stroke color="#3465a4" joinstyle="round" endcap="flat"/>
-                <w10:wrap type="topAndBottom"/>
               </v:rect>
             </w:pict>
           </mc:Fallback>
@@ -15831,15 +16978,11 @@
               <wp:inline distT="0" distB="0" distL="0" distR="0">
                 <wp:extent cx="5731510" cy="19050"/>
                 <wp:effectExtent l="0" t="0" r="0" b="0"/>
-                <wp:docPr id="103" name=""/>
+                <wp:docPr id="52" name="シェイプ52"/>
                 <a:graphic xmlns:a="http://schemas.openxmlformats.org/drawingml/2006/main">
                   <a:graphicData uri="http://schemas.microsoft.com/office/word/2010/wordprocessingShape">
                     <wps:wsp>
                       <wps:cNvSpPr/>
-                      <wps:nvSpPr>
-                        <wps:cNvPr id="104" name=""/>
-                        <wps:cNvSpPr/>
-                      </wps:nvSpPr>
                       <wps:spPr>
                         <a:xfrm>
                           <a:off x="0" y="0"/>
@@ -15855,6 +16998,12 @@
                           <a:noFill/>
                         </a:ln>
                       </wps:spPr>
+                      <wps:style>
+                        <a:lnRef idx="0"/>
+                        <a:fillRef idx="0"/>
+                        <a:effectRef idx="0"/>
+                        <a:fontRef idx="minor"/>
+                      </wps:style>
                       <wps:bodyPr/>
                     </wps:wsp>
                   </a:graphicData>
@@ -15867,10 +17016,9 @@
           </mc:Choice>
           <mc:Fallback>
             <w:pict>
-              <v:rect id="shape_0" fillcolor="#a0a0a0" stroked="f" o:allowincell="f" style="position:absolute;margin-left:0pt;margin-top:-1.55pt;width:451.25pt;height:1.45pt;mso-wrap-style:none;v-text-anchor:middle;mso-position-horizontal:center;mso-position-vertical:top">
+              <v:rect id="shape_0" fillcolor="#a0a0a0" stroked="f" o:allowincell="t" style="width:451.25pt;height:1.45pt;mso-wrap-style:none;v-text-anchor:middle">
                 <v:fill o:detectmouseclick="t" type="solid" color2="#5f5f5f"/>
                 <v:stroke color="#3465a4" joinstyle="round" endcap="flat"/>
-                <w10:wrap type="topAndBottom"/>
               </v:rect>
             </w:pict>
           </mc:Fallback>
@@ -16008,15 +17156,11 @@
               <wp:inline distT="0" distB="0" distL="0" distR="0">
                 <wp:extent cx="5731510" cy="19050"/>
                 <wp:effectExtent l="0" t="0" r="0" b="0"/>
-                <wp:docPr id="105" name=""/>
+                <wp:docPr id="53" name="シェイプ53"/>
                 <a:graphic xmlns:a="http://schemas.openxmlformats.org/drawingml/2006/main">
                   <a:graphicData uri="http://schemas.microsoft.com/office/word/2010/wordprocessingShape">
                     <wps:wsp>
                       <wps:cNvSpPr/>
-                      <wps:nvSpPr>
-                        <wps:cNvPr id="106" name=""/>
-                        <wps:cNvSpPr/>
-                      </wps:nvSpPr>
                       <wps:spPr>
                         <a:xfrm>
                           <a:off x="0" y="0"/>
@@ -16032,6 +17176,12 @@
                           <a:noFill/>
                         </a:ln>
                       </wps:spPr>
+                      <wps:style>
+                        <a:lnRef idx="0"/>
+                        <a:fillRef idx="0"/>
+                        <a:effectRef idx="0"/>
+                        <a:fontRef idx="minor"/>
+                      </wps:style>
                       <wps:bodyPr/>
                     </wps:wsp>
                   </a:graphicData>
@@ -16044,10 +17194,9 @@
           </mc:Choice>
           <mc:Fallback>
             <w:pict>
-              <v:rect id="shape_0" fillcolor="#a0a0a0" stroked="f" o:allowincell="f" style="position:absolute;margin-left:0pt;margin-top:-1.55pt;width:451.25pt;height:1.45pt;mso-wrap-style:none;v-text-anchor:middle;mso-position-horizontal:center;mso-position-vertical:top">
+              <v:rect id="shape_0" fillcolor="#a0a0a0" stroked="f" o:allowincell="t" style="width:451.25pt;height:1.45pt;mso-wrap-style:none;v-text-anchor:middle">
                 <v:fill o:detectmouseclick="t" type="solid" color2="#5f5f5f"/>
                 <v:stroke color="#3465a4" joinstyle="round" endcap="flat"/>
-                <w10:wrap type="topAndBottom"/>
               </v:rect>
             </w:pict>
           </mc:Fallback>
@@ -16239,15 +17388,11 @@
               <wp:inline distT="0" distB="0" distL="0" distR="0">
                 <wp:extent cx="5731510" cy="19050"/>
                 <wp:effectExtent l="0" t="0" r="0" b="0"/>
-                <wp:docPr id="107" name=""/>
+                <wp:docPr id="54" name="シェイプ54"/>
                 <a:graphic xmlns:a="http://schemas.openxmlformats.org/drawingml/2006/main">
                   <a:graphicData uri="http://schemas.microsoft.com/office/word/2010/wordprocessingShape">
                     <wps:wsp>
                       <wps:cNvSpPr/>
-                      <wps:nvSpPr>
-                        <wps:cNvPr id="108" name=""/>
-                        <wps:cNvSpPr/>
-                      </wps:nvSpPr>
                       <wps:spPr>
                         <a:xfrm>
                           <a:off x="0" y="0"/>
@@ -16263,6 +17408,12 @@
                           <a:noFill/>
                         </a:ln>
                       </wps:spPr>
+                      <wps:style>
+                        <a:lnRef idx="0"/>
+                        <a:fillRef idx="0"/>
+                        <a:effectRef idx="0"/>
+                        <a:fontRef idx="minor"/>
+                      </wps:style>
                       <wps:bodyPr/>
                     </wps:wsp>
                   </a:graphicData>
@@ -16275,10 +17426,9 @@
           </mc:Choice>
           <mc:Fallback>
             <w:pict>
-              <v:rect id="shape_0" fillcolor="#a0a0a0" stroked="f" o:allowincell="f" style="position:absolute;margin-left:0pt;margin-top:-1.55pt;width:451.25pt;height:1.45pt;mso-wrap-style:none;v-text-anchor:middle;mso-position-horizontal:center;mso-position-vertical:top">
+              <v:rect id="shape_0" fillcolor="#a0a0a0" stroked="f" o:allowincell="t" style="width:451.25pt;height:1.45pt;mso-wrap-style:none;v-text-anchor:middle">
                 <v:fill o:detectmouseclick="t" type="solid" color2="#5f5f5f"/>
                 <v:stroke color="#3465a4" joinstyle="round" endcap="flat"/>
-                <w10:wrap type="topAndBottom"/>
               </v:rect>
             </w:pict>
           </mc:Fallback>
@@ -16428,15 +17578,11 @@
               <wp:inline distT="0" distB="0" distL="0" distR="0">
                 <wp:extent cx="5731510" cy="19050"/>
                 <wp:effectExtent l="0" t="0" r="0" b="0"/>
-                <wp:docPr id="109" name=""/>
+                <wp:docPr id="55" name="シェイプ55"/>
                 <a:graphic xmlns:a="http://schemas.openxmlformats.org/drawingml/2006/main">
                   <a:graphicData uri="http://schemas.microsoft.com/office/word/2010/wordprocessingShape">
                     <wps:wsp>
                       <wps:cNvSpPr/>
-                      <wps:nvSpPr>
-                        <wps:cNvPr id="110" name=""/>
-                        <wps:cNvSpPr/>
-                      </wps:nvSpPr>
                       <wps:spPr>
                         <a:xfrm>
                           <a:off x="0" y="0"/>
@@ -16452,6 +17598,12 @@
                           <a:noFill/>
                         </a:ln>
                       </wps:spPr>
+                      <wps:style>
+                        <a:lnRef idx="0"/>
+                        <a:fillRef idx="0"/>
+                        <a:effectRef idx="0"/>
+                        <a:fontRef idx="minor"/>
+                      </wps:style>
                       <wps:bodyPr/>
                     </wps:wsp>
                   </a:graphicData>
@@ -16464,10 +17616,9 @@
           </mc:Choice>
           <mc:Fallback>
             <w:pict>
-              <v:rect id="shape_0" fillcolor="#a0a0a0" stroked="f" o:allowincell="f" style="position:absolute;margin-left:0pt;margin-top:-1.55pt;width:451.25pt;height:1.45pt;mso-wrap-style:none;v-text-anchor:middle;mso-position-horizontal:center;mso-position-vertical:top">
+              <v:rect id="shape_0" fillcolor="#a0a0a0" stroked="f" o:allowincell="t" style="width:451.25pt;height:1.45pt;mso-wrap-style:none;v-text-anchor:middle">
                 <v:fill o:detectmouseclick="t" type="solid" color2="#5f5f5f"/>
                 <v:stroke color="#3465a4" joinstyle="round" endcap="flat"/>
-                <w10:wrap type="topAndBottom"/>
               </v:rect>
             </w:pict>
           </mc:Fallback>
@@ -16555,15 +17706,11 @@
               <wp:inline distT="0" distB="0" distL="0" distR="0">
                 <wp:extent cx="5731510" cy="19050"/>
                 <wp:effectExtent l="0" t="0" r="0" b="0"/>
-                <wp:docPr id="111" name=""/>
+                <wp:docPr id="56" name="シェイプ56"/>
                 <a:graphic xmlns:a="http://schemas.openxmlformats.org/drawingml/2006/main">
                   <a:graphicData uri="http://schemas.microsoft.com/office/word/2010/wordprocessingShape">
                     <wps:wsp>
                       <wps:cNvSpPr/>
-                      <wps:nvSpPr>
-                        <wps:cNvPr id="112" name=""/>
-                        <wps:cNvSpPr/>
-                      </wps:nvSpPr>
                       <wps:spPr>
                         <a:xfrm>
                           <a:off x="0" y="0"/>
@@ -16579,6 +17726,12 @@
                           <a:noFill/>
                         </a:ln>
                       </wps:spPr>
+                      <wps:style>
+                        <a:lnRef idx="0"/>
+                        <a:fillRef idx="0"/>
+                        <a:effectRef idx="0"/>
+                        <a:fontRef idx="minor"/>
+                      </wps:style>
                       <wps:bodyPr/>
                     </wps:wsp>
                   </a:graphicData>
@@ -16591,10 +17744,9 @@
           </mc:Choice>
           <mc:Fallback>
             <w:pict>
-              <v:rect id="shape_0" fillcolor="#a0a0a0" stroked="f" o:allowincell="f" style="position:absolute;margin-left:0pt;margin-top:-1.55pt;width:451.25pt;height:1.45pt;mso-wrap-style:none;v-text-anchor:middle;mso-position-horizontal:center;mso-position-vertical:top">
+              <v:rect id="shape_0" fillcolor="#a0a0a0" stroked="f" o:allowincell="t" style="width:451.25pt;height:1.45pt;mso-wrap-style:none;v-text-anchor:middle">
                 <v:fill o:detectmouseclick="t" type="solid" color2="#5f5f5f"/>
                 <v:stroke color="#3465a4" joinstyle="round" endcap="flat"/>
-                <w10:wrap type="topAndBottom"/>
               </v:rect>
             </w:pict>
           </mc:Fallback>
@@ -16719,15 +17871,11 @@
               <wp:inline distT="0" distB="0" distL="0" distR="0">
                 <wp:extent cx="5731510" cy="19050"/>
                 <wp:effectExtent l="0" t="0" r="0" b="0"/>
-                <wp:docPr id="113" name=""/>
+                <wp:docPr id="57" name="シェイプ57"/>
                 <a:graphic xmlns:a="http://schemas.openxmlformats.org/drawingml/2006/main">
                   <a:graphicData uri="http://schemas.microsoft.com/office/word/2010/wordprocessingShape">
                     <wps:wsp>
                       <wps:cNvSpPr/>
-                      <wps:nvSpPr>
-                        <wps:cNvPr id="114" name=""/>
-                        <wps:cNvSpPr/>
-                      </wps:nvSpPr>
                       <wps:spPr>
                         <a:xfrm>
                           <a:off x="0" y="0"/>
@@ -16743,6 +17891,12 @@
                           <a:noFill/>
                         </a:ln>
                       </wps:spPr>
+                      <wps:style>
+                        <a:lnRef idx="0"/>
+                        <a:fillRef idx="0"/>
+                        <a:effectRef idx="0"/>
+                        <a:fontRef idx="minor"/>
+                      </wps:style>
                       <wps:bodyPr/>
                     </wps:wsp>
                   </a:graphicData>
@@ -16755,10 +17909,9 @@
           </mc:Choice>
           <mc:Fallback>
             <w:pict>
-              <v:rect id="shape_0" fillcolor="#a0a0a0" stroked="f" o:allowincell="f" style="position:absolute;margin-left:0pt;margin-top:-1.55pt;width:451.25pt;height:1.45pt;mso-wrap-style:none;v-text-anchor:middle;mso-position-horizontal:center;mso-position-vertical:top">
+              <v:rect id="shape_0" fillcolor="#a0a0a0" stroked="f" o:allowincell="t" style="width:451.25pt;height:1.45pt;mso-wrap-style:none;v-text-anchor:middle">
                 <v:fill o:detectmouseclick="t" type="solid" color2="#5f5f5f"/>
                 <v:stroke color="#3465a4" joinstyle="round" endcap="flat"/>
-                <w10:wrap type="topAndBottom"/>
               </v:rect>
             </w:pict>
           </mc:Fallback>
@@ -16877,15 +18030,11 @@
               <wp:inline distT="0" distB="0" distL="0" distR="0">
                 <wp:extent cx="5731510" cy="19050"/>
                 <wp:effectExtent l="0" t="0" r="0" b="0"/>
-                <wp:docPr id="115" name=""/>
+                <wp:docPr id="58" name="シェイプ58"/>
                 <a:graphic xmlns:a="http://schemas.openxmlformats.org/drawingml/2006/main">
                   <a:graphicData uri="http://schemas.microsoft.com/office/word/2010/wordprocessingShape">
                     <wps:wsp>
                       <wps:cNvSpPr/>
-                      <wps:nvSpPr>
-                        <wps:cNvPr id="116" name=""/>
-                        <wps:cNvSpPr/>
-                      </wps:nvSpPr>
                       <wps:spPr>
                         <a:xfrm>
                           <a:off x="0" y="0"/>
@@ -16901,6 +18050,12 @@
                           <a:noFill/>
                         </a:ln>
                       </wps:spPr>
+                      <wps:style>
+                        <a:lnRef idx="0"/>
+                        <a:fillRef idx="0"/>
+                        <a:effectRef idx="0"/>
+                        <a:fontRef idx="minor"/>
+                      </wps:style>
                       <wps:bodyPr/>
                     </wps:wsp>
                   </a:graphicData>
@@ -16913,10 +18068,9 @@
           </mc:Choice>
           <mc:Fallback>
             <w:pict>
-              <v:rect id="shape_0" fillcolor="#a0a0a0" stroked="f" o:allowincell="f" style="position:absolute;margin-left:0pt;margin-top:-1.55pt;width:451.25pt;height:1.45pt;mso-wrap-style:none;v-text-anchor:middle;mso-position-horizontal:center;mso-position-vertical:top">
+              <v:rect id="shape_0" fillcolor="#a0a0a0" stroked="f" o:allowincell="t" style="width:451.25pt;height:1.45pt;mso-wrap-style:none;v-text-anchor:middle">
                 <v:fill o:detectmouseclick="t" type="solid" color2="#5f5f5f"/>
                 <v:stroke color="#3465a4" joinstyle="round" endcap="flat"/>
-                <w10:wrap type="topAndBottom"/>
               </v:rect>
             </w:pict>
           </mc:Fallback>
@@ -17054,15 +18208,11 @@
               <wp:inline distT="0" distB="0" distL="0" distR="0">
                 <wp:extent cx="5731510" cy="19050"/>
                 <wp:effectExtent l="0" t="0" r="0" b="0"/>
-                <wp:docPr id="117" name=""/>
+                <wp:docPr id="59" name="シェイプ59"/>
                 <a:graphic xmlns:a="http://schemas.openxmlformats.org/drawingml/2006/main">
                   <a:graphicData uri="http://schemas.microsoft.com/office/word/2010/wordprocessingShape">
                     <wps:wsp>
                       <wps:cNvSpPr/>
-                      <wps:nvSpPr>
-                        <wps:cNvPr id="118" name=""/>
-                        <wps:cNvSpPr/>
-                      </wps:nvSpPr>
                       <wps:spPr>
                         <a:xfrm>
                           <a:off x="0" y="0"/>
@@ -17078,6 +18228,12 @@
                           <a:noFill/>
                         </a:ln>
                       </wps:spPr>
+                      <wps:style>
+                        <a:lnRef idx="0"/>
+                        <a:fillRef idx="0"/>
+                        <a:effectRef idx="0"/>
+                        <a:fontRef idx="minor"/>
+                      </wps:style>
                       <wps:bodyPr/>
                     </wps:wsp>
                   </a:graphicData>
@@ -17090,10 +18246,9 @@
           </mc:Choice>
           <mc:Fallback>
             <w:pict>
-              <v:rect id="shape_0" fillcolor="#a0a0a0" stroked="f" o:allowincell="f" style="position:absolute;margin-left:0pt;margin-top:-1.55pt;width:451.25pt;height:1.45pt;mso-wrap-style:none;v-text-anchor:middle;mso-position-horizontal:center;mso-position-vertical:top">
+              <v:rect id="shape_0" fillcolor="#a0a0a0" stroked="f" o:allowincell="t" style="width:451.25pt;height:1.45pt;mso-wrap-style:none;v-text-anchor:middle">
                 <v:fill o:detectmouseclick="t" type="solid" color2="#5f5f5f"/>
                 <v:stroke color="#3465a4" joinstyle="round" endcap="flat"/>
-                <w10:wrap type="topAndBottom"/>
               </v:rect>
             </w:pict>
           </mc:Fallback>
@@ -17240,15 +18395,11 @@
               <wp:inline distT="0" distB="0" distL="0" distR="0">
                 <wp:extent cx="5731510" cy="19050"/>
                 <wp:effectExtent l="0" t="0" r="0" b="0"/>
-                <wp:docPr id="119" name=""/>
+                <wp:docPr id="60" name="シェイプ60"/>
                 <a:graphic xmlns:a="http://schemas.openxmlformats.org/drawingml/2006/main">
                   <a:graphicData uri="http://schemas.microsoft.com/office/word/2010/wordprocessingShape">
                     <wps:wsp>
                       <wps:cNvSpPr/>
-                      <wps:nvSpPr>
-                        <wps:cNvPr id="120" name=""/>
-                        <wps:cNvSpPr/>
-                      </wps:nvSpPr>
                       <wps:spPr>
                         <a:xfrm>
                           <a:off x="0" y="0"/>
@@ -17264,6 +18415,12 @@
                           <a:noFill/>
                         </a:ln>
                       </wps:spPr>
+                      <wps:style>
+                        <a:lnRef idx="0"/>
+                        <a:fillRef idx="0"/>
+                        <a:effectRef idx="0"/>
+                        <a:fontRef idx="minor"/>
+                      </wps:style>
                       <wps:bodyPr/>
                     </wps:wsp>
                   </a:graphicData>
@@ -17276,10 +18433,9 @@
           </mc:Choice>
           <mc:Fallback>
             <w:pict>
-              <v:rect id="shape_0" fillcolor="#a0a0a0" stroked="f" o:allowincell="f" style="position:absolute;margin-left:0pt;margin-top:-1.55pt;width:451.25pt;height:1.45pt;mso-wrap-style:none;v-text-anchor:middle;mso-position-horizontal:center;mso-position-vertical:top">
+              <v:rect id="shape_0" fillcolor="#a0a0a0" stroked="f" o:allowincell="t" style="width:451.25pt;height:1.45pt;mso-wrap-style:none;v-text-anchor:middle">
                 <v:fill o:detectmouseclick="t" type="solid" color2="#5f5f5f"/>
                 <v:stroke color="#3465a4" joinstyle="round" endcap="flat"/>
-                <w10:wrap type="topAndBottom"/>
               </v:rect>
             </w:pict>
           </mc:Fallback>
@@ -17501,15 +18657,11 @@
               <wp:inline distT="0" distB="0" distL="0" distR="0">
                 <wp:extent cx="5731510" cy="19050"/>
                 <wp:effectExtent l="0" t="0" r="0" b="0"/>
-                <wp:docPr id="121" name=""/>
+                <wp:docPr id="61" name="シェイプ61"/>
                 <a:graphic xmlns:a="http://schemas.openxmlformats.org/drawingml/2006/main">
                   <a:graphicData uri="http://schemas.microsoft.com/office/word/2010/wordprocessingShape">
                     <wps:wsp>
                       <wps:cNvSpPr/>
-                      <wps:nvSpPr>
-                        <wps:cNvPr id="122" name=""/>
-                        <wps:cNvSpPr/>
-                      </wps:nvSpPr>
                       <wps:spPr>
                         <a:xfrm>
                           <a:off x="0" y="0"/>
@@ -17525,6 +18677,12 @@
                           <a:noFill/>
                         </a:ln>
                       </wps:spPr>
+                      <wps:style>
+                        <a:lnRef idx="0"/>
+                        <a:fillRef idx="0"/>
+                        <a:effectRef idx="0"/>
+                        <a:fontRef idx="minor"/>
+                      </wps:style>
                       <wps:bodyPr/>
                     </wps:wsp>
                   </a:graphicData>
@@ -17537,10 +18695,9 @@
           </mc:Choice>
           <mc:Fallback>
             <w:pict>
-              <v:rect id="shape_0" fillcolor="#a0a0a0" stroked="f" o:allowincell="f" style="position:absolute;margin-left:0pt;margin-top:-1.55pt;width:451.25pt;height:1.45pt;mso-wrap-style:none;v-text-anchor:middle;mso-position-horizontal:center;mso-position-vertical:top">
+              <v:rect id="shape_0" fillcolor="#a0a0a0" stroked="f" o:allowincell="t" style="width:451.25pt;height:1.45pt;mso-wrap-style:none;v-text-anchor:middle">
                 <v:fill o:detectmouseclick="t" type="solid" color2="#5f5f5f"/>
                 <v:stroke color="#3465a4" joinstyle="round" endcap="flat"/>
-                <w10:wrap type="topAndBottom"/>
               </v:rect>
             </w:pict>
           </mc:Fallback>
@@ -18983,15 +20140,11 @@
               <wp:inline distT="0" distB="0" distL="0" distR="0">
                 <wp:extent cx="635" cy="19050"/>
                 <wp:effectExtent l="0" t="0" r="0" b="0"/>
-                <wp:docPr id="123" name=""/>
+                <wp:docPr id="62" name="シェイプ62"/>
                 <a:graphic xmlns:a="http://schemas.openxmlformats.org/drawingml/2006/main">
                   <a:graphicData uri="http://schemas.microsoft.com/office/word/2010/wordprocessingShape">
                     <wps:wsp>
                       <wps:cNvSpPr/>
-                      <wps:nvSpPr>
-                        <wps:cNvPr id="124" name=""/>
-                        <wps:cNvSpPr/>
-                      </wps:nvSpPr>
                       <wps:spPr>
                         <a:xfrm>
                           <a:off x="0" y="0"/>
@@ -19007,6 +20160,12 @@
                           <a:noFill/>
                         </a:ln>
                       </wps:spPr>
+                      <wps:style>
+                        <a:lnRef idx="0"/>
+                        <a:fillRef idx="0"/>
+                        <a:effectRef idx="0"/>
+                        <a:fontRef idx="minor"/>
+                      </wps:style>
                       <wps:bodyPr/>
                     </wps:wsp>
                   </a:graphicData>
@@ -19019,10 +20178,9 @@
           </mc:Choice>
           <mc:Fallback>
             <w:pict>
-              <v:rect id="shape_0" fillcolor="#a0a0a0" stroked="f" o:allowincell="f" style="position:absolute;margin-left:0pt;margin-top:-1.55pt;width:0pt;height:1.45pt;mso-wrap-style:none;v-text-anchor:middle;mso-position-horizontal:center;mso-position-vertical:top">
+              <v:rect id="shape_0" fillcolor="#a0a0a0" stroked="f" o:allowincell="t" style="width:0pt;height:1.45pt;mso-wrap-style:none;v-text-anchor:middle">
                 <v:fill o:detectmouseclick="t" type="solid" color2="#5f5f5f"/>
                 <v:stroke color="#3465a4" joinstyle="round" endcap="flat"/>
-                <w10:wrap type="topAndBottom"/>
               </v:rect>
             </w:pict>
           </mc:Fallback>
@@ -19140,7 +20298,7 @@
                 <w:rFonts w:eastAsia="Roboto Mono" w:cs="Roboto Mono" w:ascii="Roboto Mono" w:hAnsi="Roboto Mono"/>
                 <w:color w:val="188038"/>
               </w:rPr>
-              <w:t xml:space="preserve">1-6</w:t>
+              <w:t>1-6</w:t>
             </w:r>
           </w:p>
         </w:tc>
@@ -19156,7 +20314,11 @@
             </w:pPr>
             <w:r>
               <w:rPr/>
-              <w:t xml:space="preserve">DSP音場切替</w:t>
+              <w:t>DSP</w:t>
+            </w:r>
+            <w:r>
+              <w:rPr/>
+              <w:t>音場切替</w:t>
             </w:r>
           </w:p>
         </w:tc>
@@ -19854,7 +21016,7 @@
                 <w:rFonts w:eastAsia="Roboto Mono" w:cs="Roboto Mono" w:ascii="Roboto Mono" w:hAnsi="Roboto Mono"/>
                 <w:color w:val="188038"/>
               </w:rPr>
-              <w:t xml:space="preserve">u</w:t>
+              <w:t>u</w:t>
             </w:r>
           </w:p>
         </w:tc>
@@ -19870,7 +21032,23 @@
             </w:pPr>
             <w:r>
               <w:rPr/>
-              <w:t xml:space="preserve">USBノイズ対策(全体)</w:t>
+              <w:t>USB</w:t>
+            </w:r>
+            <w:r>
+              <w:rPr/>
+              <w:t>ノイズ対策</w:t>
+            </w:r>
+            <w:r>
+              <w:rPr/>
+              <w:t>(</w:t>
+            </w:r>
+            <w:r>
+              <w:rPr/>
+              <w:t>全体</w:t>
+            </w:r>
+            <w:r>
+              <w:rPr/>
+              <w:t>)</w:t>
             </w:r>
           </w:p>
         </w:tc>
@@ -19894,7 +21072,7 @@
                 <w:rFonts w:eastAsia="Roboto Mono" w:cs="Roboto Mono" w:ascii="Roboto Mono" w:hAnsi="Roboto Mono"/>
                 <w:color w:val="188038"/>
               </w:rPr>
-              <w:t xml:space="preserve">k</w:t>
+              <w:t>k</w:t>
             </w:r>
           </w:p>
         </w:tc>
@@ -19910,7 +21088,7 @@
             </w:pPr>
             <w:r>
               <w:rPr/>
-              <w:t xml:space="preserve">オートサスペンド対策</w:t>
+              <w:t>オートサスペンド対策</w:t>
             </w:r>
           </w:p>
         </w:tc>
@@ -19934,7 +21112,7 @@
                 <w:rFonts w:eastAsia="Roboto Mono" w:cs="Roboto Mono" w:ascii="Roboto Mono" w:hAnsi="Roboto Mono"/>
                 <w:color w:val="188038"/>
               </w:rPr>
-              <w:t xml:space="preserve">j</w:t>
+              <w:t>j</w:t>
             </w:r>
           </w:p>
         </w:tc>
@@ -19950,7 +21128,11 @@
             </w:pPr>
             <w:r>
               <w:rPr/>
-              <w:t xml:space="preserve">RT優先度対策</w:t>
+              <w:t>RT</w:t>
+            </w:r>
+            <w:r>
+              <w:rPr/>
+              <w:t>優先度対策</w:t>
             </w:r>
           </w:p>
         </w:tc>
@@ -19974,7 +21156,7 @@
                 <w:rFonts w:eastAsia="Roboto Mono" w:cs="Roboto Mono" w:ascii="Roboto Mono" w:hAnsi="Roboto Mono"/>
                 <w:color w:val="188038"/>
               </w:rPr>
-              <w:t xml:space="preserve">m</w:t>
+              <w:t>m</w:t>
             </w:r>
           </w:p>
         </w:tc>
@@ -19990,7 +21172,7 @@
             </w:pPr>
             <w:r>
               <w:rPr/>
-              <w:t xml:space="preserve">状態表示</w:t>
+              <w:t>状態表示</w:t>
             </w:r>
           </w:p>
         </w:tc>
@@ -20009,15 +21191,11 @@
               <wp:inline distT="0" distB="0" distL="0" distR="0">
                 <wp:extent cx="635" cy="19050"/>
                 <wp:effectExtent l="0" t="0" r="0" b="0"/>
-                <wp:docPr id="125" name=""/>
+                <wp:docPr id="63" name="シェイプ63"/>
                 <a:graphic xmlns:a="http://schemas.openxmlformats.org/drawingml/2006/main">
                   <a:graphicData uri="http://schemas.microsoft.com/office/word/2010/wordprocessingShape">
                     <wps:wsp>
                       <wps:cNvSpPr/>
-                      <wps:nvSpPr>
-                        <wps:cNvPr id="126" name=""/>
-                        <wps:cNvSpPr/>
-                      </wps:nvSpPr>
                       <wps:spPr>
                         <a:xfrm>
                           <a:off x="0" y="0"/>
@@ -20033,6 +21211,12 @@
                           <a:noFill/>
                         </a:ln>
                       </wps:spPr>
+                      <wps:style>
+                        <a:lnRef idx="0"/>
+                        <a:fillRef idx="0"/>
+                        <a:effectRef idx="0"/>
+                        <a:fontRef idx="minor"/>
+                      </wps:style>
                       <wps:bodyPr/>
                     </wps:wsp>
                   </a:graphicData>
@@ -20045,10 +21229,9 @@
           </mc:Choice>
           <mc:Fallback>
             <w:pict>
-              <v:rect id="shape_0" fillcolor="#a0a0a0" stroked="f" o:allowincell="f" style="position:absolute;margin-left:0pt;margin-top:-1.55pt;width:0pt;height:1.45pt;mso-wrap-style:none;v-text-anchor:middle;mso-position-horizontal:center;mso-position-vertical:top">
+              <v:rect id="shape_0" fillcolor="#a0a0a0" stroked="f" o:allowincell="t" style="width:0pt;height:1.45pt;mso-wrap-style:none;v-text-anchor:middle">
                 <v:fill o:detectmouseclick="t" type="solid" color2="#5f5f5f"/>
                 <v:stroke color="#3465a4" joinstyle="round" endcap="flat"/>
-                <w10:wrap type="topAndBottom"/>
               </v:rect>
             </w:pict>
           </mc:Fallback>
@@ -20323,15 +21506,11 @@
               <wp:inline distT="0" distB="0" distL="0" distR="0">
                 <wp:extent cx="5731510" cy="19050"/>
                 <wp:effectExtent l="0" t="0" r="0" b="0"/>
-                <wp:docPr id="127" name=""/>
+                <wp:docPr id="64" name="シェイプ64"/>
                 <a:graphic xmlns:a="http://schemas.openxmlformats.org/drawingml/2006/main">
                   <a:graphicData uri="http://schemas.microsoft.com/office/word/2010/wordprocessingShape">
                     <wps:wsp>
                       <wps:cNvSpPr/>
-                      <wps:nvSpPr>
-                        <wps:cNvPr id="128" name=""/>
-                        <wps:cNvSpPr/>
-                      </wps:nvSpPr>
                       <wps:spPr>
                         <a:xfrm>
                           <a:off x="0" y="0"/>
@@ -20347,6 +21526,12 @@
                           <a:noFill/>
                         </a:ln>
                       </wps:spPr>
+                      <wps:style>
+                        <a:lnRef idx="0"/>
+                        <a:fillRef idx="0"/>
+                        <a:effectRef idx="0"/>
+                        <a:fontRef idx="minor"/>
+                      </wps:style>
                       <wps:bodyPr/>
                     </wps:wsp>
                   </a:graphicData>
@@ -20359,10 +21544,9 @@
           </mc:Choice>
           <mc:Fallback>
             <w:pict>
-              <v:rect id="shape_0" fillcolor="#a0a0a0" stroked="f" o:allowincell="f" style="position:absolute;margin-left:0pt;margin-top:-1.55pt;width:451.25pt;height:1.45pt;mso-wrap-style:none;v-text-anchor:middle;mso-position-horizontal:center;mso-position-vertical:top">
+              <v:rect id="shape_0" fillcolor="#a0a0a0" stroked="f" o:allowincell="t" style="width:451.25pt;height:1.45pt;mso-wrap-style:none;v-text-anchor:middle">
                 <v:fill o:detectmouseclick="t" type="solid" color2="#5f5f5f"/>
                 <v:stroke color="#3465a4" joinstyle="round" endcap="flat"/>
-                <w10:wrap type="topAndBottom"/>
               </v:rect>
             </w:pict>
           </mc:Fallback>
@@ -20553,15 +21737,11 @@
               <wp:inline distT="0" distB="0" distL="0" distR="0">
                 <wp:extent cx="5731510" cy="19050"/>
                 <wp:effectExtent l="0" t="0" r="0" b="0"/>
-                <wp:docPr id="129" name=""/>
+                <wp:docPr id="65" name="シェイプ65"/>
                 <a:graphic xmlns:a="http://schemas.openxmlformats.org/drawingml/2006/main">
                   <a:graphicData uri="http://schemas.microsoft.com/office/word/2010/wordprocessingShape">
                     <wps:wsp>
                       <wps:cNvSpPr/>
-                      <wps:nvSpPr>
-                        <wps:cNvPr id="130" name=""/>
-                        <wps:cNvSpPr/>
-                      </wps:nvSpPr>
                       <wps:spPr>
                         <a:xfrm>
                           <a:off x="0" y="0"/>
@@ -20577,6 +21757,12 @@
                           <a:noFill/>
                         </a:ln>
                       </wps:spPr>
+                      <wps:style>
+                        <a:lnRef idx="0"/>
+                        <a:fillRef idx="0"/>
+                        <a:effectRef idx="0"/>
+                        <a:fontRef idx="minor"/>
+                      </wps:style>
                       <wps:bodyPr/>
                     </wps:wsp>
                   </a:graphicData>
@@ -20589,10 +21775,9 @@
           </mc:Choice>
           <mc:Fallback>
             <w:pict>
-              <v:rect id="shape_0" fillcolor="#a0a0a0" stroked="f" o:allowincell="f" style="position:absolute;margin-left:0pt;margin-top:-1.55pt;width:451.25pt;height:1.45pt;mso-wrap-style:none;v-text-anchor:middle;mso-position-horizontal:center;mso-position-vertical:top">
+              <v:rect id="shape_0" fillcolor="#a0a0a0" stroked="f" o:allowincell="t" style="width:451.25pt;height:1.45pt;mso-wrap-style:none;v-text-anchor:middle">
                 <v:fill o:detectmouseclick="t" type="solid" color2="#5f5f5f"/>
                 <v:stroke color="#3465a4" joinstyle="round" endcap="flat"/>
-                <w10:wrap type="topAndBottom"/>
               </v:rect>
             </w:pict>
           </mc:Fallback>
@@ -20759,15 +21944,11 @@
               <wp:inline distT="0" distB="0" distL="0" distR="0">
                 <wp:extent cx="5731510" cy="19050"/>
                 <wp:effectExtent l="0" t="0" r="0" b="0"/>
-                <wp:docPr id="131" name=""/>
+                <wp:docPr id="66" name="シェイプ66"/>
                 <a:graphic xmlns:a="http://schemas.openxmlformats.org/drawingml/2006/main">
                   <a:graphicData uri="http://schemas.microsoft.com/office/word/2010/wordprocessingShape">
                     <wps:wsp>
                       <wps:cNvSpPr/>
-                      <wps:nvSpPr>
-                        <wps:cNvPr id="132" name=""/>
-                        <wps:cNvSpPr/>
-                      </wps:nvSpPr>
                       <wps:spPr>
                         <a:xfrm>
                           <a:off x="0" y="0"/>
@@ -20783,6 +21964,12 @@
                           <a:noFill/>
                         </a:ln>
                       </wps:spPr>
+                      <wps:style>
+                        <a:lnRef idx="0"/>
+                        <a:fillRef idx="0"/>
+                        <a:effectRef idx="0"/>
+                        <a:fontRef idx="minor"/>
+                      </wps:style>
                       <wps:bodyPr/>
                     </wps:wsp>
                   </a:graphicData>
@@ -20795,10 +21982,9 @@
           </mc:Choice>
           <mc:Fallback>
             <w:pict>
-              <v:rect id="shape_0" fillcolor="#a0a0a0" stroked="f" o:allowincell="f" style="position:absolute;margin-left:0pt;margin-top:-1.55pt;width:451.25pt;height:1.45pt;mso-wrap-style:none;v-text-anchor:middle;mso-position-horizontal:center;mso-position-vertical:top">
+              <v:rect id="shape_0" fillcolor="#a0a0a0" stroked="f" o:allowincell="t" style="width:451.25pt;height:1.45pt;mso-wrap-style:none;v-text-anchor:middle">
                 <v:fill o:detectmouseclick="t" type="solid" color2="#5f5f5f"/>
                 <v:stroke color="#3465a4" joinstyle="round" endcap="flat"/>
-                <w10:wrap type="topAndBottom"/>
               </v:rect>
             </w:pict>
           </mc:Fallback>
@@ -20949,15 +22135,11 @@
               <wp:inline distT="0" distB="0" distL="0" distR="0">
                 <wp:extent cx="5731510" cy="19050"/>
                 <wp:effectExtent l="0" t="0" r="0" b="0"/>
-                <wp:docPr id="133" name=""/>
+                <wp:docPr id="67" name="シェイプ67"/>
                 <a:graphic xmlns:a="http://schemas.openxmlformats.org/drawingml/2006/main">
                   <a:graphicData uri="http://schemas.microsoft.com/office/word/2010/wordprocessingShape">
                     <wps:wsp>
                       <wps:cNvSpPr/>
-                      <wps:nvSpPr>
-                        <wps:cNvPr id="134" name=""/>
-                        <wps:cNvSpPr/>
-                      </wps:nvSpPr>
                       <wps:spPr>
                         <a:xfrm>
                           <a:off x="0" y="0"/>
@@ -20973,6 +22155,12 @@
                           <a:noFill/>
                         </a:ln>
                       </wps:spPr>
+                      <wps:style>
+                        <a:lnRef idx="0"/>
+                        <a:fillRef idx="0"/>
+                        <a:effectRef idx="0"/>
+                        <a:fontRef idx="minor"/>
+                      </wps:style>
                       <wps:bodyPr/>
                     </wps:wsp>
                   </a:graphicData>
@@ -20985,10 +22173,9 @@
           </mc:Choice>
           <mc:Fallback>
             <w:pict>
-              <v:rect id="shape_0" fillcolor="#a0a0a0" stroked="f" o:allowincell="f" style="position:absolute;margin-left:0pt;margin-top:-1.55pt;width:451.25pt;height:1.45pt;mso-wrap-style:none;v-text-anchor:middle;mso-position-horizontal:center;mso-position-vertical:top">
+              <v:rect id="shape_0" fillcolor="#a0a0a0" stroked="f" o:allowincell="t" style="width:451.25pt;height:1.45pt;mso-wrap-style:none;v-text-anchor:middle">
                 <v:fill o:detectmouseclick="t" type="solid" color2="#5f5f5f"/>
                 <v:stroke color="#3465a4" joinstyle="round" endcap="flat"/>
-                <w10:wrap type="topAndBottom"/>
               </v:rect>
             </w:pict>
           </mc:Fallback>
@@ -21101,15 +22288,11 @@
               <wp:inline distT="0" distB="0" distL="0" distR="0">
                 <wp:extent cx="5731510" cy="19050"/>
                 <wp:effectExtent l="0" t="0" r="0" b="0"/>
-                <wp:docPr id="135" name=""/>
+                <wp:docPr id="68" name="シェイプ68"/>
                 <a:graphic xmlns:a="http://schemas.openxmlformats.org/drawingml/2006/main">
                   <a:graphicData uri="http://schemas.microsoft.com/office/word/2010/wordprocessingShape">
                     <wps:wsp>
                       <wps:cNvSpPr/>
-                      <wps:nvSpPr>
-                        <wps:cNvPr id="136" name=""/>
-                        <wps:cNvSpPr/>
-                      </wps:nvSpPr>
                       <wps:spPr>
                         <a:xfrm>
                           <a:off x="0" y="0"/>
@@ -21125,6 +22308,12 @@
                           <a:noFill/>
                         </a:ln>
                       </wps:spPr>
+                      <wps:style>
+                        <a:lnRef idx="0"/>
+                        <a:fillRef idx="0"/>
+                        <a:effectRef idx="0"/>
+                        <a:fontRef idx="minor"/>
+                      </wps:style>
                       <wps:bodyPr/>
                     </wps:wsp>
                   </a:graphicData>
@@ -21137,10 +22326,9 @@
           </mc:Choice>
           <mc:Fallback>
             <w:pict>
-              <v:rect id="shape_0" fillcolor="#a0a0a0" stroked="f" o:allowincell="f" style="position:absolute;margin-left:0pt;margin-top:-1.55pt;width:451.25pt;height:1.45pt;mso-wrap-style:none;v-text-anchor:middle;mso-position-horizontal:center;mso-position-vertical:top">
+              <v:rect id="shape_0" fillcolor="#a0a0a0" stroked="f" o:allowincell="t" style="width:451.25pt;height:1.45pt;mso-wrap-style:none;v-text-anchor:middle">
                 <v:fill o:detectmouseclick="t" type="solid" color2="#5f5f5f"/>
                 <v:stroke color="#3465a4" joinstyle="round" endcap="flat"/>
-                <w10:wrap type="topAndBottom"/>
               </v:rect>
             </w:pict>
           </mc:Fallback>
@@ -21160,8 +22348,8 @@
           <w:szCs w:val="34"/>
         </w:rPr>
       </w:pPr>
-      <w:bookmarkStart w:id="9801" w:name="_usbnoiseguard_jp48"/>
-      <w:bookmarkEnd w:id="9801"/>
+      <w:bookmarkStart w:id="98" w:name="_usbnoiseguard_jp48"/>
+      <w:bookmarkEnd w:id="98"/>
       <w:r>
         <w:rPr>
           <w:rFonts w:eastAsia="Arial Unicode MS" w:cs="Arial Unicode MS" w:ascii="Arial Unicode MS" w:hAnsi="Arial Unicode MS"/>
@@ -21170,7 +22358,7 @@
           <w:sz w:val="34"/>
           <w:szCs w:val="34"/>
         </w:rPr>
-        <w:t xml:space="preserve">48. </w:t>
+        <w:t>48. USB-Noise-Guard</w:t>
       </w:r>
       <w:r>
         <w:rPr>
@@ -21180,134 +22368,286 @@
           <w:sz w:val="34"/>
           <w:szCs w:val="34"/>
         </w:rPr>
-        <w:t>USB-Noise-Guardのキーが効かない</w:t>
-      </w:r>
-    </w:p>
-    <w:p>
-      <w:pPr>
-        <w:pStyle w:val="normal1"/>
-        <w:spacing w:lineRule="auto" w:line="240" w:before="240" w:after="240"/>
-        <w:rPr/>
-      </w:pPr>
-      <w:r>
-        <w:rPr>
-          <w:rFonts w:ascii="Arial Unicode MS" w:hAnsi="Arial Unicode MS" w:cs="Arial Unicode MS" w:eastAsia="Arial Unicode MS"/>
-        </w:rPr>
-        <w:t xml:space="preserve">まず、</w:t>
-      </w:r>
-    </w:p>
-    <w:p>
-      <w:pPr>
-        <w:pStyle w:val="normal1"/>
-        <w:spacing w:lineRule="auto" w:line="240" w:before="240" w:after="240"/>
-        <w:rPr>
-          <w:b/>
-          <w:bCs/>
-        </w:rPr>
-      </w:pPr>
-      <w:r>
-        <w:rPr>
-          <w:rFonts w:ascii="Arial Unicode MS" w:hAnsi="Arial Unicode MS" w:cs="Arial Unicode MS" w:eastAsia="Arial Unicode MS"/>
-          <w:b/>
-          <w:bCs/>
-        </w:rPr>
-        <w:t xml:space="preserve">USB DACを使用しているか</w:t>
-      </w:r>
-    </w:p>
-    <w:p>
-      <w:pPr>
-        <w:pStyle w:val="normal1"/>
-        <w:spacing w:lineRule="auto" w:line="240" w:before="240" w:after="240"/>
-        <w:rPr/>
-      </w:pPr>
-      <w:r>
-        <w:rPr>
-          <w:rFonts w:ascii="Arial Unicode MS" w:hAnsi="Arial Unicode MS" w:cs="Arial Unicode MS" w:eastAsia="Arial Unicode MS"/>
-        </w:rPr>
-        <w:t xml:space="preserve">を確認してください。LoopbackではなくDACを直接選択している場合でも、USB-Noise-Guardは出力先のUSB DACに対して有効になります。オンボード/HDMI出力など、USB接続でないデバイスでは「USBデバイスとして検出されませんでした」と表示され、u/k/j/mキーは対象がない旨の表示になります。</w:t>
-      </w:r>
-    </w:p>
-    <w:p>
-      <w:pPr>
-        <w:pStyle w:val="normal1"/>
-        <w:spacing w:lineRule="auto" w:line="240" w:before="240" w:after="240"/>
-        <w:rPr/>
-      </w:pPr>
-      <w:r>
-        <w:rPr>
-          <w:rFonts w:ascii="Arial Unicode MS" w:hAnsi="Arial Unicode MS" w:cs="Arial Unicode MS" w:eastAsia="Arial Unicode MS"/>
-        </w:rPr>
-        <w:t xml:space="preserve">k</w:t>
-      </w:r>
-    </w:p>
-    <w:p>
-      <w:pPr>
-        <w:pStyle w:val="normal1"/>
-        <w:spacing w:lineRule="auto" w:line="240" w:before="240" w:after="240"/>
-        <w:rPr/>
-      </w:pPr>
-      <w:r>
-        <w:rPr>
-          <w:rFonts w:ascii="Arial Unicode MS" w:hAnsi="Arial Unicode MS" w:cs="Arial Unicode MS" w:eastAsia="Arial Unicode MS"/>
-        </w:rPr>
-        <w:t xml:space="preserve">キーで「OFFにできませんでした(権限なし)」などと表示される場合は、同梱の</w:t>
-      </w:r>
-    </w:p>
-    <w:p>
-      <w:pPr>
-        <w:pStyle w:val="normal1"/>
-        <w:spacing w:lineRule="auto" w:line="240" w:before="240" w:after="240"/>
-        <w:rPr>
-          <w:b/>
-          <w:bCs/>
-        </w:rPr>
-      </w:pPr>
-      <w:r>
-        <w:rPr>
-          <w:rFonts w:ascii="Arial Unicode MS" w:hAnsi="Arial Unicode MS" w:cs="Arial Unicode MS" w:eastAsia="Arial Unicode MS"/>
-          <w:b/>
-          <w:bCs/>
-        </w:rPr>
-        <w:t xml:space="preserve">install_usb_audio_optimize.sh</w:t>
-      </w:r>
-    </w:p>
-    <w:p>
-      <w:pPr>
-        <w:pStyle w:val="normal1"/>
-        <w:spacing w:lineRule="auto" w:line="240" w:before="240" w:after="240"/>
-        <w:rPr/>
-      </w:pPr>
-      <w:r>
-        <w:rPr>
-          <w:rFonts w:ascii="Arial Unicode MS" w:hAnsi="Arial Unicode MS" w:cs="Arial Unicode MS" w:eastAsia="Arial Unicode MS"/>
-        </w:rPr>
-        <w:t xml:space="preserve">をまだ実行していないか、実行後に一度もログアウト→ログインしていない可能性があります。ターミナルで次のコマンドを実行してください。</w:t>
-      </w:r>
-    </w:p>
-    <w:p>
-      <w:pPr>
-        <w:pStyle w:val="normal1"/>
-        <w:spacing w:lineRule="auto" w:line="240" w:before="240" w:after="240"/>
-        <w:rPr/>
-      </w:pPr>
-      <w:r>
-        <w:rPr>
-          <w:rFonts w:ascii="Arial Unicode MS" w:hAnsi="Arial Unicode MS" w:cs="Arial Unicode MS" w:eastAsia="Arial Unicode MS"/>
-        </w:rPr>
-        <w:t xml:space="preserve">sudo bash install_usb_audio_optimize.sh</w:t>
-      </w:r>
-    </w:p>
-    <w:p>
-      <w:pPr>
-        <w:pStyle w:val="normal1"/>
-        <w:spacing w:lineRule="auto" w:line="240" w:before="240" w:after="240"/>
-        <w:rPr/>
-      </w:pPr>
-      <w:r>
-        <w:rPr>
-          <w:rFonts w:ascii="Arial Unicode MS" w:hAnsi="Arial Unicode MS" w:cs="Arial Unicode MS" w:eastAsia="Arial Unicode MS"/>
-        </w:rPr>
-        <w:t xml:space="preserve">実行後は再ログイン不要です。反映されない場合は、USB DACを一度抜き挿ししてみてください。</w:t>
+        <w:t>のキーが効かない</w:t>
+      </w:r>
+    </w:p>
+    <w:p>
+      <w:pPr>
+        <w:pStyle w:val="normal1"/>
+        <w:spacing w:lineRule="auto" w:line="240" w:before="240" w:after="240"/>
+        <w:rPr/>
+      </w:pPr>
+      <w:r>
+        <w:rPr>
+          <w:rFonts w:ascii="Arial Unicode MS" w:hAnsi="Arial Unicode MS" w:cs="Arial Unicode MS" w:eastAsia="Arial Unicode MS"/>
+        </w:rPr>
+        <w:t>まず、</w:t>
+      </w:r>
+    </w:p>
+    <w:p>
+      <w:pPr>
+        <w:pStyle w:val="normal1"/>
+        <w:spacing w:lineRule="auto" w:line="240" w:before="240" w:after="240"/>
+        <w:rPr>
+          <w:b/>
+          <w:bCs/>
+        </w:rPr>
+      </w:pPr>
+      <w:r>
+        <w:rPr>
+          <w:rFonts w:eastAsia="Arial Unicode MS" w:cs="Arial Unicode MS" w:ascii="Arial Unicode MS" w:hAnsi="Arial Unicode MS"/>
+          <w:b/>
+          <w:bCs/>
+        </w:rPr>
+        <w:t>USB DAC</w:t>
+      </w:r>
+      <w:r>
+        <w:rPr>
+          <w:rFonts w:ascii="Arial Unicode MS" w:hAnsi="Arial Unicode MS" w:cs="Arial Unicode MS" w:eastAsia="Arial Unicode MS"/>
+          <w:b/>
+          <w:bCs/>
+        </w:rPr>
+        <w:t>を使用しているか</w:t>
+      </w:r>
+    </w:p>
+    <w:p>
+      <w:pPr>
+        <w:pStyle w:val="normal1"/>
+        <w:spacing w:lineRule="auto" w:line="240" w:before="240" w:after="240"/>
+        <w:rPr/>
+      </w:pPr>
+      <w:r>
+        <w:rPr>
+          <w:rFonts w:ascii="Arial Unicode MS" w:hAnsi="Arial Unicode MS" w:cs="Arial Unicode MS" w:eastAsia="Arial Unicode MS"/>
+        </w:rPr>
+        <w:t>を確認してください。</w:t>
+      </w:r>
+      <w:r>
+        <w:rPr>
+          <w:rFonts w:eastAsia="Arial Unicode MS" w:cs="Arial Unicode MS" w:ascii="Arial Unicode MS" w:hAnsi="Arial Unicode MS"/>
+        </w:rPr>
+        <w:t>Loopback</w:t>
+      </w:r>
+      <w:r>
+        <w:rPr>
+          <w:rFonts w:ascii="Arial Unicode MS" w:hAnsi="Arial Unicode MS" w:cs="Arial Unicode MS" w:eastAsia="Arial Unicode MS"/>
+        </w:rPr>
+        <w:t>ではなく</w:t>
+      </w:r>
+      <w:r>
+        <w:rPr>
+          <w:rFonts w:eastAsia="Arial Unicode MS" w:cs="Arial Unicode MS" w:ascii="Arial Unicode MS" w:hAnsi="Arial Unicode MS"/>
+        </w:rPr>
+        <w:t>DAC</w:t>
+      </w:r>
+      <w:r>
+        <w:rPr>
+          <w:rFonts w:ascii="Arial Unicode MS" w:hAnsi="Arial Unicode MS" w:cs="Arial Unicode MS" w:eastAsia="Arial Unicode MS"/>
+        </w:rPr>
+        <w:t>を直接選択している場合でも、</w:t>
+      </w:r>
+      <w:r>
+        <w:rPr>
+          <w:rFonts w:eastAsia="Arial Unicode MS" w:cs="Arial Unicode MS" w:ascii="Arial Unicode MS" w:hAnsi="Arial Unicode MS"/>
+        </w:rPr>
+        <w:t>USB-Noise-Guard</w:t>
+      </w:r>
+      <w:r>
+        <w:rPr>
+          <w:rFonts w:ascii="Arial Unicode MS" w:hAnsi="Arial Unicode MS" w:cs="Arial Unicode MS" w:eastAsia="Arial Unicode MS"/>
+        </w:rPr>
+        <w:t>は出力先の</w:t>
+      </w:r>
+      <w:r>
+        <w:rPr>
+          <w:rFonts w:eastAsia="Arial Unicode MS" w:cs="Arial Unicode MS" w:ascii="Arial Unicode MS" w:hAnsi="Arial Unicode MS"/>
+        </w:rPr>
+        <w:t>USB DAC</w:t>
+      </w:r>
+      <w:r>
+        <w:rPr>
+          <w:rFonts w:ascii="Arial Unicode MS" w:hAnsi="Arial Unicode MS" w:cs="Arial Unicode MS" w:eastAsia="Arial Unicode MS"/>
+        </w:rPr>
+        <w:t>に対して有効になります。オンボード</w:t>
+      </w:r>
+      <w:r>
+        <w:rPr>
+          <w:rFonts w:eastAsia="Arial Unicode MS" w:cs="Arial Unicode MS" w:ascii="Arial Unicode MS" w:hAnsi="Arial Unicode MS"/>
+        </w:rPr>
+        <w:t>/HDMI</w:t>
+      </w:r>
+      <w:r>
+        <w:rPr>
+          <w:rFonts w:ascii="Arial Unicode MS" w:hAnsi="Arial Unicode MS" w:cs="Arial Unicode MS" w:eastAsia="Arial Unicode MS"/>
+        </w:rPr>
+        <w:t>出力など、</w:t>
+      </w:r>
+      <w:r>
+        <w:rPr>
+          <w:rFonts w:eastAsia="Arial Unicode MS" w:cs="Arial Unicode MS" w:ascii="Arial Unicode MS" w:hAnsi="Arial Unicode MS"/>
+        </w:rPr>
+        <w:t>USB</w:t>
+      </w:r>
+      <w:r>
+        <w:rPr>
+          <w:rFonts w:ascii="Arial Unicode MS" w:hAnsi="Arial Unicode MS" w:cs="Arial Unicode MS" w:eastAsia="Arial Unicode MS"/>
+        </w:rPr>
+        <w:t>接続でないデバイスでは「</w:t>
+      </w:r>
+      <w:r>
+        <w:rPr>
+          <w:rFonts w:eastAsia="Arial Unicode MS" w:cs="Arial Unicode MS" w:ascii="Arial Unicode MS" w:hAnsi="Arial Unicode MS"/>
+        </w:rPr>
+        <w:t>USB</w:t>
+      </w:r>
+      <w:r>
+        <w:rPr>
+          <w:rFonts w:ascii="Arial Unicode MS" w:hAnsi="Arial Unicode MS" w:cs="Arial Unicode MS" w:eastAsia="Arial Unicode MS"/>
+        </w:rPr>
+        <w:t>デバイスとして検出されませんでした」と表示され、</w:t>
+      </w:r>
+      <w:r>
+        <w:rPr>
+          <w:rFonts w:eastAsia="Arial Unicode MS" w:cs="Arial Unicode MS" w:ascii="Arial Unicode MS" w:hAnsi="Arial Unicode MS"/>
+        </w:rPr>
+        <w:t>u/k/j/m</w:t>
+      </w:r>
+      <w:r>
+        <w:rPr>
+          <w:rFonts w:ascii="Arial Unicode MS" w:hAnsi="Arial Unicode MS" w:cs="Arial Unicode MS" w:eastAsia="Arial Unicode MS"/>
+        </w:rPr>
+        <w:t>キーは対象がない旨の表示になります。</w:t>
+      </w:r>
+    </w:p>
+    <w:p>
+      <w:pPr>
+        <w:pStyle w:val="normal1"/>
+        <w:spacing w:lineRule="auto" w:line="240" w:before="240" w:after="240"/>
+        <w:rPr/>
+      </w:pPr>
+      <w:r>
+        <w:rPr>
+          <w:rFonts w:eastAsia="Arial Unicode MS" w:cs="Arial Unicode MS" w:ascii="Arial Unicode MS" w:hAnsi="Arial Unicode MS"/>
+        </w:rPr>
+        <w:t>k</w:t>
+      </w:r>
+    </w:p>
+    <w:p>
+      <w:pPr>
+        <w:pStyle w:val="normal1"/>
+        <w:spacing w:lineRule="auto" w:line="240" w:before="240" w:after="240"/>
+        <w:rPr/>
+      </w:pPr>
+      <w:r>
+        <w:rPr>
+          <w:rFonts w:ascii="Arial Unicode MS" w:hAnsi="Arial Unicode MS" w:cs="Arial Unicode MS" w:eastAsia="Arial Unicode MS"/>
+        </w:rPr>
+        <w:t>キーで「</w:t>
+      </w:r>
+      <w:r>
+        <w:rPr>
+          <w:rFonts w:eastAsia="Arial Unicode MS" w:cs="Arial Unicode MS" w:ascii="Arial Unicode MS" w:hAnsi="Arial Unicode MS"/>
+        </w:rPr>
+        <w:t>OFF</w:t>
+      </w:r>
+      <w:r>
+        <w:rPr>
+          <w:rFonts w:ascii="Arial Unicode MS" w:hAnsi="Arial Unicode MS" w:cs="Arial Unicode MS" w:eastAsia="Arial Unicode MS"/>
+        </w:rPr>
+        <w:t>にできませんでした</w:t>
+      </w:r>
+      <w:r>
+        <w:rPr>
+          <w:rFonts w:eastAsia="Arial Unicode MS" w:cs="Arial Unicode MS" w:ascii="Arial Unicode MS" w:hAnsi="Arial Unicode MS"/>
+        </w:rPr>
+        <w:t>(</w:t>
+      </w:r>
+      <w:r>
+        <w:rPr>
+          <w:rFonts w:ascii="Arial Unicode MS" w:hAnsi="Arial Unicode MS" w:cs="Arial Unicode MS" w:eastAsia="Arial Unicode MS"/>
+        </w:rPr>
+        <w:t>権限なし</w:t>
+      </w:r>
+      <w:r>
+        <w:rPr>
+          <w:rFonts w:eastAsia="Arial Unicode MS" w:cs="Arial Unicode MS" w:ascii="Arial Unicode MS" w:hAnsi="Arial Unicode MS"/>
+        </w:rPr>
+        <w:t>)</w:t>
+      </w:r>
+      <w:r>
+        <w:rPr>
+          <w:rFonts w:ascii="Arial Unicode MS" w:hAnsi="Arial Unicode MS" w:cs="Arial Unicode MS" w:eastAsia="Arial Unicode MS"/>
+        </w:rPr>
+        <w:t>」などと表示される場合は、同梱の</w:t>
+      </w:r>
+    </w:p>
+    <w:p>
+      <w:pPr>
+        <w:pStyle w:val="normal1"/>
+        <w:spacing w:lineRule="auto" w:line="240" w:before="240" w:after="240"/>
+        <w:rPr>
+          <w:b/>
+          <w:bCs/>
+        </w:rPr>
+      </w:pPr>
+      <w:r>
+        <w:rPr>
+          <w:rFonts w:eastAsia="Arial Unicode MS" w:cs="Arial Unicode MS" w:ascii="Arial Unicode MS" w:hAnsi="Arial Unicode MS"/>
+          <w:b/>
+          <w:bCs/>
+        </w:rPr>
+        <w:t>install_usb_audio_optimize.sh</w:t>
+      </w:r>
+    </w:p>
+    <w:p>
+      <w:pPr>
+        <w:pStyle w:val="normal1"/>
+        <w:spacing w:lineRule="auto" w:line="240" w:before="240" w:after="240"/>
+        <w:rPr/>
+      </w:pPr>
+      <w:r>
+        <w:rPr>
+          <w:rFonts w:ascii="Arial Unicode MS" w:hAnsi="Arial Unicode MS" w:cs="Arial Unicode MS" w:eastAsia="Arial Unicode MS"/>
+        </w:rPr>
+        <w:t>をまだ実行していないか、実行後に一度もログアウト→ログインしていない可能性があります。ターミナルで次のコマンドを実行してください。</w:t>
+      </w:r>
+    </w:p>
+    <w:p>
+      <w:pPr>
+        <w:pStyle w:val="normal1"/>
+        <w:spacing w:lineRule="auto" w:line="240" w:before="240" w:after="240"/>
+        <w:rPr/>
+      </w:pPr>
+      <w:r>
+        <w:rPr>
+          <w:rFonts w:eastAsia="Arial Unicode MS" w:cs="Arial Unicode MS" w:ascii="Arial Unicode MS" w:hAnsi="Arial Unicode MS"/>
+        </w:rPr>
+        <w:t>sudo bash install_usb_audio_optimize.sh</w:t>
+      </w:r>
+    </w:p>
+    <w:p>
+      <w:pPr>
+        <w:pStyle w:val="normal1"/>
+        <w:spacing w:lineRule="auto" w:line="240" w:before="240" w:after="240"/>
+        <w:rPr/>
+      </w:pPr>
+      <w:r>
+        <w:rPr>
+          <w:rFonts w:ascii="Arial Unicode MS" w:hAnsi="Arial Unicode MS" w:cs="Arial Unicode MS" w:eastAsia="Arial Unicode MS"/>
+        </w:rPr>
+        <w:t>実行後は再ログイン不要です。反映されない場合は、</w:t>
+      </w:r>
+      <w:r>
+        <w:rPr>
+          <w:rFonts w:eastAsia="Arial Unicode MS" w:cs="Arial Unicode MS" w:ascii="Arial Unicode MS" w:hAnsi="Arial Unicode MS"/>
+        </w:rPr>
+        <w:t>USB DAC</w:t>
+      </w:r>
+      <w:r>
+        <w:rPr>
+          <w:rFonts w:ascii="Arial Unicode MS" w:hAnsi="Arial Unicode MS" w:cs="Arial Unicode MS" w:eastAsia="Arial Unicode MS"/>
+        </w:rPr>
+        <w:t>を一度抜き挿ししてみてください。</w:t>
       </w:r>
     </w:p>
     <w:p>
@@ -21323,15 +22663,11 @@
               <wp:inline distT="0" distB="0" distL="0" distR="0">
                 <wp:extent cx="5731510" cy="19050"/>
                 <wp:effectExtent l="0" t="0" r="0" b="0"/>
-                <wp:docPr id="135" name=""/>
+                <wp:docPr id="69" name="シェイプ69"/>
                 <a:graphic xmlns:a="http://schemas.openxmlformats.org/drawingml/2006/main">
                   <a:graphicData uri="http://schemas.microsoft.com/office/word/2010/wordprocessingShape">
                     <wps:wsp>
                       <wps:cNvSpPr/>
-                      <wps:nvSpPr>
-                        <wps:cNvPr id="136" name=""/>
-                        <wps:cNvSpPr/>
-                      </wps:nvSpPr>
                       <wps:spPr>
                         <a:xfrm>
                           <a:off x="0" y="0"/>
@@ -21347,6 +22683,12 @@
                           <a:noFill/>
                         </a:ln>
                       </wps:spPr>
+                      <wps:style>
+                        <a:lnRef idx="0"/>
+                        <a:fillRef idx="0"/>
+                        <a:effectRef idx="0"/>
+                        <a:fontRef idx="minor"/>
+                      </wps:style>
                       <wps:bodyPr/>
                     </wps:wsp>
                   </a:graphicData>
@@ -21359,10 +22701,9 @@
           </mc:Choice>
           <mc:Fallback>
             <w:pict>
-              <v:rect id="shape_0" fillcolor="#a0a0a0" stroked="f" o:allowincell="f" style="position:absolute;margin-left:0pt;margin-top:-1.55pt;width:451.25pt;height:1.45pt;mso-wrap-style:none;v-text-anchor:middle;mso-position-horizontal:center;mso-position-vertical:top">
+              <v:rect id="shape_0" fillcolor="#a0a0a0" stroked="f" o:allowincell="t" style="width:451.25pt;height:1.45pt;mso-wrap-style:none;v-text-anchor:middle">
                 <v:fill o:detectmouseclick="t" type="solid" color2="#5f5f5f"/>
                 <v:stroke color="#3465a4" joinstyle="round" endcap="flat"/>
-                <w10:wrap type="topAndBottom"/>
               </v:rect>
             </w:pict>
           </mc:Fallback>
@@ -21391,8 +22732,8 @@
           <w:szCs w:val="46"/>
         </w:rPr>
       </w:pPr>
-      <w:bookmarkStart w:id="98" w:name="_51p0wvef3rpd"/>
-      <w:bookmarkEnd w:id="98"/>
+      <w:bookmarkStart w:id="99" w:name="_51p0wvef3rpd"/>
+      <w:bookmarkEnd w:id="99"/>
       <w:r>
         <w:rPr>
           <w:rFonts w:ascii="Arial Unicode MS" w:hAnsi="Arial Unicode MS" w:cs="Arial Unicode MS" w:eastAsia="Arial Unicode MS"/>
@@ -21889,15 +23230,11 @@
               <wp:inline distT="0" distB="0" distL="0" distR="0">
                 <wp:extent cx="5731510" cy="19050"/>
                 <wp:effectExtent l="0" t="0" r="0" b="0"/>
-                <wp:docPr id="137" name=""/>
+                <wp:docPr id="70" name="シェイプ70"/>
                 <a:graphic xmlns:a="http://schemas.openxmlformats.org/drawingml/2006/main">
                   <a:graphicData uri="http://schemas.microsoft.com/office/word/2010/wordprocessingShape">
                     <wps:wsp>
                       <wps:cNvSpPr/>
-                      <wps:nvSpPr>
-                        <wps:cNvPr id="138" name=""/>
-                        <wps:cNvSpPr/>
-                      </wps:nvSpPr>
                       <wps:spPr>
                         <a:xfrm>
                           <a:off x="0" y="0"/>
@@ -21913,6 +23250,12 @@
                           <a:noFill/>
                         </a:ln>
                       </wps:spPr>
+                      <wps:style>
+                        <a:lnRef idx="0"/>
+                        <a:fillRef idx="0"/>
+                        <a:effectRef idx="0"/>
+                        <a:fontRef idx="minor"/>
+                      </wps:style>
                       <wps:bodyPr/>
                     </wps:wsp>
                   </a:graphicData>
@@ -21925,10 +23268,9 @@
           </mc:Choice>
           <mc:Fallback>
             <w:pict>
-              <v:rect id="shape_0" fillcolor="#a0a0a0" stroked="f" o:allowincell="f" style="position:absolute;margin-left:0pt;margin-top:-1.55pt;width:451.25pt;height:1.45pt;mso-wrap-style:none;v-text-anchor:middle;mso-position-horizontal:center;mso-position-vertical:top">
+              <v:rect id="shape_0" fillcolor="#a0a0a0" stroked="f" o:allowincell="t" style="width:451.25pt;height:1.45pt;mso-wrap-style:none;v-text-anchor:middle">
                 <v:fill o:detectmouseclick="t" type="solid" color2="#5f5f5f"/>
                 <v:stroke color="#3465a4" joinstyle="round" endcap="flat"/>
-                <w10:wrap type="topAndBottom"/>
               </v:rect>
             </w:pict>
           </mc:Fallback>
@@ -21948,8 +23290,8 @@
           <w:szCs w:val="34"/>
         </w:rPr>
       </w:pPr>
-      <w:bookmarkStart w:id="99" w:name="_w5kja4yec11a"/>
-      <w:bookmarkEnd w:id="99"/>
+      <w:bookmarkStart w:id="100" w:name="_w5kja4yec11a"/>
+      <w:bookmarkEnd w:id="100"/>
       <w:r>
         <w:rPr>
           <w:rFonts w:eastAsia="Arial Unicode MS" w:cs="Arial Unicode MS" w:ascii="Arial Unicode MS" w:hAnsi="Arial Unicode MS"/>
@@ -24662,6 +26004,7 @@
     <w:qFormat/>
     <w:pPr>
       <w:widowControl/>
+      <w:suppressAutoHyphens w:val="true"/>
       <w:bidi w:val="0"/>
       <w:spacing w:lineRule="auto" w:line="276" w:before="0" w:after="0"/>
       <w:jc w:val="start"/>
@@ -24792,7 +26135,6 @@
     <w:name w:val="見出し"/>
     <w:basedOn w:val="Normal"/>
     <w:next w:val="BodyText"/>
-    <w:qFormat/>
     <w:pPr>
       <w:keepNext w:val="true"/>
       <w:spacing w:before="240" w:after="120"/>
@@ -24838,6 +26180,31 @@
   <w:style w:type="paragraph" w:styleId="Style9">
     <w:name w:val="索引"/>
     <w:basedOn w:val="Normal"/>
+    <w:pPr>
+      <w:suppressLineNumbers/>
+    </w:pPr>
+    <w:rPr>
+      <w:rFonts w:cs="Arial"/>
+    </w:rPr>
+  </w:style>
+  <w:style w:type="paragraph" w:styleId="user">
+    <w:name w:val="見出し (user)"/>
+    <w:basedOn w:val="Normal"/>
+    <w:next w:val="BodyText"/>
+    <w:qFormat/>
+    <w:pPr>
+      <w:keepNext w:val="true"/>
+      <w:spacing w:before="240" w:after="120"/>
+    </w:pPr>
+    <w:rPr>
+      <w:rFonts w:ascii="Liberation Sans" w:hAnsi="Liberation Sans" w:eastAsia="Noto Sans JP" w:cs="Arial"/>
+      <w:sz w:val="28"/>
+      <w:szCs w:val="28"/>
+    </w:rPr>
+  </w:style>
+  <w:style w:type="paragraph" w:styleId="user1">
+    <w:name w:val="索引 (user)"/>
+    <w:basedOn w:val="Normal"/>
     <w:qFormat/>
     <w:pPr>
       <w:suppressLineNumbers/>
@@ -24851,6 +26218,7 @@
     <w:qFormat/>
     <w:pPr>
       <w:widowControl/>
+      <w:suppressAutoHyphens w:val="true"/>
       <w:bidi w:val="0"/>
       <w:spacing w:lineRule="auto" w:line="276" w:before="0" w:after="0"/>
       <w:jc w:val="start"/>
